--- a/docs/Project Defiance Overview for nerds.docx
+++ b/docs/Project Defiance Overview for nerds.docx
@@ -50,16 +50,7 @@
           <w:sz w:val="80"/>
           <w:szCs w:val="80"/>
         </w:rPr>
-        <w:t>COH2:</w:t>
-      </w:r>
-      <w:r>
-        <w:rPr>
-          <w:b/>
-          <w:bCs/>
-          <w:sz w:val="80"/>
-          <w:szCs w:val="80"/>
-        </w:rPr>
-        <w:t xml:space="preserve"> DEFIANCE</w:t>
+        <w:t>COH2: DEFIANCE</w:t>
       </w:r>
     </w:p>
     <w:p>
@@ -88,17 +79,17 @@
         <w:br/>
         <w:t>Team Defiance</w:t>
         <w:br/>
-        <w:t>Date: August 8</w:t>
+        <w:t>Date: 8</w:t>
       </w:r>
       <w:r>
         <w:rPr>
           <w:vertAlign w:val="superscript"/>
         </w:rPr>
-        <w:t>th</w:t>
+        <w:t xml:space="preserve">th </w:t>
       </w:r>
       <w:r>
         <w:rPr/>
-        <w:t>, 2025</w:t>
+        <w:t>August, 2025</w:t>
       </w:r>
     </w:p>
     <w:p>
@@ -282,7 +273,7 @@
       </w:pPr>
       <w:r>
         <w:rPr/>
-        <w:t>The following terms are specific to Project Defiance and will be defined collaboratively by the team:</w:t>
+        <w:t>The following terms are specific to Defiance and will be defined collaboratively by the team:</w:t>
       </w:r>
     </w:p>
     <w:tbl>
@@ -300,9 +291,9 @@
       </w:tblPr>
       <w:tblGrid>
         <w:gridCol w:w="2160"/>
-        <w:gridCol w:w="3285"/>
+        <w:gridCol w:w="3284"/>
         <w:gridCol w:w="1036"/>
-        <w:gridCol w:w="2159"/>
+        <w:gridCol w:w="2160"/>
       </w:tblGrid>
       <w:tr>
         <w:trPr/>
@@ -344,7 +335,7 @@
         </w:tc>
         <w:tc>
           <w:tcPr>
-            <w:tcW w:w="3285" w:type="dxa"/>
+            <w:tcW w:w="3284" w:type="dxa"/>
             <w:tcBorders>
               <w:top w:val="single" w:sz="16" w:space="0" w:color="000000"/>
               <w:bottom w:val="single" w:sz="6" w:space="0" w:color="000000"/>
@@ -416,7 +407,7 @@
         </w:tc>
         <w:tc>
           <w:tcPr>
-            <w:tcW w:w="2159" w:type="dxa"/>
+            <w:tcW w:w="2160" w:type="dxa"/>
             <w:tcBorders>
               <w:top w:val="single" w:sz="16" w:space="0" w:color="000000"/>
               <w:bottom w:val="single" w:sz="6" w:space="0" w:color="000000"/>
@@ -491,7 +482,7 @@
         </w:tc>
         <w:tc>
           <w:tcPr>
-            <w:tcW w:w="3285" w:type="dxa"/>
+            <w:tcW w:w="3284" w:type="dxa"/>
             <w:tcBorders>
               <w:bottom w:val="single" w:sz="6" w:space="0" w:color="999999"/>
             </w:tcBorders>
@@ -535,7 +526,7 @@
                 <w:szCs w:val="24"/>
                 <w:u w:val="none"/>
               </w:rPr>
-              <w:t xml:space="preserve">The base Company of Heroes 2 game, unmodified. </w:t>
+              <w:t>The base Company of Heroes 2 game, unmodified.</w:t>
             </w:r>
           </w:p>
         </w:tc>
@@ -577,7 +568,7 @@
         </w:tc>
         <w:tc>
           <w:tcPr>
-            <w:tcW w:w="2159" w:type="dxa"/>
+            <w:tcW w:w="2160" w:type="dxa"/>
             <w:tcBorders>
               <w:bottom w:val="single" w:sz="6" w:space="0" w:color="999999"/>
             </w:tcBorders>
@@ -613,7 +604,9 @@
         </w:tc>
       </w:tr>
       <w:tr>
-        <w:trPr/>
+        <w:trPr>
+          <w:trHeight w:val="2397" w:hRule="atLeast"/>
+        </w:trPr>
         <w:tc>
           <w:tcPr>
             <w:tcW w:w="2160" w:type="dxa"/>
@@ -652,7 +645,7 @@
         </w:tc>
         <w:tc>
           <w:tcPr>
-            <w:tcW w:w="3285" w:type="dxa"/>
+            <w:tcW w:w="3284" w:type="dxa"/>
             <w:tcBorders>
               <w:bottom w:val="single" w:sz="6" w:space="0" w:color="999999"/>
             </w:tcBorders>
@@ -696,7 +689,7 @@
                 <w:szCs w:val="24"/>
                 <w:u w:val="none"/>
               </w:rPr>
-              <w:t xml:space="preserve">Relic Entertainment's official mod support format for CoH2. Limited to modifying unit statistics and icons; all other file types are inaccessible. CoH2: Defiance operates within this format. </w:t>
+              <w:t>Relic Entertainment's official mod support format for CoH2. Limited to modifying unit statistics and icons; all other file types are inaccessible. Defiance operates within this format.</w:t>
             </w:r>
           </w:p>
         </w:tc>
@@ -738,7 +731,7 @@
         </w:tc>
         <w:tc>
           <w:tcPr>
-            <w:tcW w:w="2159" w:type="dxa"/>
+            <w:tcW w:w="2160" w:type="dxa"/>
             <w:tcBorders>
               <w:bottom w:val="single" w:sz="6" w:space="0" w:color="999999"/>
             </w:tcBorders>
@@ -813,7 +806,7 @@
         </w:tc>
         <w:tc>
           <w:tcPr>
-            <w:tcW w:w="3285" w:type="dxa"/>
+            <w:tcW w:w="3284" w:type="dxa"/>
             <w:tcBorders>
               <w:bottom w:val="single" w:sz="6" w:space="0" w:color="999999"/>
             </w:tcBorders>
@@ -857,7 +850,7 @@
                 <w:szCs w:val="24"/>
                 <w:u w:val="none"/>
               </w:rPr>
-              <w:t xml:space="preserve">Random Number Generation. Refers to the random elements that influence combat outcomes such as scatter, accuracy rolls, and explosive damage variance. </w:t>
+              <w:t>Random Number Generation. Refers to the random elements that influence combat outcomes such as scatter, accuracy rolls, reload time, weapon cooldown and weapon burst duration.</w:t>
             </w:r>
           </w:p>
         </w:tc>
@@ -899,7 +892,7 @@
         </w:tc>
         <w:tc>
           <w:tcPr>
-            <w:tcW w:w="2159" w:type="dxa"/>
+            <w:tcW w:w="2160" w:type="dxa"/>
             <w:tcBorders>
               <w:bottom w:val="single" w:sz="6" w:space="0" w:color="999999"/>
             </w:tcBorders>
@@ -974,7 +967,7 @@
         </w:tc>
         <w:tc>
           <w:tcPr>
-            <w:tcW w:w="3285" w:type="dxa"/>
+            <w:tcW w:w="3284" w:type="dxa"/>
             <w:tcBorders>
               <w:bottom w:val="single" w:sz="6" w:space="0" w:color="999999"/>
             </w:tcBorders>
@@ -1018,7 +1011,7 @@
                 <w:szCs w:val="24"/>
                 <w:u w:val="none"/>
               </w:rPr>
-              <w:t xml:space="preserve">A multiplier applied to incoming fire that determines how likely a unit is to be hit. Higher target size means the unit is easier to hit. </w:t>
+              <w:t>A multiplier applied to incoming fire that determines how likely a unit is to be hit. Higher target size means the unit is easier to hit.</w:t>
             </w:r>
           </w:p>
         </w:tc>
@@ -1060,7 +1053,7 @@
         </w:tc>
         <w:tc>
           <w:tcPr>
-            <w:tcW w:w="2159" w:type="dxa"/>
+            <w:tcW w:w="2160" w:type="dxa"/>
             <w:tcBorders>
               <w:bottom w:val="single" w:sz="6" w:space="0" w:color="999999"/>
             </w:tcBorders>
@@ -1137,7 +1130,7 @@
         </w:tc>
         <w:tc>
           <w:tcPr>
-            <w:tcW w:w="3285" w:type="dxa"/>
+            <w:tcW w:w="3284" w:type="dxa"/>
             <w:tcBorders>
               <w:bottom w:val="single" w:sz="6" w:space="0" w:color="999999"/>
             </w:tcBorders>
@@ -1181,7 +1174,7 @@
                 <w:szCs w:val="24"/>
                 <w:u w:val="none"/>
               </w:rPr>
-              <w:t xml:space="preserve">A unit's resistance to incoming damage. Determines whether an attack penetrates or is deflected. </w:t>
+              <w:t>A unit's resistance to incoming damage. Determines whether an attack penetrates or is deflected.</w:t>
             </w:r>
           </w:p>
         </w:tc>
@@ -1223,7 +1216,7 @@
         </w:tc>
         <w:tc>
           <w:tcPr>
-            <w:tcW w:w="2159" w:type="dxa"/>
+            <w:tcW w:w="2160" w:type="dxa"/>
             <w:tcBorders>
               <w:bottom w:val="single" w:sz="6" w:space="0" w:color="999999"/>
             </w:tcBorders>
@@ -1300,7 +1293,7 @@
         </w:tc>
         <w:tc>
           <w:tcPr>
-            <w:tcW w:w="3285" w:type="dxa"/>
+            <w:tcW w:w="3284" w:type="dxa"/>
             <w:tcBorders>
               <w:bottom w:val="single" w:sz="6" w:space="0" w:color="999999"/>
             </w:tcBorders>
@@ -1344,7 +1337,7 @@
                 <w:szCs w:val="24"/>
                 <w:u w:val="none"/>
               </w:rPr>
-              <w:t xml:space="preserve">The ability of a projectile to overcome a target's armor value. A successful penetration deals full damage; a failure results in a deflection. </w:t>
+              <w:t>The ability of a projectile to overcome a target's armor value. A successful penetration deals full damage; a failure results in a deflection.</w:t>
             </w:r>
           </w:p>
         </w:tc>
@@ -1386,7 +1379,7 @@
         </w:tc>
         <w:tc>
           <w:tcPr>
-            <w:tcW w:w="2159" w:type="dxa"/>
+            <w:tcW w:w="2160" w:type="dxa"/>
             <w:tcBorders>
               <w:bottom w:val="single" w:sz="6" w:space="0" w:color="999999"/>
             </w:tcBorders>
@@ -1422,7 +1415,9 @@
         </w:tc>
       </w:tr>
       <w:tr>
-        <w:trPr/>
+        <w:trPr>
+          <w:trHeight w:val="603" w:hRule="atLeast"/>
+        </w:trPr>
         <w:tc>
           <w:tcPr>
             <w:tcW w:w="2160" w:type="dxa"/>
@@ -1440,28 +1435,14 @@
               <w:rPr/>
             </w:pPr>
             <w:r>
-              <w:rPr>
-                <w:rFonts w:ascii="Liberation Serif" w:hAnsi="Liberation Serif"/>
-                <w:b w:val="false"/>
-                <w:bCs w:val="false"/>
-                <w:i w:val="false"/>
-                <w:iCs w:val="false"/>
-                <w:strike w:val="false"/>
-                <w:dstrike w:val="false"/>
-                <w:outline w:val="false"/>
-                <w:shadow w:val="false"/>
-                <w:color w:val="000000"/>
-                <w:sz w:val="24"/>
-                <w:szCs w:val="24"/>
-                <w:u w:val="none"/>
-              </w:rPr>
-              <w:t>Criticals</w:t>
+              <w:rPr/>
+              <w:t>Deflection Damage</w:t>
             </w:r>
           </w:p>
         </w:tc>
         <w:tc>
           <w:tcPr>
-            <w:tcW w:w="3285" w:type="dxa"/>
+            <w:tcW w:w="3284" w:type="dxa"/>
             <w:tcBorders>
               <w:bottom w:val="single" w:sz="6" w:space="0" w:color="999999"/>
             </w:tcBorders>
@@ -1505,8 +1486,75 @@
                 <w:szCs w:val="24"/>
                 <w:u w:val="none"/>
               </w:rPr>
-              <w:t xml:space="preserve">Negative status effects applied to a unit as a result of combat. Can be ephemeral, resolving after a short duration, or persistent, remaining until the unit is repaired or otherwise addressed. Examples include engine damage, main gun destruction, or crew </w:t>
+              <w:t>The percentage of a weapon's base damage applied to a target when a penetration check fails. Rather than dealing zero damage on a failed penetration, the attack deals a reduced amount determined by the deflection damage value.</w:t>
             </w:r>
+          </w:p>
+        </w:tc>
+        <w:tc>
+          <w:tcPr>
+            <w:tcW w:w="1036" w:type="dxa"/>
+            <w:tcBorders>
+              <w:bottom w:val="single" w:sz="6" w:space="0" w:color="999999"/>
+            </w:tcBorders>
+            <w:shd w:fill="EEEEEE" w:val="clear"/>
+            <w:vAlign w:val="center"/>
+          </w:tcPr>
+          <w:p>
+            <w:pPr>
+              <w:pStyle w:val="TableContents"/>
+              <w:spacing w:before="0" w:after="200"/>
+              <w:jc w:val="center"/>
+              <w:rPr/>
+            </w:pPr>
+            <w:r>
+              <w:rPr/>
+              <w:t>Noun</w:t>
+            </w:r>
+          </w:p>
+        </w:tc>
+        <w:tc>
+          <w:tcPr>
+            <w:tcW w:w="2160" w:type="dxa"/>
+            <w:tcBorders>
+              <w:bottom w:val="single" w:sz="6" w:space="0" w:color="999999"/>
+            </w:tcBorders>
+            <w:shd w:fill="EEEEEE" w:val="clear"/>
+            <w:vAlign w:val="center"/>
+          </w:tcPr>
+          <w:p>
+            <w:pPr>
+              <w:pStyle w:val="TableContents"/>
+              <w:spacing w:before="0" w:after="200"/>
+              <w:jc w:val="center"/>
+              <w:rPr/>
+            </w:pPr>
+            <w:r>
+              <w:rPr/>
+              <w:t>Deflection, Deflect</w:t>
+            </w:r>
+          </w:p>
+        </w:tc>
+      </w:tr>
+      <w:tr>
+        <w:trPr>
+          <w:trHeight w:val="3629" w:hRule="atLeast"/>
+        </w:trPr>
+        <w:tc>
+          <w:tcPr>
+            <w:tcW w:w="2160" w:type="dxa"/>
+            <w:tcBorders>
+              <w:bottom w:val="single" w:sz="6" w:space="0" w:color="999999"/>
+            </w:tcBorders>
+            <w:shd w:fill="EEEEEE" w:val="clear"/>
+            <w:vAlign w:val="center"/>
+          </w:tcPr>
+          <w:p>
+            <w:pPr>
+              <w:pStyle w:val="TableContents"/>
+              <w:spacing w:before="0" w:after="200"/>
+              <w:jc w:val="center"/>
+              <w:rPr/>
+            </w:pPr>
             <w:r>
               <w:rPr>
                 <w:rFonts w:ascii="Liberation Serif" w:hAnsi="Liberation Serif"/>
@@ -1523,8 +1571,40 @@
                 <w:szCs w:val="24"/>
                 <w:u w:val="none"/>
               </w:rPr>
-              <w:t>shocked</w:t>
+              <w:t>Criticals</w:t>
             </w:r>
+          </w:p>
+        </w:tc>
+        <w:tc>
+          <w:tcPr>
+            <w:tcW w:w="3284" w:type="dxa"/>
+            <w:tcBorders>
+              <w:bottom w:val="single" w:sz="6" w:space="0" w:color="999999"/>
+            </w:tcBorders>
+            <w:shd w:fill="EEEEEE" w:val="clear"/>
+            <w:vAlign w:val="center"/>
+          </w:tcPr>
+          <w:p>
+            <w:pPr>
+              <w:pStyle w:val="TableContents"/>
+              <w:spacing w:before="0" w:after="200"/>
+              <w:jc w:val="center"/>
+              <w:rPr>
+                <w:rFonts w:ascii="Liberation Serif" w:hAnsi="Liberation Serif"/>
+                <w:b w:val="false"/>
+                <w:bCs w:val="false"/>
+                <w:i w:val="false"/>
+                <w:iCs w:val="false"/>
+                <w:strike w:val="false"/>
+                <w:dstrike w:val="false"/>
+                <w:outline w:val="false"/>
+                <w:shadow w:val="false"/>
+                <w:color w:val="000000"/>
+                <w:sz w:val="24"/>
+                <w:szCs w:val="24"/>
+                <w:u w:val="none"/>
+              </w:rPr>
+            </w:pPr>
             <w:r>
               <w:rPr>
                 <w:rFonts w:ascii="Liberation Serif" w:hAnsi="Liberation Serif"/>
@@ -1541,7 +1621,7 @@
                 <w:szCs w:val="24"/>
                 <w:u w:val="none"/>
               </w:rPr>
-              <w:t xml:space="preserve">. </w:t>
+              <w:t>Negative status effects applied to a unit as a result of combat. Can be ephemeral, resolving after a short duration, or persistent, remaining until the unit is repaired or otherwise addressed. Examples include engine damage, main gun destruction, or crew shocked.</w:t>
             </w:r>
           </w:p>
         </w:tc>
@@ -1583,7 +1663,7 @@
         </w:tc>
         <w:tc>
           <w:tcPr>
-            <w:tcW w:w="2159" w:type="dxa"/>
+            <w:tcW w:w="2160" w:type="dxa"/>
             <w:tcBorders>
               <w:bottom w:val="single" w:sz="6" w:space="0" w:color="999999"/>
             </w:tcBorders>
@@ -1658,7 +1738,7 @@
         </w:tc>
         <w:tc>
           <w:tcPr>
-            <w:tcW w:w="3285" w:type="dxa"/>
+            <w:tcW w:w="3284" w:type="dxa"/>
             <w:tcBorders>
               <w:bottom w:val="single" w:sz="6" w:space="0" w:color="999999"/>
             </w:tcBorders>
@@ -1702,7 +1782,7 @@
                 <w:szCs w:val="24"/>
                 <w:u w:val="none"/>
               </w:rPr>
-              <w:t xml:space="preserve">The likelihood of a unit's attack connecting with its target. </w:t>
+              <w:t>The likelihood of a unit's attack connecting with its target.</w:t>
             </w:r>
           </w:p>
         </w:tc>
@@ -1744,7 +1824,7 @@
         </w:tc>
         <w:tc>
           <w:tcPr>
-            <w:tcW w:w="2159" w:type="dxa"/>
+            <w:tcW w:w="2160" w:type="dxa"/>
             <w:tcBorders>
               <w:bottom w:val="single" w:sz="6" w:space="0" w:color="999999"/>
             </w:tcBorders>
@@ -1815,31 +1895,13 @@
                 <w:szCs w:val="24"/>
                 <w:u w:val="none"/>
               </w:rPr>
-              <w:t xml:space="preserve">Moving </w:t>
-            </w:r>
-            <w:r>
-              <w:rPr>
-                <w:rFonts w:ascii="Liberation Serif" w:hAnsi="Liberation Serif"/>
-                <w:b w:val="false"/>
-                <w:bCs w:val="false"/>
-                <w:i w:val="false"/>
-                <w:iCs w:val="false"/>
-                <w:strike w:val="false"/>
-                <w:dstrike w:val="false"/>
-                <w:outline w:val="false"/>
-                <w:shadow w:val="false"/>
-                <w:color w:val="000000"/>
-                <w:sz w:val="24"/>
-                <w:szCs w:val="24"/>
-                <w:u w:val="none"/>
-              </w:rPr>
-              <w:t>Accuracy</w:t>
+              <w:t>Moving Accuracy</w:t>
             </w:r>
           </w:p>
         </w:tc>
         <w:tc>
           <w:tcPr>
-            <w:tcW w:w="3285" w:type="dxa"/>
+            <w:tcW w:w="3284" w:type="dxa"/>
             <w:tcBorders>
               <w:bottom w:val="single" w:sz="6" w:space="0" w:color="999999"/>
             </w:tcBorders>
@@ -1883,7 +1945,7 @@
                 <w:szCs w:val="24"/>
                 <w:u w:val="none"/>
               </w:rPr>
-              <w:t xml:space="preserve">A modifier applied to a unit's base accuracy while in motion. Expressed as a multiplier of the unit's stationary accuracy. For example, a moving accuracy of 0.75 means the unit fires at 75% of its stationary accuracy while moving. </w:t>
+              <w:t>A modifier applied to a unit's base accuracy while in motion. Expressed as a multiplier of the unit's stationary accuracy.</w:t>
             </w:r>
           </w:p>
         </w:tc>
@@ -1925,7 +1987,7 @@
         </w:tc>
         <w:tc>
           <w:tcPr>
-            <w:tcW w:w="2159" w:type="dxa"/>
+            <w:tcW w:w="2160" w:type="dxa"/>
             <w:tcBorders>
               <w:bottom w:val="single" w:sz="6" w:space="0" w:color="999999"/>
             </w:tcBorders>
@@ -2000,7 +2062,7 @@
         </w:tc>
         <w:tc>
           <w:tcPr>
-            <w:tcW w:w="3285" w:type="dxa"/>
+            <w:tcW w:w="3284" w:type="dxa"/>
             <w:tcBorders>
               <w:bottom w:val="single" w:sz="6" w:space="0" w:color="999999"/>
             </w:tcBorders>
@@ -2044,7 +2106,7 @@
                 <w:szCs w:val="24"/>
                 <w:u w:val="none"/>
               </w:rPr>
-              <w:t xml:space="preserve">The length of time a weapon fires in a single burst before pausing to reload or reacquire a target. </w:t>
+              <w:t>The length of time a weapon fires in a single burst before pausing to reload or reacquire a target.</w:t>
             </w:r>
           </w:p>
         </w:tc>
@@ -2086,7 +2148,7 @@
         </w:tc>
         <w:tc>
           <w:tcPr>
-            <w:tcW w:w="2159" w:type="dxa"/>
+            <w:tcW w:w="2160" w:type="dxa"/>
             <w:tcBorders>
               <w:bottom w:val="single" w:sz="6" w:space="0" w:color="999999"/>
             </w:tcBorders>
@@ -2163,7 +2225,7 @@
         </w:tc>
         <w:tc>
           <w:tcPr>
-            <w:tcW w:w="3285" w:type="dxa"/>
+            <w:tcW w:w="3284" w:type="dxa"/>
             <w:tcBorders>
               <w:bottom w:val="single" w:sz="6" w:space="0" w:color="999999"/>
             </w:tcBorders>
@@ -2207,7 +2269,7 @@
                 <w:szCs w:val="24"/>
                 <w:u w:val="none"/>
               </w:rPr>
-              <w:t xml:space="preserve">Area of Effect. Refers to attacks that deal damage across a radius rather than to a single target. </w:t>
+              <w:t>Area of Effect. Refers to attacks that deal damage across a radius rather than to a single target.</w:t>
             </w:r>
           </w:p>
         </w:tc>
@@ -2249,7 +2311,7 @@
         </w:tc>
         <w:tc>
           <w:tcPr>
-            <w:tcW w:w="2159" w:type="dxa"/>
+            <w:tcW w:w="2160" w:type="dxa"/>
             <w:tcBorders>
               <w:bottom w:val="single" w:sz="6" w:space="0" w:color="999999"/>
             </w:tcBorders>
@@ -2324,7 +2386,7 @@
         </w:tc>
         <w:tc>
           <w:tcPr>
-            <w:tcW w:w="3285" w:type="dxa"/>
+            <w:tcW w:w="3284" w:type="dxa"/>
             <w:tcBorders>
               <w:bottom w:val="single" w:sz="6" w:space="0" w:color="999999"/>
             </w:tcBorders>
@@ -2368,7 +2430,7 @@
                 <w:szCs w:val="24"/>
                 <w:u w:val="none"/>
               </w:rPr>
-              <w:t xml:space="preserve">The penetration value applied to area of effect damage. Determines whether armored units within an AoE radius take full damage or have it reduced by their armor value, using the same penetration system as direct fire attacks. </w:t>
+              <w:t>The penetration value applied to area of effect damage against armored targets. Determines whether an armored unit within an AoE radius takes full damage or deflection damage, using the same pass/fail penetration system as direct fire attacks.</w:t>
             </w:r>
           </w:p>
         </w:tc>
@@ -2410,7 +2472,7 @@
         </w:tc>
         <w:tc>
           <w:tcPr>
-            <w:tcW w:w="2159" w:type="dxa"/>
+            <w:tcW w:w="2160" w:type="dxa"/>
             <w:tcBorders>
               <w:bottom w:val="single" w:sz="6" w:space="0" w:color="999999"/>
             </w:tcBorders>
@@ -2485,7 +2547,7 @@
         </w:tc>
         <w:tc>
           <w:tcPr>
-            <w:tcW w:w="3285" w:type="dxa"/>
+            <w:tcW w:w="3284" w:type="dxa"/>
             <w:tcBorders>
               <w:bottom w:val="single" w:sz="6" w:space="0" w:color="999999"/>
             </w:tcBorders>
@@ -2529,7 +2591,7 @@
                 <w:szCs w:val="24"/>
                 <w:u w:val="none"/>
               </w:rPr>
-              <w:t xml:space="preserve">A high-cost, late-game unit limited to a single deployment on the battlefield at any given time. Super Units are not guaranteed to appear in every match, but their presence can significantly alter the course of a game. While formidable, Super Units are not without counters: both soft and hard counters exist, consistent with Defiance's overall balance philosophy. </w:t>
+              <w:t>A unit classification applied to high-cost, late-game units with a field presence limit of one per player at any given time. Super Units are doctrine locked and are not available in every match. Despite their combat capabilities, Super Units are subject to the same counter system as all other units in Defiance, with both soft and hard counters available to opposing players.</w:t>
             </w:r>
           </w:p>
         </w:tc>
@@ -2571,7 +2633,7 @@
         </w:tc>
         <w:tc>
           <w:tcPr>
-            <w:tcW w:w="2159" w:type="dxa"/>
+            <w:tcW w:w="2160" w:type="dxa"/>
             <w:tcBorders>
               <w:bottom w:val="single" w:sz="6" w:space="0" w:color="999999"/>
             </w:tcBorders>
@@ -2606,153 +2668,6 @@
           </w:p>
         </w:tc>
       </w:tr>
-      <w:tr>
-        <w:trPr/>
-        <w:tc>
-          <w:tcPr>
-            <w:tcW w:w="2160" w:type="dxa"/>
-            <w:tcBorders>
-              <w:top w:val="single" w:sz="6" w:space="0" w:color="999999"/>
-              <w:bottom w:val="single" w:sz="16" w:space="0" w:color="000000"/>
-            </w:tcBorders>
-            <w:vAlign w:val="center"/>
-          </w:tcPr>
-          <w:p>
-            <w:pPr>
-              <w:pStyle w:val="TableContents"/>
-              <w:spacing w:before="0" w:after="200"/>
-              <w:jc w:val="center"/>
-              <w:rPr/>
-            </w:pPr>
-            <w:r>
-              <w:rPr>
-                <w:rFonts w:ascii="Liberation Serif" w:hAnsi="Liberation Serif"/>
-                <w:b w:val="false"/>
-                <w:bCs w:val="false"/>
-                <w:i w:val="false"/>
-                <w:iCs w:val="false"/>
-                <w:strike w:val="false"/>
-                <w:dstrike w:val="false"/>
-                <w:outline w:val="false"/>
-                <w:shadow w:val="false"/>
-                <w:color w:val="000000"/>
-                <w:sz w:val="24"/>
-                <w:szCs w:val="24"/>
-                <w:u w:val="none"/>
-              </w:rPr>
-              <w:t>Term</w:t>
-            </w:r>
-          </w:p>
-        </w:tc>
-        <w:tc>
-          <w:tcPr>
-            <w:tcW w:w="3285" w:type="dxa"/>
-            <w:tcBorders>
-              <w:top w:val="single" w:sz="6" w:space="0" w:color="999999"/>
-              <w:bottom w:val="single" w:sz="16" w:space="0" w:color="000000"/>
-            </w:tcBorders>
-            <w:vAlign w:val="center"/>
-          </w:tcPr>
-          <w:p>
-            <w:pPr>
-              <w:pStyle w:val="TableContents"/>
-              <w:spacing w:before="0" w:after="200"/>
-              <w:jc w:val="center"/>
-              <w:rPr/>
-            </w:pPr>
-            <w:r>
-              <w:rPr>
-                <w:rFonts w:ascii="Liberation Serif" w:hAnsi="Liberation Serif"/>
-                <w:b w:val="false"/>
-                <w:bCs w:val="false"/>
-                <w:i w:val="false"/>
-                <w:iCs w:val="false"/>
-                <w:strike w:val="false"/>
-                <w:dstrike w:val="false"/>
-                <w:outline w:val="false"/>
-                <w:shadow w:val="false"/>
-                <w:color w:val="000000"/>
-                <w:sz w:val="24"/>
-                <w:szCs w:val="24"/>
-                <w:u w:val="none"/>
-              </w:rPr>
-              <w:t>Definition</w:t>
-            </w:r>
-          </w:p>
-        </w:tc>
-        <w:tc>
-          <w:tcPr>
-            <w:tcW w:w="1036" w:type="dxa"/>
-            <w:tcBorders>
-              <w:top w:val="single" w:sz="6" w:space="0" w:color="999999"/>
-              <w:bottom w:val="single" w:sz="16" w:space="0" w:color="000000"/>
-            </w:tcBorders>
-            <w:vAlign w:val="center"/>
-          </w:tcPr>
-          <w:p>
-            <w:pPr>
-              <w:pStyle w:val="TableContents"/>
-              <w:spacing w:before="0" w:after="200"/>
-              <w:jc w:val="center"/>
-              <w:rPr/>
-            </w:pPr>
-            <w:r>
-              <w:rPr>
-                <w:rFonts w:ascii="Liberation Serif" w:hAnsi="Liberation Serif"/>
-                <w:b w:val="false"/>
-                <w:bCs w:val="false"/>
-                <w:i w:val="false"/>
-                <w:iCs w:val="false"/>
-                <w:strike w:val="false"/>
-                <w:dstrike w:val="false"/>
-                <w:outline w:val="false"/>
-                <w:shadow w:val="false"/>
-                <w:color w:val="000000"/>
-                <w:sz w:val="24"/>
-                <w:szCs w:val="24"/>
-                <w:u w:val="none"/>
-              </w:rPr>
-              <w:t>Type</w:t>
-            </w:r>
-          </w:p>
-        </w:tc>
-        <w:tc>
-          <w:tcPr>
-            <w:tcW w:w="2159" w:type="dxa"/>
-            <w:tcBorders>
-              <w:top w:val="single" w:sz="6" w:space="0" w:color="999999"/>
-              <w:bottom w:val="single" w:sz="16" w:space="0" w:color="000000"/>
-            </w:tcBorders>
-            <w:vAlign w:val="center"/>
-          </w:tcPr>
-          <w:p>
-            <w:pPr>
-              <w:pStyle w:val="TableContents"/>
-              <w:spacing w:before="0" w:after="200"/>
-              <w:jc w:val="center"/>
-              <w:rPr/>
-            </w:pPr>
-            <w:r>
-              <w:rPr>
-                <w:rFonts w:ascii="Liberation Serif" w:hAnsi="Liberation Serif"/>
-                <w:b w:val="false"/>
-                <w:bCs w:val="false"/>
-                <w:i w:val="false"/>
-                <w:iCs w:val="false"/>
-                <w:strike w:val="false"/>
-                <w:dstrike w:val="false"/>
-                <w:outline w:val="false"/>
-                <w:shadow w:val="false"/>
-                <w:color w:val="000000"/>
-                <w:sz w:val="24"/>
-                <w:szCs w:val="24"/>
-                <w:u w:val="none"/>
-              </w:rPr>
-              <w:t>Alias</w:t>
-            </w:r>
-          </w:p>
-        </w:tc>
-      </w:tr>
     </w:tbl>
     <w:p>
       <w:pPr>
@@ -3233,7 +3148,7 @@
       </w:r>
       <w:r>
         <w:rPr/>
-        <w:t xml:space="preserve"> Custom skin packs are supported and can be used alongside CoH2: Defiance without conflict. </w:t>
+        <w:t xml:space="preserve"> Custom skin packs are supported and can be used alongside Defiance without conflict. </w:t>
       </w:r>
     </w:p>
     <w:p>
@@ -3269,7 +3184,7 @@
       </w:r>
       <w:r>
         <w:rPr/>
-        <w:t xml:space="preserve"> As a tuning pack, CoH2: Defiance is restricted to modifying unit statistics, ability parameters, weapon definitions, and localization strings. Custom models, textures, and engine-level changes are outside the scope of the format. </w:t>
+        <w:t xml:space="preserve"> As a tuning pack, Defiance is restricted to modifying unit statistics, ability parameters, weapon definitions, and localization strings. Custom models, textures, and engine-level changes are outside the scope of the format. </w:t>
       </w:r>
     </w:p>
     <w:p>
@@ -3414,12 +3329,2694 @@
     </w:p>
     <w:p>
       <w:pPr>
+        <w:pStyle w:val="Heading2"/>
+        <w:rPr/>
+      </w:pPr>
+      <w:r>
+        <w:rPr/>
+        <w:t>3.1 Global Mechanics</w:t>
+      </w:r>
+    </w:p>
+    <w:p>
+      <w:pPr>
+        <w:pStyle w:val="BodyText"/>
+        <w:spacing w:before="0" w:after="200"/>
+        <w:rPr/>
+      </w:pPr>
+      <w:r>
+        <w:rPr>
+          <w:rStyle w:val="Strong"/>
+        </w:rPr>
+        <w:t>3.1.1 Cover System</w:t>
+      </w:r>
+    </w:p>
+    <w:p>
+      <w:pPr>
+        <w:pStyle w:val="BodyText"/>
+        <w:spacing w:before="0" w:after="200"/>
+        <w:rPr/>
+      </w:pPr>
+      <w:r>
+        <w:rPr>
+          <w:rStyle w:val="Strong"/>
+        </w:rPr>
+        <w:t>Description</w:t>
+      </w:r>
+      <w:r>
+        <w:rPr/>
+        <w:t xml:space="preserve"> Defiance retains the four cover types from vanilla CoH2 — heavy cover (green), light cover (yellow), negative cover (red), and garrison — while modifying several interactions to improve consistency and reduce frustrating mechanics.</w:t>
+      </w:r>
+    </w:p>
+    <w:p>
+      <w:pPr>
+        <w:pStyle w:val="BodyText"/>
+        <w:spacing w:before="0" w:after="200"/>
+        <w:rPr/>
+      </w:pPr>
+      <w:r>
+        <w:rPr>
+          <w:rStyle w:val="Strong"/>
+        </w:rPr>
+        <w:t>Inputs</w:t>
+      </w:r>
+    </w:p>
+    <w:p>
+      <w:pPr>
+        <w:pStyle w:val="BodyText"/>
+        <w:numPr>
+          <w:ilvl w:val="0"/>
+          <w:numId w:val="63"/>
+        </w:numPr>
+        <w:tabs>
+          <w:tab w:val="clear" w:pos="720"/>
+          <w:tab w:val="left" w:pos="0" w:leader="none"/>
+        </w:tabs>
+        <w:spacing w:before="0" w:after="0"/>
+        <w:ind w:hanging="283" w:left="709"/>
+        <w:rPr/>
+      </w:pPr>
+      <w:r>
+        <w:rPr/>
+        <w:t xml:space="preserve">Infantry squad current cover status and cover type. </w:t>
+      </w:r>
+    </w:p>
+    <w:p>
+      <w:pPr>
+        <w:pStyle w:val="BodyText"/>
+        <w:numPr>
+          <w:ilvl w:val="0"/>
+          <w:numId w:val="63"/>
+        </w:numPr>
+        <w:tabs>
+          <w:tab w:val="clear" w:pos="720"/>
+          <w:tab w:val="left" w:pos="0" w:leader="none"/>
+        </w:tabs>
+        <w:spacing w:before="0" w:after="0"/>
+        <w:ind w:hanging="283" w:left="709"/>
+        <w:rPr/>
+      </w:pPr>
+      <w:r>
+        <w:rPr/>
+        <w:t xml:space="preserve">Direction of incoming attack relative to the cover's protected arc. </w:t>
+      </w:r>
+    </w:p>
+    <w:p>
+      <w:pPr>
+        <w:pStyle w:val="BodyText"/>
+        <w:numPr>
+          <w:ilvl w:val="0"/>
+          <w:numId w:val="63"/>
+        </w:numPr>
+        <w:tabs>
+          <w:tab w:val="clear" w:pos="720"/>
+          <w:tab w:val="left" w:pos="0" w:leader="none"/>
+        </w:tabs>
+        <w:ind w:hanging="283" w:left="709"/>
+        <w:rPr/>
+      </w:pPr>
+      <w:r>
+        <w:rPr/>
+        <w:t xml:space="preserve">Incoming attack type — small arms, explosive, or scoped weapon. </w:t>
+      </w:r>
+    </w:p>
+    <w:p>
+      <w:pPr>
+        <w:pStyle w:val="BodyText"/>
+        <w:spacing w:before="0" w:after="200"/>
+        <w:rPr/>
+      </w:pPr>
+      <w:r>
+        <w:rPr>
+          <w:rStyle w:val="Strong"/>
+        </w:rPr>
+        <w:t>Processing</w:t>
+      </w:r>
+    </w:p>
+    <w:p>
+      <w:pPr>
+        <w:pStyle w:val="BodyText"/>
+        <w:numPr>
+          <w:ilvl w:val="0"/>
+          <w:numId w:val="64"/>
+        </w:numPr>
+        <w:tabs>
+          <w:tab w:val="clear" w:pos="720"/>
+          <w:tab w:val="left" w:pos="0" w:leader="none"/>
+        </w:tabs>
+        <w:spacing w:before="0" w:after="0"/>
+        <w:ind w:hanging="283" w:left="709"/>
+        <w:rPr/>
+      </w:pPr>
+      <w:r>
+        <w:rPr/>
+        <w:t xml:space="preserve">The system evaluates the direction of the incoming attack relative to the target unit's cover position. If the attack originates outside the cover's protected arc, the unit is considered flanked and receives no cover benefits, taking full damage. </w:t>
+      </w:r>
+    </w:p>
+    <w:p>
+      <w:pPr>
+        <w:pStyle w:val="BodyText"/>
+        <w:numPr>
+          <w:ilvl w:val="0"/>
+          <w:numId w:val="64"/>
+        </w:numPr>
+        <w:tabs>
+          <w:tab w:val="clear" w:pos="720"/>
+          <w:tab w:val="left" w:pos="0" w:leader="none"/>
+        </w:tabs>
+        <w:spacing w:before="0" w:after="0"/>
+        <w:ind w:hanging="283" w:left="709"/>
+        <w:rPr/>
+      </w:pPr>
+      <w:r>
+        <w:rPr/>
+        <w:t xml:space="preserve">If a squad is in negative cover, a penalty is applied to their target size, making them easier to hit. </w:t>
+      </w:r>
+    </w:p>
+    <w:p>
+      <w:pPr>
+        <w:pStyle w:val="BodyText"/>
+        <w:numPr>
+          <w:ilvl w:val="0"/>
+          <w:numId w:val="64"/>
+        </w:numPr>
+        <w:tabs>
+          <w:tab w:val="clear" w:pos="720"/>
+          <w:tab w:val="left" w:pos="0" w:leader="none"/>
+        </w:tabs>
+        <w:spacing w:before="0" w:after="0"/>
+        <w:ind w:hanging="283" w:left="709"/>
+        <w:rPr/>
+      </w:pPr>
+      <w:r>
+        <w:rPr/>
+        <w:t xml:space="preserve">If a squad is in light cover when an explosive detonates, a minor damage reduction modifier is applied before explosive damage is calculated. </w:t>
+      </w:r>
+    </w:p>
+    <w:p>
+      <w:pPr>
+        <w:pStyle w:val="BodyText"/>
+        <w:numPr>
+          <w:ilvl w:val="0"/>
+          <w:numId w:val="64"/>
+        </w:numPr>
+        <w:tabs>
+          <w:tab w:val="clear" w:pos="720"/>
+          <w:tab w:val="left" w:pos="0" w:leader="none"/>
+        </w:tabs>
+        <w:spacing w:before="0" w:after="0"/>
+        <w:ind w:hanging="283" w:left="709"/>
+        <w:rPr/>
+      </w:pPr>
+      <w:r>
+        <w:rPr/>
+        <w:t xml:space="preserve">Crater cover is omnidirectional and provides its bonus regardless of attack direction. </w:t>
+      </w:r>
+    </w:p>
+    <w:p>
+      <w:pPr>
+        <w:pStyle w:val="BodyText"/>
+        <w:numPr>
+          <w:ilvl w:val="0"/>
+          <w:numId w:val="64"/>
+        </w:numPr>
+        <w:tabs>
+          <w:tab w:val="clear" w:pos="720"/>
+          <w:tab w:val="left" w:pos="0" w:leader="none"/>
+        </w:tabs>
+        <w:spacing w:before="0" w:after="0"/>
+        <w:ind w:hanging="283" w:left="709"/>
+        <w:rPr/>
+      </w:pPr>
+      <w:r>
+        <w:rPr/>
+        <w:t xml:space="preserve">A broad range of weapons have increased accuracy modifiers against units in cover. </w:t>
+      </w:r>
+    </w:p>
+    <w:p>
+      <w:pPr>
+        <w:pStyle w:val="BodyText"/>
+        <w:numPr>
+          <w:ilvl w:val="0"/>
+          <w:numId w:val="64"/>
+        </w:numPr>
+        <w:tabs>
+          <w:tab w:val="clear" w:pos="720"/>
+          <w:tab w:val="left" w:pos="0" w:leader="none"/>
+        </w:tabs>
+        <w:ind w:hanging="283" w:left="709"/>
+        <w:rPr/>
+      </w:pPr>
+      <w:r>
+        <w:rPr/>
+        <w:t xml:space="preserve">Scoped weapons apply both increased accuracy and increased damage modifiers against units in cover. </w:t>
+      </w:r>
+    </w:p>
+    <w:p>
+      <w:pPr>
+        <w:pStyle w:val="BodyText"/>
+        <w:spacing w:before="0" w:after="200"/>
+        <w:rPr/>
+      </w:pPr>
+      <w:r>
+        <w:rPr>
+          <w:rStyle w:val="Strong"/>
+        </w:rPr>
+        <w:t>Outputs</w:t>
+      </w:r>
+    </w:p>
+    <w:p>
+      <w:pPr>
+        <w:pStyle w:val="BodyText"/>
+        <w:numPr>
+          <w:ilvl w:val="0"/>
+          <w:numId w:val="65"/>
+        </w:numPr>
+        <w:tabs>
+          <w:tab w:val="clear" w:pos="720"/>
+          <w:tab w:val="left" w:pos="0" w:leader="none"/>
+        </w:tabs>
+        <w:ind w:hanging="283" w:left="709"/>
+        <w:rPr/>
+      </w:pPr>
+      <w:r>
+        <w:rPr/>
+        <w:t xml:space="preserve">Incoming damage and accuracy are modified based on cover type, attack direction, and attack type. </w:t>
+      </w:r>
+    </w:p>
+    <w:p>
+      <w:pPr>
+        <w:pStyle w:val="BodyText"/>
+        <w:spacing w:before="0" w:after="200"/>
+        <w:rPr/>
+      </w:pPr>
+      <w:r>
+        <w:rPr>
+          <w:rStyle w:val="Strong"/>
+        </w:rPr>
+        <w:t>Deviation from Vanilla</w:t>
+      </w:r>
+    </w:p>
+    <w:p>
+      <w:pPr>
+        <w:pStyle w:val="BodyText"/>
+        <w:numPr>
+          <w:ilvl w:val="0"/>
+          <w:numId w:val="66"/>
+        </w:numPr>
+        <w:tabs>
+          <w:tab w:val="clear" w:pos="720"/>
+          <w:tab w:val="left" w:pos="0" w:leader="none"/>
+        </w:tabs>
+        <w:spacing w:before="0" w:after="0"/>
+        <w:ind w:hanging="283" w:left="709"/>
+        <w:rPr/>
+      </w:pPr>
+      <w:r>
+        <w:rPr/>
+        <w:t xml:space="preserve">Vanilla negative cover exposes units to greater incoming damage. Defiance reduces this penalty. </w:t>
+      </w:r>
+    </w:p>
+    <w:p>
+      <w:pPr>
+        <w:pStyle w:val="BodyText"/>
+        <w:numPr>
+          <w:ilvl w:val="0"/>
+          <w:numId w:val="66"/>
+        </w:numPr>
+        <w:tabs>
+          <w:tab w:val="clear" w:pos="720"/>
+          <w:tab w:val="left" w:pos="0" w:leader="none"/>
+        </w:tabs>
+        <w:spacing w:before="0" w:after="0"/>
+        <w:ind w:hanging="283" w:left="709"/>
+        <w:rPr/>
+      </w:pPr>
+      <w:r>
+        <w:rPr/>
+        <w:t xml:space="preserve">Vanilla light cover does not provide explosive damage resistance. Defiance adds a minor resistance modifier. </w:t>
+      </w:r>
+    </w:p>
+    <w:p>
+      <w:pPr>
+        <w:pStyle w:val="BodyText"/>
+        <w:numPr>
+          <w:ilvl w:val="0"/>
+          <w:numId w:val="66"/>
+        </w:numPr>
+        <w:tabs>
+          <w:tab w:val="clear" w:pos="720"/>
+          <w:tab w:val="left" w:pos="0" w:leader="none"/>
+        </w:tabs>
+        <w:spacing w:before="0" w:after="0"/>
+        <w:ind w:hanging="283" w:left="709"/>
+        <w:rPr/>
+      </w:pPr>
+      <w:r>
+        <w:rPr/>
+        <w:t xml:space="preserve">Vanilla does not apply a damage bonus for scoped weapons against covered targets. Defiance introduces both accuracy and damage bonuses for scoped weapons. </w:t>
+      </w:r>
+    </w:p>
+    <w:p>
+      <w:pPr>
+        <w:pStyle w:val="BodyText"/>
+        <w:numPr>
+          <w:ilvl w:val="0"/>
+          <w:numId w:val="66"/>
+        </w:numPr>
+        <w:tabs>
+          <w:tab w:val="clear" w:pos="720"/>
+          <w:tab w:val="left" w:pos="0" w:leader="none"/>
+        </w:tabs>
+        <w:ind w:hanging="283" w:left="709"/>
+        <w:rPr/>
+      </w:pPr>
+      <w:r>
+        <w:rPr/>
+        <w:t>Accuracy modifiers against covered targets have been broadly increased across weapon types compared to vanilla baselines.</w:t>
+      </w:r>
+    </w:p>
+    <w:p>
+      <w:pPr>
+        <w:pStyle w:val="BodyText"/>
+        <w:rPr/>
+      </w:pPr>
+      <w:r>
+        <w:rPr>
+          <w:rStyle w:val="Strong"/>
+        </w:rPr>
+        <w:t>3.1.</w:t>
+      </w:r>
+      <w:r>
+        <w:rPr>
+          <w:rStyle w:val="Strong"/>
+        </w:rPr>
+        <w:t>2</w:t>
+      </w:r>
+      <w:r>
+        <w:rPr>
+          <w:rStyle w:val="Strong"/>
+        </w:rPr>
+        <w:t xml:space="preserve"> Custom Weapon Statistics</w:t>
+      </w:r>
+    </w:p>
+    <w:p>
+      <w:pPr>
+        <w:pStyle w:val="BodyText"/>
+        <w:rPr/>
+      </w:pPr>
+      <w:r>
+        <w:rPr>
+          <w:rStyle w:val="Strong"/>
+        </w:rPr>
+        <w:t>Description</w:t>
+      </w:r>
+      <w:r>
+        <w:rPr/>
+        <w:t xml:space="preserve"> All weapons in Defiance use custom statistics tuned for relative faction balance. Two significant systemic changes have been made to weapon behaviour compared to vanilla: light machine gun range performance has been normalised, and accuracy modifiers against cover have been standardised across weapon classes to create a consistent and legible hierarchy of cover effectiveness.</w:t>
+      </w:r>
+    </w:p>
+    <w:p>
+      <w:pPr>
+        <w:pStyle w:val="BodyText"/>
+        <w:rPr/>
+      </w:pPr>
+      <w:r>
+        <w:rPr>
+          <w:rStyle w:val="Strong"/>
+        </w:rPr>
+        <w:t>Inputs</w:t>
+      </w:r>
+    </w:p>
+    <w:p>
+      <w:pPr>
+        <w:pStyle w:val="BodyText"/>
+        <w:numPr>
+          <w:ilvl w:val="0"/>
+          <w:numId w:val="71"/>
+        </w:numPr>
+        <w:tabs>
+          <w:tab w:val="clear" w:pos="720"/>
+          <w:tab w:val="left" w:pos="0" w:leader="none"/>
+        </w:tabs>
+        <w:spacing w:before="0" w:after="0"/>
+        <w:ind w:hanging="283" w:left="709"/>
+        <w:rPr/>
+      </w:pPr>
+      <w:r>
+        <w:rPr/>
+        <w:t xml:space="preserve">Attacking unit weapon class. </w:t>
+      </w:r>
+    </w:p>
+    <w:p>
+      <w:pPr>
+        <w:pStyle w:val="BodyText"/>
+        <w:numPr>
+          <w:ilvl w:val="0"/>
+          <w:numId w:val="71"/>
+        </w:numPr>
+        <w:tabs>
+          <w:tab w:val="clear" w:pos="720"/>
+          <w:tab w:val="left" w:pos="0" w:leader="none"/>
+        </w:tabs>
+        <w:ind w:hanging="283" w:left="709"/>
+        <w:rPr/>
+      </w:pPr>
+      <w:r>
+        <w:rPr/>
+        <w:t xml:space="preserve">Target unit cover status and cover type. </w:t>
+      </w:r>
+    </w:p>
+    <w:p>
+      <w:pPr>
+        <w:pStyle w:val="BodyText"/>
+        <w:rPr/>
+      </w:pPr>
+      <w:r>
+        <w:rPr>
+          <w:rStyle w:val="Strong"/>
+        </w:rPr>
+        <w:t>Processing</w:t>
+      </w:r>
+    </w:p>
+    <w:p>
+      <w:pPr>
+        <w:pStyle w:val="BodyText"/>
+        <w:numPr>
+          <w:ilvl w:val="0"/>
+          <w:numId w:val="74"/>
+        </w:numPr>
+        <w:rPr/>
+      </w:pPr>
+      <w:r>
+        <w:rPr/>
+        <w:t>Defiance uses vanilla CoH2 damage calculation formulas with custom input values. See Appendix A for the full damage calculation reference.</w:t>
+      </w:r>
+    </w:p>
+    <w:p>
+      <w:pPr>
+        <w:pStyle w:val="BodyText"/>
+        <w:rPr/>
+      </w:pPr>
+      <w:r>
+        <w:rPr>
+          <w:rStyle w:val="Strong"/>
+        </w:rPr>
+        <w:t>Outputs</w:t>
+      </w:r>
+    </w:p>
+    <w:p>
+      <w:pPr>
+        <w:pStyle w:val="BodyText"/>
+        <w:numPr>
+          <w:ilvl w:val="0"/>
+          <w:numId w:val="72"/>
+        </w:numPr>
+        <w:tabs>
+          <w:tab w:val="clear" w:pos="720"/>
+          <w:tab w:val="left" w:pos="0" w:leader="none"/>
+        </w:tabs>
+        <w:ind w:hanging="283" w:left="709"/>
+        <w:rPr/>
+      </w:pPr>
+      <w:r>
+        <w:rPr/>
+        <w:t xml:space="preserve">Incoming accuracy and damage are modified based on weapon class, range, and target cover status. </w:t>
+      </w:r>
+    </w:p>
+    <w:p>
+      <w:pPr>
+        <w:pStyle w:val="BodyText"/>
+        <w:rPr/>
+      </w:pPr>
+      <w:r>
+        <w:rPr>
+          <w:rStyle w:val="Strong"/>
+        </w:rPr>
+        <w:t>Cover Accuracy Modifiers vs. Heavy Cover</w:t>
+      </w:r>
+    </w:p>
+    <w:tbl>
+      <w:tblPr>
+        <w:tblW w:w="3977" w:type="dxa"/>
+        <w:jc w:val="left"/>
+        <w:tblInd w:w="28" w:type="dxa"/>
+        <w:tblLayout w:type="fixed"/>
+        <w:tblCellMar>
+          <w:top w:w="28" w:type="dxa"/>
+          <w:left w:w="28" w:type="dxa"/>
+          <w:bottom w:w="28" w:type="dxa"/>
+          <w:right w:w="28" w:type="dxa"/>
+        </w:tblCellMar>
+      </w:tblPr>
+      <w:tblGrid>
+        <w:gridCol w:w="2124"/>
+        <w:gridCol w:w="818"/>
+        <w:gridCol w:w="1035"/>
+      </w:tblGrid>
+      <w:tr>
+        <w:trPr>
+          <w:tblHeader w:val="true"/>
+        </w:trPr>
+        <w:tc>
+          <w:tcPr>
+            <w:tcW w:w="2124" w:type="dxa"/>
+            <w:tcBorders/>
+            <w:vAlign w:val="center"/>
+          </w:tcPr>
+          <w:p>
+            <w:pPr>
+              <w:pStyle w:val="TableHeading"/>
+              <w:suppressLineNumbers/>
+              <w:spacing w:before="0" w:after="200"/>
+              <w:jc w:val="center"/>
+              <w:rPr/>
+            </w:pPr>
+            <w:r>
+              <w:rPr/>
+              <w:t>Weapon Class</w:t>
+            </w:r>
+          </w:p>
+        </w:tc>
+        <w:tc>
+          <w:tcPr>
+            <w:tcW w:w="818" w:type="dxa"/>
+            <w:tcBorders/>
+            <w:vAlign w:val="center"/>
+          </w:tcPr>
+          <w:p>
+            <w:pPr>
+              <w:pStyle w:val="TableHeading"/>
+              <w:suppressLineNumbers/>
+              <w:spacing w:before="0" w:after="200"/>
+              <w:jc w:val="center"/>
+              <w:rPr/>
+            </w:pPr>
+            <w:r>
+              <w:rPr/>
+              <w:t>Vanilla</w:t>
+            </w:r>
+          </w:p>
+        </w:tc>
+        <w:tc>
+          <w:tcPr>
+            <w:tcW w:w="1035" w:type="dxa"/>
+            <w:tcBorders/>
+            <w:vAlign w:val="center"/>
+          </w:tcPr>
+          <w:p>
+            <w:pPr>
+              <w:pStyle w:val="TableHeading"/>
+              <w:suppressLineNumbers/>
+              <w:spacing w:before="0" w:after="200"/>
+              <w:jc w:val="center"/>
+              <w:rPr/>
+            </w:pPr>
+            <w:r>
+              <w:rPr/>
+              <w:t>Defiance</w:t>
+            </w:r>
+          </w:p>
+        </w:tc>
+      </w:tr>
+      <w:tr>
+        <w:trPr/>
+        <w:tc>
+          <w:tcPr>
+            <w:tcW w:w="2124" w:type="dxa"/>
+            <w:tcBorders/>
+            <w:vAlign w:val="center"/>
+          </w:tcPr>
+          <w:p>
+            <w:pPr>
+              <w:pStyle w:val="TableContents"/>
+              <w:widowControl w:val="false"/>
+              <w:suppressLineNumbers/>
+              <w:spacing w:before="0" w:after="200"/>
+              <w:rPr/>
+            </w:pPr>
+            <w:r>
+              <w:rPr/>
+              <w:t>Bolt-action rifles</w:t>
+            </w:r>
+          </w:p>
+        </w:tc>
+        <w:tc>
+          <w:tcPr>
+            <w:tcW w:w="818" w:type="dxa"/>
+            <w:tcBorders/>
+            <w:vAlign w:val="center"/>
+          </w:tcPr>
+          <w:p>
+            <w:pPr>
+              <w:pStyle w:val="TableContents"/>
+              <w:widowControl w:val="false"/>
+              <w:suppressLineNumbers/>
+              <w:spacing w:before="0" w:after="200"/>
+              <w:rPr/>
+            </w:pPr>
+            <w:r>
+              <w:rPr/>
+              <w:t>0.7</w:t>
+            </w:r>
+          </w:p>
+        </w:tc>
+        <w:tc>
+          <w:tcPr>
+            <w:tcW w:w="1035" w:type="dxa"/>
+            <w:tcBorders/>
+            <w:vAlign w:val="center"/>
+          </w:tcPr>
+          <w:p>
+            <w:pPr>
+              <w:pStyle w:val="TableContents"/>
+              <w:widowControl w:val="false"/>
+              <w:suppressLineNumbers/>
+              <w:spacing w:before="0" w:after="200"/>
+              <w:rPr/>
+            </w:pPr>
+            <w:r>
+              <w:rPr/>
+              <w:t>0.5</w:t>
+            </w:r>
+          </w:p>
+        </w:tc>
+      </w:tr>
+      <w:tr>
+        <w:trPr/>
+        <w:tc>
+          <w:tcPr>
+            <w:tcW w:w="2124" w:type="dxa"/>
+            <w:tcBorders/>
+            <w:vAlign w:val="center"/>
+          </w:tcPr>
+          <w:p>
+            <w:pPr>
+              <w:pStyle w:val="TableContents"/>
+              <w:widowControl w:val="false"/>
+              <w:suppressLineNumbers/>
+              <w:spacing w:before="0" w:after="200"/>
+              <w:rPr/>
+            </w:pPr>
+            <w:r>
+              <w:rPr/>
+              <w:t>Semi-automatic rifles</w:t>
+            </w:r>
+          </w:p>
+        </w:tc>
+        <w:tc>
+          <w:tcPr>
+            <w:tcW w:w="818" w:type="dxa"/>
+            <w:tcBorders/>
+            <w:vAlign w:val="center"/>
+          </w:tcPr>
+          <w:p>
+            <w:pPr>
+              <w:pStyle w:val="TableContents"/>
+              <w:widowControl w:val="false"/>
+              <w:suppressLineNumbers/>
+              <w:spacing w:before="0" w:after="200"/>
+              <w:rPr/>
+            </w:pPr>
+            <w:r>
+              <w:rPr/>
+              <w:t>0.6</w:t>
+            </w:r>
+          </w:p>
+        </w:tc>
+        <w:tc>
+          <w:tcPr>
+            <w:tcW w:w="1035" w:type="dxa"/>
+            <w:tcBorders/>
+            <w:vAlign w:val="center"/>
+          </w:tcPr>
+          <w:p>
+            <w:pPr>
+              <w:pStyle w:val="TableContents"/>
+              <w:widowControl w:val="false"/>
+              <w:suppressLineNumbers/>
+              <w:spacing w:before="0" w:after="200"/>
+              <w:rPr/>
+            </w:pPr>
+            <w:r>
+              <w:rPr/>
+              <w:t>0.55</w:t>
+            </w:r>
+          </w:p>
+        </w:tc>
+      </w:tr>
+      <w:tr>
+        <w:trPr/>
+        <w:tc>
+          <w:tcPr>
+            <w:tcW w:w="2124" w:type="dxa"/>
+            <w:tcBorders/>
+            <w:vAlign w:val="center"/>
+          </w:tcPr>
+          <w:p>
+            <w:pPr>
+              <w:pStyle w:val="TableContents"/>
+              <w:widowControl w:val="false"/>
+              <w:suppressLineNumbers/>
+              <w:spacing w:before="0" w:after="200"/>
+              <w:rPr/>
+            </w:pPr>
+            <w:r>
+              <w:rPr/>
+              <w:t>Light machine guns</w:t>
+            </w:r>
+          </w:p>
+        </w:tc>
+        <w:tc>
+          <w:tcPr>
+            <w:tcW w:w="818" w:type="dxa"/>
+            <w:tcBorders/>
+            <w:vAlign w:val="center"/>
+          </w:tcPr>
+          <w:p>
+            <w:pPr>
+              <w:pStyle w:val="TableContents"/>
+              <w:widowControl w:val="false"/>
+              <w:suppressLineNumbers/>
+              <w:spacing w:before="0" w:after="200"/>
+              <w:rPr/>
+            </w:pPr>
+            <w:r>
+              <w:rPr/>
+              <w:t>0.5</w:t>
+            </w:r>
+          </w:p>
+        </w:tc>
+        <w:tc>
+          <w:tcPr>
+            <w:tcW w:w="1035" w:type="dxa"/>
+            <w:tcBorders/>
+            <w:vAlign w:val="center"/>
+          </w:tcPr>
+          <w:p>
+            <w:pPr>
+              <w:pStyle w:val="TableContents"/>
+              <w:widowControl w:val="false"/>
+              <w:suppressLineNumbers/>
+              <w:spacing w:before="0" w:after="200"/>
+              <w:rPr/>
+            </w:pPr>
+            <w:r>
+              <w:rPr/>
+              <w:t>0.6</w:t>
+            </w:r>
+          </w:p>
+        </w:tc>
+      </w:tr>
+      <w:tr>
+        <w:trPr/>
+        <w:tc>
+          <w:tcPr>
+            <w:tcW w:w="2124" w:type="dxa"/>
+            <w:tcBorders/>
+            <w:vAlign w:val="center"/>
+          </w:tcPr>
+          <w:p>
+            <w:pPr>
+              <w:pStyle w:val="TableContents"/>
+              <w:widowControl w:val="false"/>
+              <w:suppressLineNumbers/>
+              <w:spacing w:before="0" w:after="200"/>
+              <w:rPr/>
+            </w:pPr>
+            <w:r>
+              <w:rPr/>
+              <w:t>Assault rifles</w:t>
+            </w:r>
+          </w:p>
+        </w:tc>
+        <w:tc>
+          <w:tcPr>
+            <w:tcW w:w="818" w:type="dxa"/>
+            <w:tcBorders/>
+            <w:vAlign w:val="center"/>
+          </w:tcPr>
+          <w:p>
+            <w:pPr>
+              <w:pStyle w:val="TableContents"/>
+              <w:widowControl w:val="false"/>
+              <w:suppressLineNumbers/>
+              <w:spacing w:before="0" w:after="200"/>
+              <w:rPr/>
+            </w:pPr>
+            <w:r>
+              <w:rPr/>
+              <w:t>0.55</w:t>
+            </w:r>
+          </w:p>
+        </w:tc>
+        <w:tc>
+          <w:tcPr>
+            <w:tcW w:w="1035" w:type="dxa"/>
+            <w:tcBorders/>
+            <w:vAlign w:val="center"/>
+          </w:tcPr>
+          <w:p>
+            <w:pPr>
+              <w:pStyle w:val="TableContents"/>
+              <w:widowControl w:val="false"/>
+              <w:suppressLineNumbers/>
+              <w:spacing w:before="0" w:after="200"/>
+              <w:rPr/>
+            </w:pPr>
+            <w:r>
+              <w:rPr/>
+              <w:t>0.7</w:t>
+            </w:r>
+          </w:p>
+        </w:tc>
+      </w:tr>
+      <w:tr>
+        <w:trPr/>
+        <w:tc>
+          <w:tcPr>
+            <w:tcW w:w="2124" w:type="dxa"/>
+            <w:tcBorders/>
+            <w:vAlign w:val="center"/>
+          </w:tcPr>
+          <w:p>
+            <w:pPr>
+              <w:pStyle w:val="TableContents"/>
+              <w:widowControl w:val="false"/>
+              <w:suppressLineNumbers/>
+              <w:spacing w:before="0" w:after="200"/>
+              <w:rPr/>
+            </w:pPr>
+            <w:r>
+              <w:rPr/>
+              <w:t>Submachine guns</w:t>
+            </w:r>
+          </w:p>
+        </w:tc>
+        <w:tc>
+          <w:tcPr>
+            <w:tcW w:w="818" w:type="dxa"/>
+            <w:tcBorders/>
+            <w:vAlign w:val="center"/>
+          </w:tcPr>
+          <w:p>
+            <w:pPr>
+              <w:pStyle w:val="TableContents"/>
+              <w:widowControl w:val="false"/>
+              <w:suppressLineNumbers/>
+              <w:spacing w:before="0" w:after="200"/>
+              <w:rPr/>
+            </w:pPr>
+            <w:r>
+              <w:rPr/>
+              <w:t>0.5</w:t>
+            </w:r>
+          </w:p>
+        </w:tc>
+        <w:tc>
+          <w:tcPr>
+            <w:tcW w:w="1035" w:type="dxa"/>
+            <w:tcBorders/>
+            <w:vAlign w:val="center"/>
+          </w:tcPr>
+          <w:p>
+            <w:pPr>
+              <w:pStyle w:val="TableContents"/>
+              <w:widowControl w:val="false"/>
+              <w:suppressLineNumbers/>
+              <w:spacing w:before="0" w:after="200"/>
+              <w:rPr/>
+            </w:pPr>
+            <w:r>
+              <w:rPr/>
+              <w:t>0.8</w:t>
+            </w:r>
+          </w:p>
+        </w:tc>
+      </w:tr>
+    </w:tbl>
+    <w:p>
+      <w:pPr>
+        <w:pStyle w:val="BodyText"/>
+        <w:rPr/>
+      </w:pPr>
+      <w:r>
+        <w:rPr>
+          <w:rStyle w:val="Emphasis"/>
+        </w:rPr>
+        <w:t>Heavy cover damage modifier remains 0.5 across all weapon classes. Garrison accuracy modifier is 0.05 higher than heavy cover for all weapon classes.</w:t>
+      </w:r>
+    </w:p>
+    <w:p>
+      <w:pPr>
+        <w:pStyle w:val="BodyText"/>
+        <w:rPr/>
+      </w:pPr>
+      <w:r>
+        <w:rPr>
+          <w:rStyle w:val="Strong"/>
+        </w:rPr>
+        <w:t>Scoped Weapon Modifiers vs. Heavy Cover</w:t>
+      </w:r>
+    </w:p>
+    <w:tbl>
+      <w:tblPr>
+        <w:tblW w:w="5578" w:type="dxa"/>
+        <w:jc w:val="left"/>
+        <w:tblInd w:w="28" w:type="dxa"/>
+        <w:tblLayout w:type="fixed"/>
+        <w:tblCellMar>
+          <w:top w:w="28" w:type="dxa"/>
+          <w:left w:w="28" w:type="dxa"/>
+          <w:bottom w:w="28" w:type="dxa"/>
+          <w:right w:w="28" w:type="dxa"/>
+        </w:tblCellMar>
+      </w:tblPr>
+      <w:tblGrid>
+        <w:gridCol w:w="3075"/>
+        <w:gridCol w:w="817"/>
+        <w:gridCol w:w="1686"/>
+      </w:tblGrid>
+      <w:tr>
+        <w:trPr>
+          <w:tblHeader w:val="true"/>
+        </w:trPr>
+        <w:tc>
+          <w:tcPr>
+            <w:tcW w:w="3075" w:type="dxa"/>
+            <w:tcBorders/>
+            <w:vAlign w:val="center"/>
+          </w:tcPr>
+          <w:p>
+            <w:pPr>
+              <w:pStyle w:val="TableHeading"/>
+              <w:suppressLineNumbers/>
+              <w:spacing w:before="0" w:after="200"/>
+              <w:jc w:val="center"/>
+              <w:rPr/>
+            </w:pPr>
+            <w:r>
+              <w:rPr/>
+              <w:t>Weapon Class</w:t>
+            </w:r>
+          </w:p>
+        </w:tc>
+        <w:tc>
+          <w:tcPr>
+            <w:tcW w:w="817" w:type="dxa"/>
+            <w:tcBorders/>
+            <w:vAlign w:val="center"/>
+          </w:tcPr>
+          <w:p>
+            <w:pPr>
+              <w:pStyle w:val="TableHeading"/>
+              <w:suppressLineNumbers/>
+              <w:spacing w:before="0" w:after="200"/>
+              <w:jc w:val="center"/>
+              <w:rPr/>
+            </w:pPr>
+            <w:r>
+              <w:rPr/>
+              <w:t>Vanilla</w:t>
+            </w:r>
+          </w:p>
+        </w:tc>
+        <w:tc>
+          <w:tcPr>
+            <w:tcW w:w="1686" w:type="dxa"/>
+            <w:tcBorders/>
+            <w:vAlign w:val="center"/>
+          </w:tcPr>
+          <w:p>
+            <w:pPr>
+              <w:pStyle w:val="TableHeading"/>
+              <w:suppressLineNumbers/>
+              <w:spacing w:before="0" w:after="200"/>
+              <w:jc w:val="center"/>
+              <w:rPr/>
+            </w:pPr>
+            <w:r>
+              <w:rPr/>
+              <w:t>Defiance</w:t>
+            </w:r>
+          </w:p>
+        </w:tc>
+      </w:tr>
+      <w:tr>
+        <w:trPr/>
+        <w:tc>
+          <w:tcPr>
+            <w:tcW w:w="3075" w:type="dxa"/>
+            <w:tcBorders/>
+            <w:vAlign w:val="center"/>
+          </w:tcPr>
+          <w:p>
+            <w:pPr>
+              <w:pStyle w:val="TableContents"/>
+              <w:widowControl w:val="false"/>
+              <w:suppressLineNumbers/>
+              <w:spacing w:before="0" w:after="200"/>
+              <w:rPr/>
+            </w:pPr>
+            <w:r>
+              <w:rPr/>
+              <w:t>Scoped rifles (accuracy)</w:t>
+            </w:r>
+          </w:p>
+        </w:tc>
+        <w:tc>
+          <w:tcPr>
+            <w:tcW w:w="817" w:type="dxa"/>
+            <w:tcBorders/>
+            <w:vAlign w:val="center"/>
+          </w:tcPr>
+          <w:p>
+            <w:pPr>
+              <w:pStyle w:val="TableContents"/>
+              <w:widowControl w:val="false"/>
+              <w:suppressLineNumbers/>
+              <w:spacing w:before="0" w:after="200"/>
+              <w:rPr/>
+            </w:pPr>
+            <w:r>
+              <w:rPr/>
+              <w:t>0.9</w:t>
+            </w:r>
+          </w:p>
+        </w:tc>
+        <w:tc>
+          <w:tcPr>
+            <w:tcW w:w="1686" w:type="dxa"/>
+            <w:tcBorders/>
+            <w:vAlign w:val="center"/>
+          </w:tcPr>
+          <w:p>
+            <w:pPr>
+              <w:pStyle w:val="TableContents"/>
+              <w:widowControl w:val="false"/>
+              <w:suppressLineNumbers/>
+              <w:spacing w:before="0" w:after="200"/>
+              <w:rPr/>
+            </w:pPr>
+            <w:r>
+              <w:rPr/>
+              <w:t>0.9 (unchanged)</w:t>
+            </w:r>
+          </w:p>
+        </w:tc>
+      </w:tr>
+      <w:tr>
+        <w:trPr/>
+        <w:tc>
+          <w:tcPr>
+            <w:tcW w:w="3075" w:type="dxa"/>
+            <w:tcBorders/>
+            <w:vAlign w:val="center"/>
+          </w:tcPr>
+          <w:p>
+            <w:pPr>
+              <w:pStyle w:val="TableContents"/>
+              <w:widowControl w:val="false"/>
+              <w:suppressLineNumbers/>
+              <w:spacing w:before="0" w:after="200"/>
+              <w:rPr/>
+            </w:pPr>
+            <w:r>
+              <w:rPr/>
+              <w:t>Scoped assault rifles (accuracy)</w:t>
+            </w:r>
+          </w:p>
+        </w:tc>
+        <w:tc>
+          <w:tcPr>
+            <w:tcW w:w="817" w:type="dxa"/>
+            <w:tcBorders/>
+            <w:vAlign w:val="center"/>
+          </w:tcPr>
+          <w:p>
+            <w:pPr>
+              <w:pStyle w:val="TableContents"/>
+              <w:widowControl w:val="false"/>
+              <w:suppressLineNumbers/>
+              <w:spacing w:before="0" w:after="200"/>
+              <w:rPr/>
+            </w:pPr>
+            <w:r>
+              <w:rPr/>
+              <w:t>0.75</w:t>
+            </w:r>
+          </w:p>
+        </w:tc>
+        <w:tc>
+          <w:tcPr>
+            <w:tcW w:w="1686" w:type="dxa"/>
+            <w:tcBorders/>
+            <w:vAlign w:val="center"/>
+          </w:tcPr>
+          <w:p>
+            <w:pPr>
+              <w:pStyle w:val="TableContents"/>
+              <w:widowControl w:val="false"/>
+              <w:suppressLineNumbers/>
+              <w:spacing w:before="0" w:after="200"/>
+              <w:rPr/>
+            </w:pPr>
+            <w:r>
+              <w:rPr/>
+              <w:t>0.8</w:t>
+            </w:r>
+          </w:p>
+        </w:tc>
+      </w:tr>
+      <w:tr>
+        <w:trPr/>
+        <w:tc>
+          <w:tcPr>
+            <w:tcW w:w="3075" w:type="dxa"/>
+            <w:tcBorders/>
+            <w:vAlign w:val="center"/>
+          </w:tcPr>
+          <w:p>
+            <w:pPr>
+              <w:pStyle w:val="TableContents"/>
+              <w:widowControl w:val="false"/>
+              <w:suppressLineNumbers/>
+              <w:spacing w:before="0" w:after="200"/>
+              <w:rPr/>
+            </w:pPr>
+            <w:r>
+              <w:rPr/>
+              <w:t>Scoped weapons (damage)</w:t>
+            </w:r>
+          </w:p>
+        </w:tc>
+        <w:tc>
+          <w:tcPr>
+            <w:tcW w:w="817" w:type="dxa"/>
+            <w:tcBorders/>
+            <w:vAlign w:val="center"/>
+          </w:tcPr>
+          <w:p>
+            <w:pPr>
+              <w:pStyle w:val="TableContents"/>
+              <w:widowControl w:val="false"/>
+              <w:suppressLineNumbers/>
+              <w:spacing w:before="0" w:after="200"/>
+              <w:rPr/>
+            </w:pPr>
+            <w:r>
+              <w:rPr/>
+              <w:t>—</w:t>
+            </w:r>
+          </w:p>
+        </w:tc>
+        <w:tc>
+          <w:tcPr>
+            <w:tcW w:w="1686" w:type="dxa"/>
+            <w:tcBorders/>
+            <w:vAlign w:val="center"/>
+          </w:tcPr>
+          <w:p>
+            <w:pPr>
+              <w:pStyle w:val="TableContents"/>
+              <w:widowControl w:val="false"/>
+              <w:suppressLineNumbers/>
+              <w:spacing w:before="0" w:after="200"/>
+              <w:rPr/>
+            </w:pPr>
+            <w:r>
+              <w:rPr/>
+              <w:t>applies modifier</w:t>
+            </w:r>
+          </w:p>
+        </w:tc>
+      </w:tr>
+    </w:tbl>
+    <w:p>
+      <w:pPr>
+        <w:pStyle w:val="BodyText"/>
+        <w:rPr/>
+      </w:pPr>
+      <w:r>
+        <w:rPr>
+          <w:rStyle w:val="Strong"/>
+        </w:rPr>
+        <w:t>Deviation from Vanilla</w:t>
+      </w:r>
+    </w:p>
+    <w:p>
+      <w:pPr>
+        <w:pStyle w:val="BodyText"/>
+        <w:numPr>
+          <w:ilvl w:val="0"/>
+          <w:numId w:val="73"/>
+        </w:numPr>
+        <w:tabs>
+          <w:tab w:val="clear" w:pos="720"/>
+          <w:tab w:val="left" w:pos="0" w:leader="none"/>
+        </w:tabs>
+        <w:spacing w:before="0" w:after="0"/>
+        <w:ind w:hanging="283" w:left="709"/>
+        <w:rPr/>
+      </w:pPr>
+      <w:r>
+        <w:rPr/>
+        <w:t xml:space="preserve">Vanilla does not standardise cover accuracy modifiers by weapon class. Defiance introduces a consistent and legible hierarchy across all weapon types. </w:t>
+      </w:r>
+    </w:p>
+    <w:p>
+      <w:pPr>
+        <w:pStyle w:val="BodyText"/>
+        <w:numPr>
+          <w:ilvl w:val="0"/>
+          <w:numId w:val="73"/>
+        </w:numPr>
+        <w:tabs>
+          <w:tab w:val="clear" w:pos="720"/>
+          <w:tab w:val="left" w:pos="0" w:leader="none"/>
+        </w:tabs>
+        <w:spacing w:before="0" w:after="0"/>
+        <w:ind w:hanging="283" w:left="709"/>
+        <w:rPr/>
+      </w:pPr>
+      <w:r>
+        <w:rPr/>
+        <w:t xml:space="preserve">Vanilla light machine guns favour long range engagement. Defiance normalises their performance across all ranges. </w:t>
+      </w:r>
+    </w:p>
+    <w:p>
+      <w:pPr>
+        <w:pStyle w:val="BodyText"/>
+        <w:numPr>
+          <w:ilvl w:val="0"/>
+          <w:numId w:val="73"/>
+        </w:numPr>
+        <w:tabs>
+          <w:tab w:val="clear" w:pos="720"/>
+          <w:tab w:val="left" w:pos="0" w:leader="none"/>
+        </w:tabs>
+        <w:ind w:hanging="283" w:left="709"/>
+        <w:rPr/>
+      </w:pPr>
+      <w:r>
+        <w:rPr/>
+        <w:t>Vanilla does not apply a damage modifier for scoped weapons against covered targets. Defiance introduces this modifier for both scoped rifles and scoped assault rifles.</w:t>
+      </w:r>
+    </w:p>
+    <w:p>
+      <w:pPr>
+        <w:pStyle w:val="BodyText"/>
+        <w:rPr/>
+      </w:pPr>
+      <w:r>
+        <w:rPr/>
+      </w:r>
+    </w:p>
+    <w:p>
+      <w:pPr>
+        <w:pStyle w:val="BodyText"/>
+        <w:spacing w:before="0" w:after="200"/>
+        <w:rPr/>
+      </w:pPr>
+      <w:r>
+        <w:rPr>
+          <w:rStyle w:val="Strong"/>
+        </w:rPr>
+        <w:t>3.1.3 Vehicle Critical Removal</w:t>
+      </w:r>
+    </w:p>
+    <w:p>
+      <w:pPr>
+        <w:pStyle w:val="BodyText"/>
+        <w:spacing w:before="0" w:after="200"/>
+        <w:rPr/>
+      </w:pPr>
+      <w:r>
+        <w:rPr>
+          <w:rStyle w:val="Strong"/>
+        </w:rPr>
+        <w:t>Description</w:t>
+      </w:r>
+      <w:r>
+        <w:rPr/>
+        <w:t xml:space="preserve"> Defiance removes the RNG-based vehicle critical system inherited from vanilla CoH2. Criticals such as main gun destruction and vehicle abandonment are no longer applied randomly during combat, eliminating a class of outcomes that were determined by chance rather than player decisions.</w:t>
+      </w:r>
+    </w:p>
+    <w:p>
+      <w:pPr>
+        <w:pStyle w:val="BodyText"/>
+        <w:spacing w:before="0" w:after="200"/>
+        <w:rPr/>
+      </w:pPr>
+      <w:r>
+        <w:rPr>
+          <w:rStyle w:val="Strong"/>
+        </w:rPr>
+        <w:t>Inputs</w:t>
+      </w:r>
+    </w:p>
+    <w:p>
+      <w:pPr>
+        <w:pStyle w:val="BodyText"/>
+        <w:numPr>
+          <w:ilvl w:val="0"/>
+          <w:numId w:val="67"/>
+        </w:numPr>
+        <w:tabs>
+          <w:tab w:val="clear" w:pos="720"/>
+          <w:tab w:val="left" w:pos="0" w:leader="none"/>
+        </w:tabs>
+        <w:ind w:hanging="283" w:left="709"/>
+        <w:rPr/>
+      </w:pPr>
+      <w:r>
+        <w:rPr/>
+        <w:t xml:space="preserve">Vehicle taking damage in combat. </w:t>
+      </w:r>
+    </w:p>
+    <w:p>
+      <w:pPr>
+        <w:pStyle w:val="BodyText"/>
+        <w:spacing w:before="0" w:after="200"/>
+        <w:rPr/>
+      </w:pPr>
+      <w:r>
+        <w:rPr>
+          <w:rStyle w:val="Strong"/>
+        </w:rPr>
+        <w:t>Processing</w:t>
+      </w:r>
+    </w:p>
+    <w:p>
+      <w:pPr>
+        <w:pStyle w:val="BodyText"/>
+        <w:numPr>
+          <w:ilvl w:val="0"/>
+          <w:numId w:val="68"/>
+        </w:numPr>
+        <w:tabs>
+          <w:tab w:val="clear" w:pos="720"/>
+          <w:tab w:val="left" w:pos="0" w:leader="none"/>
+        </w:tabs>
+        <w:spacing w:before="0" w:after="0"/>
+        <w:ind w:hanging="283" w:left="709"/>
+        <w:rPr/>
+      </w:pPr>
+      <w:r>
+        <w:rPr/>
+        <w:t xml:space="preserve">Incoming damage is applied to the vehicle's health pool normally. </w:t>
+      </w:r>
+    </w:p>
+    <w:p>
+      <w:pPr>
+        <w:pStyle w:val="BodyText"/>
+        <w:numPr>
+          <w:ilvl w:val="0"/>
+          <w:numId w:val="68"/>
+        </w:numPr>
+        <w:tabs>
+          <w:tab w:val="clear" w:pos="720"/>
+          <w:tab w:val="left" w:pos="0" w:leader="none"/>
+        </w:tabs>
+        <w:spacing w:before="0" w:after="0"/>
+        <w:ind w:hanging="283" w:left="709"/>
+        <w:rPr/>
+      </w:pPr>
+      <w:r>
+        <w:rPr/>
+        <w:t xml:space="preserve">No RNG critical check is performed on hit. </w:t>
+      </w:r>
+    </w:p>
+    <w:p>
+      <w:pPr>
+        <w:pStyle w:val="BodyText"/>
+        <w:numPr>
+          <w:ilvl w:val="0"/>
+          <w:numId w:val="68"/>
+        </w:numPr>
+        <w:tabs>
+          <w:tab w:val="clear" w:pos="720"/>
+          <w:tab w:val="left" w:pos="0" w:leader="none"/>
+        </w:tabs>
+        <w:ind w:hanging="283" w:left="709"/>
+        <w:rPr/>
+      </w:pPr>
+      <w:r>
+        <w:rPr/>
+        <w:t xml:space="preserve">Main gun destruction and vehicle abandonment criticals are not triggered under any circumstance. </w:t>
+      </w:r>
+    </w:p>
+    <w:p>
+      <w:pPr>
+        <w:pStyle w:val="BodyText"/>
+        <w:spacing w:before="0" w:after="200"/>
+        <w:rPr/>
+      </w:pPr>
+      <w:r>
+        <w:rPr>
+          <w:rStyle w:val="Strong"/>
+        </w:rPr>
+        <w:t>Outputs</w:t>
+      </w:r>
+    </w:p>
+    <w:p>
+      <w:pPr>
+        <w:pStyle w:val="BodyText"/>
+        <w:numPr>
+          <w:ilvl w:val="0"/>
+          <w:numId w:val="69"/>
+        </w:numPr>
+        <w:tabs>
+          <w:tab w:val="clear" w:pos="720"/>
+          <w:tab w:val="left" w:pos="0" w:leader="none"/>
+        </w:tabs>
+        <w:spacing w:before="0" w:after="0"/>
+        <w:ind w:hanging="283" w:left="709"/>
+        <w:rPr/>
+      </w:pPr>
+      <w:r>
+        <w:rPr/>
+        <w:t xml:space="preserve">Vehicle health is reduced by incoming damage. </w:t>
+      </w:r>
+    </w:p>
+    <w:p>
+      <w:pPr>
+        <w:pStyle w:val="BodyText"/>
+        <w:numPr>
+          <w:ilvl w:val="0"/>
+          <w:numId w:val="69"/>
+        </w:numPr>
+        <w:tabs>
+          <w:tab w:val="clear" w:pos="720"/>
+          <w:tab w:val="left" w:pos="0" w:leader="none"/>
+        </w:tabs>
+        <w:ind w:hanging="283" w:left="709"/>
+        <w:rPr/>
+      </w:pPr>
+      <w:r>
+        <w:rPr/>
+        <w:t xml:space="preserve">No random critical effects are applied. </w:t>
+      </w:r>
+    </w:p>
+    <w:p>
+      <w:pPr>
+        <w:pStyle w:val="BodyText"/>
+        <w:spacing w:before="0" w:after="200"/>
+        <w:rPr/>
+      </w:pPr>
+      <w:r>
+        <w:rPr>
+          <w:rStyle w:val="Strong"/>
+        </w:rPr>
+        <w:t>Deviation from Vanilla</w:t>
+      </w:r>
+    </w:p>
+    <w:p>
+      <w:pPr>
+        <w:pStyle w:val="BodyText"/>
+        <w:numPr>
+          <w:ilvl w:val="0"/>
+          <w:numId w:val="70"/>
+        </w:numPr>
+        <w:tabs>
+          <w:tab w:val="clear" w:pos="720"/>
+          <w:tab w:val="left" w:pos="0" w:leader="none"/>
+        </w:tabs>
+        <w:spacing w:before="0" w:after="0"/>
+        <w:ind w:hanging="283" w:left="709"/>
+        <w:rPr/>
+      </w:pPr>
+      <w:r>
+        <w:rPr/>
+        <w:t xml:space="preserve">Vanilla CoH2 performs a random critical check on vehicle hits, with outcomes including main gun destruction and vehicle abandonment. </w:t>
+      </w:r>
+    </w:p>
+    <w:p>
+      <w:pPr>
+        <w:pStyle w:val="BodyText"/>
+        <w:numPr>
+          <w:ilvl w:val="0"/>
+          <w:numId w:val="70"/>
+        </w:numPr>
+        <w:tabs>
+          <w:tab w:val="clear" w:pos="720"/>
+          <w:tab w:val="left" w:pos="0" w:leader="none"/>
+        </w:tabs>
+        <w:spacing w:before="0" w:after="0"/>
+        <w:ind w:hanging="283" w:left="709"/>
+        <w:rPr/>
+      </w:pPr>
+      <w:r>
+        <w:rPr/>
+        <w:t xml:space="preserve">Main gun destruction in vanilla can render a vehicle combat ineffective regardless of remaining health, determined entirely by RNG. </w:t>
+      </w:r>
+    </w:p>
+    <w:p>
+      <w:pPr>
+        <w:pStyle w:val="BodyText"/>
+        <w:numPr>
+          <w:ilvl w:val="0"/>
+          <w:numId w:val="70"/>
+        </w:numPr>
+        <w:tabs>
+          <w:tab w:val="clear" w:pos="720"/>
+          <w:tab w:val="left" w:pos="0" w:leader="none"/>
+        </w:tabs>
+        <w:spacing w:before="0" w:after="0"/>
+        <w:ind w:hanging="283" w:left="709"/>
+        <w:rPr/>
+      </w:pPr>
+      <w:r>
+        <w:rPr/>
+        <w:t xml:space="preserve">Vehicle abandonment in vanilla allows the enemy to capture and field the abandoned vehicle against its original owner. </w:t>
+      </w:r>
+    </w:p>
+    <w:p>
+      <w:pPr>
+        <w:pStyle w:val="BodyText"/>
+        <w:numPr>
+          <w:ilvl w:val="0"/>
+          <w:numId w:val="70"/>
+        </w:numPr>
+        <w:tabs>
+          <w:tab w:val="clear" w:pos="720"/>
+          <w:tab w:val="left" w:pos="0" w:leader="none"/>
+        </w:tabs>
+        <w:ind w:hanging="283" w:left="709"/>
+        <w:rPr/>
+      </w:pPr>
+      <w:r>
+        <w:rPr/>
+        <w:t>Both criticals have been removed entirely in Defiance.</w:t>
+      </w:r>
+    </w:p>
+    <w:p>
+      <w:pPr>
         <w:pStyle w:val="Normal"/>
         <w:rPr/>
       </w:pPr>
       <w:r>
         <w:rPr/>
-        <w:t>(To be discussed and filled in by the team.)</w:t>
+      </w:r>
+    </w:p>
+    <w:p>
+      <w:pPr>
+        <w:pStyle w:val="BodyText"/>
+        <w:rPr/>
+      </w:pPr>
+      <w:r>
+        <w:rPr>
+          <w:rStyle w:val="Strong"/>
+        </w:rPr>
+        <w:t>3.1.4 Snare System</w:t>
+      </w:r>
+    </w:p>
+    <w:p>
+      <w:pPr>
+        <w:pStyle w:val="BodyText"/>
+        <w:rPr/>
+      </w:pPr>
+      <w:r>
+        <w:rPr>
+          <w:rStyle w:val="Strong"/>
+        </w:rPr>
+        <w:t>Description</w:t>
+      </w:r>
+      <w:r>
+        <w:rPr/>
+        <w:t xml:space="preserve"> Infantry anti-tank abilities such as HEAT grenades and Panzerfaust shots apply a critical to vehicles on hit, reducing their movement speed temporarily. Defiance modifies the vanilla snare system in three ways: snare effects are guaranteed on hit regardless of target health, the health threshold for persistent engine damage has been lowered, and a stacking condition has been introduced for repeated hits. AT satchels are exempt from these rules and always inflict persistent engine damage on detonation regardless of target health.</w:t>
+      </w:r>
+    </w:p>
+    <w:p>
+      <w:pPr>
+        <w:pStyle w:val="BodyText"/>
+        <w:rPr/>
+      </w:pPr>
+      <w:r>
+        <w:rPr>
+          <w:rStyle w:val="Strong"/>
+        </w:rPr>
+        <w:t>Inputs</w:t>
+      </w:r>
+    </w:p>
+    <w:p>
+      <w:pPr>
+        <w:pStyle w:val="BodyText"/>
+        <w:numPr>
+          <w:ilvl w:val="0"/>
+          <w:numId w:val="59"/>
+        </w:numPr>
+        <w:tabs>
+          <w:tab w:val="clear" w:pos="720"/>
+          <w:tab w:val="left" w:pos="0" w:leader="none"/>
+        </w:tabs>
+        <w:spacing w:before="0" w:after="0"/>
+        <w:ind w:hanging="283" w:left="709"/>
+        <w:rPr/>
+      </w:pPr>
+      <w:r>
+        <w:rPr/>
+        <w:t xml:space="preserve">A snare-capable ability connects with a vehicle target. </w:t>
+      </w:r>
+    </w:p>
+    <w:p>
+      <w:pPr>
+        <w:pStyle w:val="BodyText"/>
+        <w:numPr>
+          <w:ilvl w:val="0"/>
+          <w:numId w:val="59"/>
+        </w:numPr>
+        <w:tabs>
+          <w:tab w:val="clear" w:pos="720"/>
+          <w:tab w:val="left" w:pos="0" w:leader="none"/>
+        </w:tabs>
+        <w:spacing w:before="0" w:after="0"/>
+        <w:ind w:hanging="283" w:left="709"/>
+        <w:rPr/>
+      </w:pPr>
+      <w:r>
+        <w:rPr/>
+        <w:t xml:space="preserve">Target vehicle current health value. </w:t>
+      </w:r>
+    </w:p>
+    <w:p>
+      <w:pPr>
+        <w:pStyle w:val="BodyText"/>
+        <w:numPr>
+          <w:ilvl w:val="0"/>
+          <w:numId w:val="59"/>
+        </w:numPr>
+        <w:tabs>
+          <w:tab w:val="clear" w:pos="720"/>
+          <w:tab w:val="left" w:pos="0" w:leader="none"/>
+        </w:tabs>
+        <w:spacing w:before="0" w:after="0"/>
+        <w:ind w:hanging="283" w:left="709"/>
+        <w:rPr/>
+      </w:pPr>
+      <w:r>
+        <w:rPr/>
+        <w:t xml:space="preserve">Existing snare status on target vehicle. </w:t>
+      </w:r>
+    </w:p>
+    <w:p>
+      <w:pPr>
+        <w:pStyle w:val="BodyText"/>
+        <w:numPr>
+          <w:ilvl w:val="0"/>
+          <w:numId w:val="59"/>
+        </w:numPr>
+        <w:tabs>
+          <w:tab w:val="clear" w:pos="720"/>
+          <w:tab w:val="left" w:pos="0" w:leader="none"/>
+        </w:tabs>
+        <w:ind w:hanging="283" w:left="709"/>
+        <w:rPr/>
+      </w:pPr>
+      <w:r>
+        <w:rPr/>
+        <w:t xml:space="preserve">Ability type — standard snare or AT satchel. </w:t>
+      </w:r>
+    </w:p>
+    <w:p>
+      <w:pPr>
+        <w:pStyle w:val="BodyText"/>
+        <w:rPr/>
+      </w:pPr>
+      <w:r>
+        <w:rPr>
+          <w:rStyle w:val="Strong"/>
+        </w:rPr>
+        <w:t>Processing</w:t>
+      </w:r>
+    </w:p>
+    <w:p>
+      <w:pPr>
+        <w:pStyle w:val="BodyText"/>
+        <w:numPr>
+          <w:ilvl w:val="0"/>
+          <w:numId w:val="60"/>
+        </w:numPr>
+        <w:tabs>
+          <w:tab w:val="clear" w:pos="720"/>
+          <w:tab w:val="left" w:pos="0" w:leader="none"/>
+        </w:tabs>
+        <w:spacing w:before="0" w:after="0"/>
+        <w:ind w:hanging="283" w:left="709"/>
+        <w:rPr/>
+      </w:pPr>
+      <w:r>
+        <w:rPr/>
+        <w:t xml:space="preserve">On hit, temporary engine damage is applied to the target regardless of current health. </w:t>
+      </w:r>
+    </w:p>
+    <w:p>
+      <w:pPr>
+        <w:pStyle w:val="BodyText"/>
+        <w:numPr>
+          <w:ilvl w:val="0"/>
+          <w:numId w:val="60"/>
+        </w:numPr>
+        <w:tabs>
+          <w:tab w:val="clear" w:pos="720"/>
+          <w:tab w:val="left" w:pos="0" w:leader="none"/>
+        </w:tabs>
+        <w:spacing w:before="0" w:after="0"/>
+        <w:ind w:hanging="283" w:left="709"/>
+        <w:rPr/>
+      </w:pPr>
+      <w:r>
+        <w:rPr/>
+        <w:t xml:space="preserve">If the target is at or below 50% health when hit, engine damage becomes persistent rather than temporary. </w:t>
+      </w:r>
+    </w:p>
+    <w:p>
+      <w:pPr>
+        <w:pStyle w:val="BodyText"/>
+        <w:numPr>
+          <w:ilvl w:val="0"/>
+          <w:numId w:val="60"/>
+        </w:numPr>
+        <w:tabs>
+          <w:tab w:val="clear" w:pos="720"/>
+          <w:tab w:val="left" w:pos="0" w:leader="none"/>
+        </w:tabs>
+        <w:spacing w:before="0" w:after="0"/>
+        <w:ind w:hanging="283" w:left="709"/>
+        <w:rPr/>
+      </w:pPr>
+      <w:r>
+        <w:rPr/>
+        <w:t xml:space="preserve">If the target is hit by a second snare ability while temporary engine damage is active, engine damage becomes persistent regardless of current health. </w:t>
+      </w:r>
+    </w:p>
+    <w:p>
+      <w:pPr>
+        <w:pStyle w:val="BodyText"/>
+        <w:numPr>
+          <w:ilvl w:val="0"/>
+          <w:numId w:val="60"/>
+        </w:numPr>
+        <w:tabs>
+          <w:tab w:val="clear" w:pos="720"/>
+          <w:tab w:val="left" w:pos="0" w:leader="none"/>
+        </w:tabs>
+        <w:ind w:hanging="283" w:left="709"/>
+        <w:rPr/>
+      </w:pPr>
+      <w:r>
+        <w:rPr>
+          <w:rStyle w:val="Strong"/>
+        </w:rPr>
+        <w:t>Exception:</w:t>
+      </w:r>
+      <w:r>
+        <w:rPr/>
+        <w:t xml:space="preserve"> AT satchels always inflict persistent engine damage on detonation regardless of target health or existing snare status. </w:t>
+      </w:r>
+    </w:p>
+    <w:p>
+      <w:pPr>
+        <w:pStyle w:val="BodyText"/>
+        <w:rPr/>
+      </w:pPr>
+      <w:r>
+        <w:rPr>
+          <w:rStyle w:val="Strong"/>
+        </w:rPr>
+        <w:t>Outputs</w:t>
+      </w:r>
+    </w:p>
+    <w:p>
+      <w:pPr>
+        <w:pStyle w:val="BodyText"/>
+        <w:numPr>
+          <w:ilvl w:val="0"/>
+          <w:numId w:val="61"/>
+        </w:numPr>
+        <w:tabs>
+          <w:tab w:val="clear" w:pos="720"/>
+          <w:tab w:val="left" w:pos="0" w:leader="none"/>
+        </w:tabs>
+        <w:spacing w:before="0" w:after="0"/>
+        <w:ind w:hanging="283" w:left="709"/>
+        <w:rPr/>
+      </w:pPr>
+      <w:r>
+        <w:rPr/>
+        <w:t xml:space="preserve">Target vehicle movement speed is reduced for the duration of the engine damage effect. </w:t>
+      </w:r>
+    </w:p>
+    <w:p>
+      <w:pPr>
+        <w:pStyle w:val="BodyText"/>
+        <w:numPr>
+          <w:ilvl w:val="0"/>
+          <w:numId w:val="61"/>
+        </w:numPr>
+        <w:tabs>
+          <w:tab w:val="clear" w:pos="720"/>
+          <w:tab w:val="left" w:pos="0" w:leader="none"/>
+        </w:tabs>
+        <w:spacing w:before="0" w:after="0"/>
+        <w:ind w:hanging="283" w:left="709"/>
+        <w:rPr/>
+      </w:pPr>
+      <w:r>
+        <w:rPr/>
+        <w:t xml:space="preserve">Engine damage status is either temporary or persistent depending on the conditions above. </w:t>
+      </w:r>
+    </w:p>
+    <w:p>
+      <w:pPr>
+        <w:pStyle w:val="BodyText"/>
+        <w:numPr>
+          <w:ilvl w:val="0"/>
+          <w:numId w:val="61"/>
+        </w:numPr>
+        <w:tabs>
+          <w:tab w:val="clear" w:pos="720"/>
+          <w:tab w:val="left" w:pos="0" w:leader="none"/>
+        </w:tabs>
+        <w:ind w:hanging="283" w:left="709"/>
+        <w:rPr/>
+      </w:pPr>
+      <w:r>
+        <w:rPr/>
+        <w:t xml:space="preserve">AT satchel hits always result in persistent engine damage. </w:t>
+      </w:r>
+    </w:p>
+    <w:p>
+      <w:pPr>
+        <w:pStyle w:val="BodyText"/>
+        <w:rPr/>
+      </w:pPr>
+      <w:r>
+        <w:rPr>
+          <w:rStyle w:val="Strong"/>
+        </w:rPr>
+        <w:t>Deviation from Vanilla</w:t>
+      </w:r>
+    </w:p>
+    <w:p>
+      <w:pPr>
+        <w:pStyle w:val="BodyText"/>
+        <w:numPr>
+          <w:ilvl w:val="0"/>
+          <w:numId w:val="62"/>
+        </w:numPr>
+        <w:tabs>
+          <w:tab w:val="clear" w:pos="720"/>
+          <w:tab w:val="left" w:pos="0" w:leader="none"/>
+        </w:tabs>
+        <w:spacing w:before="0" w:after="0"/>
+        <w:ind w:hanging="283" w:left="709"/>
+        <w:rPr/>
+      </w:pPr>
+      <w:r>
+        <w:rPr/>
+        <w:t xml:space="preserve">Vanilla CoH2 does not guarantee snare on hit; the effect is health dependent. </w:t>
+      </w:r>
+    </w:p>
+    <w:p>
+      <w:pPr>
+        <w:pStyle w:val="BodyText"/>
+        <w:numPr>
+          <w:ilvl w:val="0"/>
+          <w:numId w:val="62"/>
+        </w:numPr>
+        <w:tabs>
+          <w:tab w:val="clear" w:pos="720"/>
+          <w:tab w:val="left" w:pos="0" w:leader="none"/>
+        </w:tabs>
+        <w:spacing w:before="0" w:after="0"/>
+        <w:ind w:hanging="283" w:left="709"/>
+        <w:rPr/>
+      </w:pPr>
+      <w:r>
+        <w:rPr/>
+        <w:t xml:space="preserve">Vanilla health threshold for persistent engine damage is 75%. Defiance lowers this to 50%. </w:t>
+      </w:r>
+    </w:p>
+    <w:p>
+      <w:pPr>
+        <w:pStyle w:val="BodyText"/>
+        <w:numPr>
+          <w:ilvl w:val="0"/>
+          <w:numId w:val="62"/>
+        </w:numPr>
+        <w:tabs>
+          <w:tab w:val="clear" w:pos="720"/>
+          <w:tab w:val="left" w:pos="0" w:leader="none"/>
+        </w:tabs>
+        <w:spacing w:before="0" w:after="0"/>
+        <w:ind w:hanging="283" w:left="709"/>
+        <w:rPr/>
+      </w:pPr>
+      <w:r>
+        <w:rPr/>
+        <w:t xml:space="preserve">Vanilla does not have a stacking condition for repeated snare hits. </w:t>
+      </w:r>
+    </w:p>
+    <w:p>
+      <w:pPr>
+        <w:pStyle w:val="BodyText"/>
+        <w:numPr>
+          <w:ilvl w:val="0"/>
+          <w:numId w:val="62"/>
+        </w:numPr>
+        <w:tabs>
+          <w:tab w:val="clear" w:pos="720"/>
+          <w:tab w:val="left" w:pos="0" w:leader="none"/>
+        </w:tabs>
+        <w:ind w:hanging="283" w:left="709"/>
+        <w:rPr/>
+      </w:pPr>
+      <w:r>
+        <w:rPr/>
+        <w:t>Vanilla does not have a distinct snare behaviour for AT satchels.</w:t>
+      </w:r>
+    </w:p>
+    <w:p>
+      <w:pPr>
+        <w:pStyle w:val="BodyText"/>
+        <w:rPr>
+          <w:rStyle w:val="Strong"/>
+        </w:rPr>
+      </w:pPr>
+      <w:r>
+        <w:rPr/>
+      </w:r>
+    </w:p>
+    <w:p>
+      <w:pPr>
+        <w:pStyle w:val="BodyText"/>
+        <w:rPr/>
+      </w:pPr>
+      <w:r>
+        <w:rPr>
+          <w:rStyle w:val="Strong"/>
+        </w:rPr>
+        <w:t>3.1.5 Veterancy System</w:t>
+      </w:r>
+    </w:p>
+    <w:p>
+      <w:pPr>
+        <w:pStyle w:val="BodyText"/>
+        <w:rPr/>
+      </w:pPr>
+      <w:r>
+        <w:rPr>
+          <w:rStyle w:val="Strong"/>
+        </w:rPr>
+        <w:t>Description</w:t>
+      </w:r>
+      <w:r>
+        <w:rPr/>
+        <w:t xml:space="preserve"> All combat units in Defiance have access to 5 veterancy levels, standardising the system across all factions. Defiance also modifies the XP scaling multipliers for veterancy levels 4 and 5, making elite veterancy harder to reach compared to vanilla.</w:t>
+      </w:r>
+    </w:p>
+    <w:p>
+      <w:pPr>
+        <w:pStyle w:val="BodyText"/>
+        <w:rPr/>
+      </w:pPr>
+      <w:r>
+        <w:rPr>
+          <w:rStyle w:val="Strong"/>
+        </w:rPr>
+        <w:t>Inputs</w:t>
+      </w:r>
+    </w:p>
+    <w:p>
+      <w:pPr>
+        <w:pStyle w:val="BodyText"/>
+        <w:numPr>
+          <w:ilvl w:val="0"/>
+          <w:numId w:val="55"/>
+        </w:numPr>
+        <w:tabs>
+          <w:tab w:val="clear" w:pos="720"/>
+          <w:tab w:val="left" w:pos="0" w:leader="none"/>
+        </w:tabs>
+        <w:spacing w:before="0" w:after="0"/>
+        <w:ind w:hanging="283" w:left="709"/>
+        <w:rPr/>
+      </w:pPr>
+      <w:r>
+        <w:rPr/>
+        <w:t xml:space="preserve">Combat unit accumulates XP through combat actions. </w:t>
+      </w:r>
+    </w:p>
+    <w:p>
+      <w:pPr>
+        <w:pStyle w:val="BodyText"/>
+        <w:numPr>
+          <w:ilvl w:val="0"/>
+          <w:numId w:val="55"/>
+        </w:numPr>
+        <w:tabs>
+          <w:tab w:val="clear" w:pos="720"/>
+          <w:tab w:val="left" w:pos="0" w:leader="none"/>
+        </w:tabs>
+        <w:ind w:hanging="283" w:left="709"/>
+        <w:rPr/>
+      </w:pPr>
+      <w:r>
+        <w:rPr/>
+        <w:t xml:space="preserve">XP thresholds determine veterancy level progression. </w:t>
+      </w:r>
+    </w:p>
+    <w:p>
+      <w:pPr>
+        <w:pStyle w:val="BodyText"/>
+        <w:rPr/>
+      </w:pPr>
+      <w:r>
+        <w:rPr>
+          <w:rStyle w:val="Strong"/>
+        </w:rPr>
+        <w:t>Processing</w:t>
+      </w:r>
+    </w:p>
+    <w:p>
+      <w:pPr>
+        <w:pStyle w:val="BodyText"/>
+        <w:numPr>
+          <w:ilvl w:val="0"/>
+          <w:numId w:val="56"/>
+        </w:numPr>
+        <w:tabs>
+          <w:tab w:val="clear" w:pos="720"/>
+          <w:tab w:val="left" w:pos="0" w:leader="none"/>
+        </w:tabs>
+        <w:spacing w:before="0" w:after="0"/>
+        <w:ind w:hanging="283" w:left="709"/>
+        <w:rPr/>
+      </w:pPr>
+      <w:r>
+        <w:rPr/>
+        <w:t xml:space="preserve">XP scaling multipliers: 1 / 2 / 4 / 6 / 8 </w:t>
+      </w:r>
+    </w:p>
+    <w:p>
+      <w:pPr>
+        <w:pStyle w:val="BodyText"/>
+        <w:numPr>
+          <w:ilvl w:val="0"/>
+          <w:numId w:val="56"/>
+        </w:numPr>
+        <w:tabs>
+          <w:tab w:val="clear" w:pos="720"/>
+          <w:tab w:val="left" w:pos="0" w:leader="none"/>
+        </w:tabs>
+        <w:spacing w:before="0" w:after="0"/>
+        <w:ind w:hanging="283" w:left="709"/>
+        <w:rPr/>
+      </w:pPr>
+      <w:r>
+        <w:rPr/>
+        <w:t xml:space="preserve">Veterancy levels 1 through 3 are reached at the same pace as vanilla. </w:t>
+      </w:r>
+    </w:p>
+    <w:p>
+      <w:pPr>
+        <w:pStyle w:val="BodyText"/>
+        <w:numPr>
+          <w:ilvl w:val="0"/>
+          <w:numId w:val="56"/>
+        </w:numPr>
+        <w:tabs>
+          <w:tab w:val="clear" w:pos="720"/>
+          <w:tab w:val="left" w:pos="0" w:leader="none"/>
+        </w:tabs>
+        <w:ind w:hanging="283" w:left="709"/>
+        <w:rPr/>
+      </w:pPr>
+      <w:r>
+        <w:rPr/>
+        <w:t xml:space="preserve">Veterancy levels 4 and 5 require more XP than vanilla equivalents. </w:t>
+      </w:r>
+    </w:p>
+    <w:p>
+      <w:pPr>
+        <w:pStyle w:val="BodyText"/>
+        <w:rPr/>
+      </w:pPr>
+      <w:r>
+        <w:rPr>
+          <w:rStyle w:val="Strong"/>
+        </w:rPr>
+        <w:t>Outputs</w:t>
+      </w:r>
+    </w:p>
+    <w:p>
+      <w:pPr>
+        <w:pStyle w:val="BodyText"/>
+        <w:numPr>
+          <w:ilvl w:val="0"/>
+          <w:numId w:val="57"/>
+        </w:numPr>
+        <w:tabs>
+          <w:tab w:val="clear" w:pos="720"/>
+          <w:tab w:val="left" w:pos="0" w:leader="none"/>
+        </w:tabs>
+        <w:spacing w:before="0" w:after="0"/>
+        <w:ind w:hanging="283" w:left="709"/>
+        <w:rPr/>
+      </w:pPr>
+      <w:r>
+        <w:rPr/>
+        <w:t xml:space="preserve">Unit advances veterancy level upon reaching XP threshold. </w:t>
+      </w:r>
+    </w:p>
+    <w:p>
+      <w:pPr>
+        <w:pStyle w:val="BodyText"/>
+        <w:numPr>
+          <w:ilvl w:val="0"/>
+          <w:numId w:val="57"/>
+        </w:numPr>
+        <w:tabs>
+          <w:tab w:val="clear" w:pos="720"/>
+          <w:tab w:val="left" w:pos="0" w:leader="none"/>
+        </w:tabs>
+        <w:ind w:hanging="283" w:left="709"/>
+        <w:rPr/>
+      </w:pPr>
+      <w:r>
+        <w:rPr/>
+        <w:t xml:space="preserve">Veterancy bonuses are applied per level as defined in individual unit specifications. </w:t>
+      </w:r>
+    </w:p>
+    <w:p>
+      <w:pPr>
+        <w:pStyle w:val="BodyText"/>
+        <w:rPr/>
+      </w:pPr>
+      <w:r>
+        <w:rPr>
+          <w:rStyle w:val="Strong"/>
+        </w:rPr>
+        <w:t>XP Threshold Reference</w:t>
+      </w:r>
+    </w:p>
+    <w:tbl>
+      <w:tblPr>
+        <w:tblW w:w="2512" w:type="dxa"/>
+        <w:jc w:val="left"/>
+        <w:tblInd w:w="28" w:type="dxa"/>
+        <w:tblLayout w:type="fixed"/>
+        <w:tblCellMar>
+          <w:top w:w="28" w:type="dxa"/>
+          <w:left w:w="28" w:type="dxa"/>
+          <w:bottom w:w="28" w:type="dxa"/>
+          <w:right w:w="28" w:type="dxa"/>
+        </w:tblCellMar>
+      </w:tblPr>
+      <w:tblGrid>
+        <w:gridCol w:w="660"/>
+        <w:gridCol w:w="818"/>
+        <w:gridCol w:w="1034"/>
+      </w:tblGrid>
+      <w:tr>
+        <w:trPr>
+          <w:tblHeader w:val="true"/>
+        </w:trPr>
+        <w:tc>
+          <w:tcPr>
+            <w:tcW w:w="660" w:type="dxa"/>
+            <w:tcBorders/>
+            <w:vAlign w:val="center"/>
+          </w:tcPr>
+          <w:p>
+            <w:pPr>
+              <w:pStyle w:val="TableHeading"/>
+              <w:suppressLineNumbers/>
+              <w:spacing w:before="0" w:after="200"/>
+              <w:jc w:val="center"/>
+              <w:rPr/>
+            </w:pPr>
+            <w:r>
+              <w:rPr/>
+              <w:t>Level</w:t>
+            </w:r>
+          </w:p>
+        </w:tc>
+        <w:tc>
+          <w:tcPr>
+            <w:tcW w:w="818" w:type="dxa"/>
+            <w:tcBorders/>
+            <w:vAlign w:val="center"/>
+          </w:tcPr>
+          <w:p>
+            <w:pPr>
+              <w:pStyle w:val="TableHeading"/>
+              <w:suppressLineNumbers/>
+              <w:spacing w:before="0" w:after="200"/>
+              <w:jc w:val="center"/>
+              <w:rPr/>
+            </w:pPr>
+            <w:r>
+              <w:rPr/>
+              <w:t>Vanilla</w:t>
+            </w:r>
+          </w:p>
+        </w:tc>
+        <w:tc>
+          <w:tcPr>
+            <w:tcW w:w="1034" w:type="dxa"/>
+            <w:tcBorders/>
+            <w:vAlign w:val="center"/>
+          </w:tcPr>
+          <w:p>
+            <w:pPr>
+              <w:pStyle w:val="TableHeading"/>
+              <w:suppressLineNumbers/>
+              <w:spacing w:before="0" w:after="200"/>
+              <w:jc w:val="center"/>
+              <w:rPr/>
+            </w:pPr>
+            <w:r>
+              <w:rPr/>
+              <w:t>Defiance</w:t>
+            </w:r>
+          </w:p>
+        </w:tc>
+      </w:tr>
+      <w:tr>
+        <w:trPr/>
+        <w:tc>
+          <w:tcPr>
+            <w:tcW w:w="660" w:type="dxa"/>
+            <w:tcBorders/>
+            <w:vAlign w:val="center"/>
+          </w:tcPr>
+          <w:p>
+            <w:pPr>
+              <w:pStyle w:val="TableContents"/>
+              <w:widowControl w:val="false"/>
+              <w:suppressLineNumbers/>
+              <w:spacing w:before="0" w:after="200"/>
+              <w:rPr/>
+            </w:pPr>
+            <w:r>
+              <w:rPr/>
+              <w:t>1</w:t>
+            </w:r>
+          </w:p>
+        </w:tc>
+        <w:tc>
+          <w:tcPr>
+            <w:tcW w:w="818" w:type="dxa"/>
+            <w:tcBorders/>
+            <w:vAlign w:val="center"/>
+          </w:tcPr>
+          <w:p>
+            <w:pPr>
+              <w:pStyle w:val="TableContents"/>
+              <w:widowControl w:val="false"/>
+              <w:suppressLineNumbers/>
+              <w:spacing w:before="0" w:after="200"/>
+              <w:rPr/>
+            </w:pPr>
+            <w:r>
+              <w:rPr/>
+              <w:t>220</w:t>
+            </w:r>
+          </w:p>
+        </w:tc>
+        <w:tc>
+          <w:tcPr>
+            <w:tcW w:w="1034" w:type="dxa"/>
+            <w:tcBorders/>
+            <w:vAlign w:val="center"/>
+          </w:tcPr>
+          <w:p>
+            <w:pPr>
+              <w:pStyle w:val="TableContents"/>
+              <w:widowControl w:val="false"/>
+              <w:suppressLineNumbers/>
+              <w:spacing w:before="0" w:after="200"/>
+              <w:rPr/>
+            </w:pPr>
+            <w:r>
+              <w:rPr/>
+              <w:t>220</w:t>
+            </w:r>
+          </w:p>
+        </w:tc>
+      </w:tr>
+      <w:tr>
+        <w:trPr/>
+        <w:tc>
+          <w:tcPr>
+            <w:tcW w:w="660" w:type="dxa"/>
+            <w:tcBorders/>
+            <w:vAlign w:val="center"/>
+          </w:tcPr>
+          <w:p>
+            <w:pPr>
+              <w:pStyle w:val="TableContents"/>
+              <w:widowControl w:val="false"/>
+              <w:suppressLineNumbers/>
+              <w:spacing w:before="0" w:after="200"/>
+              <w:rPr/>
+            </w:pPr>
+            <w:r>
+              <w:rPr/>
+              <w:t>2</w:t>
+            </w:r>
+          </w:p>
+        </w:tc>
+        <w:tc>
+          <w:tcPr>
+            <w:tcW w:w="818" w:type="dxa"/>
+            <w:tcBorders/>
+            <w:vAlign w:val="center"/>
+          </w:tcPr>
+          <w:p>
+            <w:pPr>
+              <w:pStyle w:val="TableContents"/>
+              <w:widowControl w:val="false"/>
+              <w:suppressLineNumbers/>
+              <w:spacing w:before="0" w:after="200"/>
+              <w:rPr/>
+            </w:pPr>
+            <w:r>
+              <w:rPr/>
+              <w:t>440</w:t>
+            </w:r>
+          </w:p>
+        </w:tc>
+        <w:tc>
+          <w:tcPr>
+            <w:tcW w:w="1034" w:type="dxa"/>
+            <w:tcBorders/>
+            <w:vAlign w:val="center"/>
+          </w:tcPr>
+          <w:p>
+            <w:pPr>
+              <w:pStyle w:val="TableContents"/>
+              <w:widowControl w:val="false"/>
+              <w:suppressLineNumbers/>
+              <w:spacing w:before="0" w:after="200"/>
+              <w:rPr/>
+            </w:pPr>
+            <w:r>
+              <w:rPr/>
+              <w:t>440</w:t>
+            </w:r>
+          </w:p>
+        </w:tc>
+      </w:tr>
+      <w:tr>
+        <w:trPr/>
+        <w:tc>
+          <w:tcPr>
+            <w:tcW w:w="660" w:type="dxa"/>
+            <w:tcBorders/>
+            <w:vAlign w:val="center"/>
+          </w:tcPr>
+          <w:p>
+            <w:pPr>
+              <w:pStyle w:val="TableContents"/>
+              <w:widowControl w:val="false"/>
+              <w:suppressLineNumbers/>
+              <w:spacing w:before="0" w:after="200"/>
+              <w:rPr/>
+            </w:pPr>
+            <w:r>
+              <w:rPr/>
+              <w:t>3</w:t>
+            </w:r>
+          </w:p>
+        </w:tc>
+        <w:tc>
+          <w:tcPr>
+            <w:tcW w:w="818" w:type="dxa"/>
+            <w:tcBorders/>
+            <w:vAlign w:val="center"/>
+          </w:tcPr>
+          <w:p>
+            <w:pPr>
+              <w:pStyle w:val="TableContents"/>
+              <w:widowControl w:val="false"/>
+              <w:suppressLineNumbers/>
+              <w:spacing w:before="0" w:after="200"/>
+              <w:rPr/>
+            </w:pPr>
+            <w:r>
+              <w:rPr/>
+              <w:t>880</w:t>
+            </w:r>
+          </w:p>
+        </w:tc>
+        <w:tc>
+          <w:tcPr>
+            <w:tcW w:w="1034" w:type="dxa"/>
+            <w:tcBorders/>
+            <w:vAlign w:val="center"/>
+          </w:tcPr>
+          <w:p>
+            <w:pPr>
+              <w:pStyle w:val="TableContents"/>
+              <w:widowControl w:val="false"/>
+              <w:suppressLineNumbers/>
+              <w:spacing w:before="0" w:after="200"/>
+              <w:rPr/>
+            </w:pPr>
+            <w:r>
+              <w:rPr/>
+              <w:t>880</w:t>
+            </w:r>
+          </w:p>
+        </w:tc>
+      </w:tr>
+      <w:tr>
+        <w:trPr/>
+        <w:tc>
+          <w:tcPr>
+            <w:tcW w:w="660" w:type="dxa"/>
+            <w:tcBorders/>
+            <w:vAlign w:val="center"/>
+          </w:tcPr>
+          <w:p>
+            <w:pPr>
+              <w:pStyle w:val="TableContents"/>
+              <w:widowControl w:val="false"/>
+              <w:suppressLineNumbers/>
+              <w:spacing w:before="0" w:after="200"/>
+              <w:rPr/>
+            </w:pPr>
+            <w:r>
+              <w:rPr/>
+              <w:t>4</w:t>
+            </w:r>
+          </w:p>
+        </w:tc>
+        <w:tc>
+          <w:tcPr>
+            <w:tcW w:w="818" w:type="dxa"/>
+            <w:tcBorders/>
+            <w:vAlign w:val="center"/>
+          </w:tcPr>
+          <w:p>
+            <w:pPr>
+              <w:pStyle w:val="TableContents"/>
+              <w:widowControl w:val="false"/>
+              <w:suppressLineNumbers/>
+              <w:spacing w:before="0" w:after="200"/>
+              <w:rPr/>
+            </w:pPr>
+            <w:r>
+              <w:rPr/>
+              <w:t>1100</w:t>
+            </w:r>
+          </w:p>
+        </w:tc>
+        <w:tc>
+          <w:tcPr>
+            <w:tcW w:w="1034" w:type="dxa"/>
+            <w:tcBorders/>
+            <w:vAlign w:val="center"/>
+          </w:tcPr>
+          <w:p>
+            <w:pPr>
+              <w:pStyle w:val="TableContents"/>
+              <w:widowControl w:val="false"/>
+              <w:suppressLineNumbers/>
+              <w:spacing w:before="0" w:after="200"/>
+              <w:rPr/>
+            </w:pPr>
+            <w:r>
+              <w:rPr/>
+              <w:t>1320</w:t>
+            </w:r>
+          </w:p>
+        </w:tc>
+      </w:tr>
+      <w:tr>
+        <w:trPr/>
+        <w:tc>
+          <w:tcPr>
+            <w:tcW w:w="660" w:type="dxa"/>
+            <w:tcBorders/>
+            <w:vAlign w:val="center"/>
+          </w:tcPr>
+          <w:p>
+            <w:pPr>
+              <w:pStyle w:val="TableContents"/>
+              <w:widowControl w:val="false"/>
+              <w:suppressLineNumbers/>
+              <w:spacing w:before="0" w:after="200"/>
+              <w:rPr/>
+            </w:pPr>
+            <w:r>
+              <w:rPr/>
+              <w:t>5</w:t>
+            </w:r>
+          </w:p>
+        </w:tc>
+        <w:tc>
+          <w:tcPr>
+            <w:tcW w:w="818" w:type="dxa"/>
+            <w:tcBorders/>
+            <w:vAlign w:val="center"/>
+          </w:tcPr>
+          <w:p>
+            <w:pPr>
+              <w:pStyle w:val="TableContents"/>
+              <w:widowControl w:val="false"/>
+              <w:suppressLineNumbers/>
+              <w:spacing w:before="0" w:after="200"/>
+              <w:rPr/>
+            </w:pPr>
+            <w:r>
+              <w:rPr/>
+              <w:t>1430</w:t>
+            </w:r>
+          </w:p>
+        </w:tc>
+        <w:tc>
+          <w:tcPr>
+            <w:tcW w:w="1034" w:type="dxa"/>
+            <w:tcBorders/>
+            <w:vAlign w:val="center"/>
+          </w:tcPr>
+          <w:p>
+            <w:pPr>
+              <w:pStyle w:val="TableContents"/>
+              <w:widowControl w:val="false"/>
+              <w:suppressLineNumbers/>
+              <w:spacing w:before="0" w:after="200"/>
+              <w:rPr/>
+            </w:pPr>
+            <w:r>
+              <w:rPr/>
+              <w:t>1760</w:t>
+            </w:r>
+          </w:p>
+        </w:tc>
+      </w:tr>
+    </w:tbl>
+    <w:p>
+      <w:pPr>
+        <w:pStyle w:val="BodyText"/>
+        <w:rPr/>
+      </w:pPr>
+      <w:r>
+        <w:rPr>
+          <w:rStyle w:val="Strong"/>
+        </w:rPr>
+        <w:t>Deviation from Vanilla</w:t>
+      </w:r>
+    </w:p>
+    <w:p>
+      <w:pPr>
+        <w:pStyle w:val="BodyText"/>
+        <w:numPr>
+          <w:ilvl w:val="0"/>
+          <w:numId w:val="58"/>
+        </w:numPr>
+        <w:tabs>
+          <w:tab w:val="clear" w:pos="720"/>
+          <w:tab w:val="left" w:pos="0" w:leader="none"/>
+        </w:tabs>
+        <w:spacing w:before="0" w:after="0"/>
+        <w:ind w:hanging="283" w:left="709"/>
+        <w:rPr/>
+      </w:pPr>
+      <w:r>
+        <w:rPr/>
+        <w:t xml:space="preserve">Vanilla limits most factions to 3 veterancy levels. Only OKW has access to 5 levels in vanilla. Defiance extends 5 veterancy levels to all factions. </w:t>
+      </w:r>
+    </w:p>
+    <w:p>
+      <w:pPr>
+        <w:pStyle w:val="BodyText"/>
+        <w:numPr>
+          <w:ilvl w:val="0"/>
+          <w:numId w:val="58"/>
+        </w:numPr>
+        <w:tabs>
+          <w:tab w:val="clear" w:pos="720"/>
+          <w:tab w:val="left" w:pos="0" w:leader="none"/>
+        </w:tabs>
+        <w:ind w:hanging="283" w:left="709"/>
+        <w:rPr/>
+      </w:pPr>
+      <w:r>
+        <w:rPr/>
+        <w:t>XP scaling multipliers for levels 4 and 5 have been increased from 5 / 6.5 to 6 / 8, making elite veterancy harder to achieve.</w:t>
+      </w:r>
+    </w:p>
+    <w:p>
+      <w:pPr>
+        <w:pStyle w:val="BodyText"/>
+        <w:rPr/>
+      </w:pPr>
+      <w:r>
+        <w:rPr/>
+      </w:r>
+    </w:p>
+    <w:p>
+      <w:pPr>
+        <w:pStyle w:val="Heading2"/>
+        <w:rPr/>
+      </w:pPr>
+      <w:r>
+        <w:rPr/>
+        <w:t>3.2 Faction Systems</w:t>
+      </w:r>
+    </w:p>
+    <w:p>
+      <w:pPr>
+        <w:pStyle w:val="Normal"/>
+        <w:rPr/>
+      </w:pPr>
+      <w:r>
+        <w:rPr/>
+        <w:t>(to be filled in later with team insights)</w:t>
+      </w:r>
+    </w:p>
+    <w:p>
+      <w:pPr>
+        <w:pStyle w:val="Heading2"/>
+        <w:rPr/>
+      </w:pPr>
+      <w:r>
+        <w:rPr/>
+        <w:t>3.3 Doctrine Systems</w:t>
+      </w:r>
+    </w:p>
+    <w:p>
+      <w:pPr>
+        <w:pStyle w:val="Normal"/>
+        <w:rPr/>
+      </w:pPr>
+      <w:r>
+        <w:rPr/>
+        <w:t>(to be filled in later with team insights)</w:t>
       </w:r>
     </w:p>
     <w:p>
@@ -4265,12 +6862,54 @@
         <w:t>See Section 1.3.</w:t>
       </w:r>
     </w:p>
+    <w:p>
+      <w:pPr>
+        <w:pStyle w:val="Heading2"/>
+        <w:rPr/>
+      </w:pPr>
+      <w:r>
+        <w:rPr/>
+        <w:t>6.4 Damage Calculation Formula</w:t>
+      </w:r>
+    </w:p>
+    <w:p>
+      <w:pPr>
+        <w:pStyle w:val="BodyText"/>
+        <w:widowControl/>
+        <w:bidi w:val="0"/>
+        <w:spacing w:lineRule="auto" w:line="276" w:before="0" w:after="200"/>
+        <w:jc w:val="left"/>
+        <w:rPr/>
+      </w:pPr>
+      <w:r>
+        <w:rPr>
+          <w:rStyle w:val="Emphasis"/>
+        </w:rPr>
+        <w:t>(To be filled in by InvertedJadgpanther)</w:t>
+      </w:r>
+    </w:p>
+    <w:p>
+      <w:pPr>
+        <w:pStyle w:val="Normal"/>
+        <w:widowControl/>
+        <w:bidi w:val="0"/>
+        <w:spacing w:lineRule="auto" w:line="276" w:before="0" w:after="200"/>
+        <w:jc w:val="left"/>
+        <w:rPr/>
+      </w:pPr>
+      <w:r>
+        <w:rPr/>
+      </w:r>
+    </w:p>
     <w:sectPr>
+      <w:footerReference w:type="default" r:id="rId2"/>
+      <w:footerReference w:type="first" r:id="rId3"/>
       <w:type w:val="nextPage"/>
       <w:pgSz w:w="12240" w:h="15840"/>
-      <w:pgMar w:left="1800" w:right="1800" w:gutter="0" w:header="0" w:top="1440" w:footer="0" w:bottom="1440"/>
+      <w:pgMar w:left="1800" w:right="1800" w:gutter="0" w:header="0" w:top="1440" w:footer="1440" w:bottom="1981"/>
       <w:pgNumType w:fmt="decimal"/>
       <w:formProt w:val="false"/>
+      <w:titlePg/>
       <w:textDirection w:val="lrTb"/>
       <w:docGrid w:type="default" w:linePitch="360" w:charSpace="0"/>
     </w:sectPr>
@@ -4278,6 +6917,36 @@
 </w:document>
 </file>
 
+<file path=word/footer1.xml><?xml version="1.0" encoding="utf-8"?>
+<w:ftr xmlns:o="urn:schemas-microsoft-com:office:office" xmlns:r="http://schemas.openxmlformats.org/officeDocument/2006/relationships" xmlns:v="urn:schemas-microsoft-com:vml" xmlns:w="http://schemas.openxmlformats.org/wordprocessingml/2006/main" xmlns:w10="urn:schemas-microsoft-com:office:word" xmlns:wp="http://schemas.openxmlformats.org/drawingml/2006/wordprocessingDrawing" xmlns:pic="http://schemas.openxmlformats.org/drawingml/2006/picture" xmlns:wps="http://schemas.microsoft.com/office/word/2010/wordprocessingShape" xmlns:wpg="http://schemas.microsoft.com/office/word/2010/wordprocessingGroup" xmlns:mc="http://schemas.openxmlformats.org/markup-compatibility/2006" xmlns:wp14="http://schemas.microsoft.com/office/word/2010/wordprocessingDrawing" xmlns:w14="http://schemas.microsoft.com/office/word/2010/wordml" xmlns:w15="http://schemas.microsoft.com/office/word/2012/wordml" mc:Ignorable="w14 wp14 w15">
+  <w:p>
+    <w:pPr>
+      <w:pStyle w:val="Footer"/>
+      <w:jc w:val="right"/>
+      <w:rPr/>
+    </w:pPr>
+    <w:r>
+      <w:rPr/>
+      <w:t xml:space="preserve">1.0 | Aug 2025 | Initial release </w:t>
+    </w:r>
+  </w:p>
+</w:ftr>
+</file>
+
+<file path=word/footer2.xml><?xml version="1.0" encoding="utf-8"?>
+<w:ftr xmlns:o="urn:schemas-microsoft-com:office:office" xmlns:r="http://schemas.openxmlformats.org/officeDocument/2006/relationships" xmlns:v="urn:schemas-microsoft-com:vml" xmlns:w="http://schemas.openxmlformats.org/wordprocessingml/2006/main" xmlns:w10="urn:schemas-microsoft-com:office:word" xmlns:wp="http://schemas.openxmlformats.org/drawingml/2006/wordprocessingDrawing" xmlns:pic="http://schemas.openxmlformats.org/drawingml/2006/picture" xmlns:wps="http://schemas.microsoft.com/office/word/2010/wordprocessingShape" xmlns:wpg="http://schemas.microsoft.com/office/word/2010/wordprocessingGroup" xmlns:mc="http://schemas.openxmlformats.org/markup-compatibility/2006" xmlns:wp14="http://schemas.microsoft.com/office/word/2010/wordprocessingDrawing" xmlns:w14="http://schemas.microsoft.com/office/word/2010/wordml" xmlns:w15="http://schemas.microsoft.com/office/word/2012/wordml" mc:Ignorable="w14 wp14 w15">
+  <w:p>
+    <w:pPr>
+      <w:pStyle w:val="Footer"/>
+      <w:rPr/>
+    </w:pPr>
+    <w:r>
+      <w:rPr/>
+    </w:r>
+  </w:p>
+</w:ftr>
+</file>
+
 <file path=word/numbering.xml><?xml version="1.0" encoding="utf-8"?>
 <w:numbering xmlns:w="http://schemas.openxmlformats.org/wordprocessingml/2006/main" xmlns:o="urn:schemas-microsoft-com:office:office" xmlns:r="http://schemas.openxmlformats.org/officeDocument/2006/relationships" xmlns:v="urn:schemas-microsoft-com:vml" xmlns:mc="http://schemas.openxmlformats.org/markup-compatibility/2006" xmlns:w14="http://schemas.microsoft.com/office/word/2010/wordml" mc:Ignorable="w14">
   <w:abstractNum w:abstractNumId="1">
@@ -5164,6 +7833,7 @@
         </w:tabs>
         <w:ind w:left="1080" w:hanging="360"/>
       </w:pPr>
+      <w:rPr/>
     </w:lvl>
     <w:lvl w:ilvl="2">
       <w:start w:val="1"/>
@@ -5176,6 +7846,7 @@
         </w:tabs>
         <w:ind w:left="1440" w:hanging="360"/>
       </w:pPr>
+      <w:rPr/>
     </w:lvl>
     <w:lvl w:ilvl="3">
       <w:start w:val="1"/>
@@ -5188,6 +7859,7 @@
         </w:tabs>
         <w:ind w:left="1800" w:hanging="360"/>
       </w:pPr>
+      <w:rPr/>
     </w:lvl>
     <w:lvl w:ilvl="4">
       <w:start w:val="1"/>
@@ -5200,6 +7872,7 @@
         </w:tabs>
         <w:ind w:left="2160" w:hanging="360"/>
       </w:pPr>
+      <w:rPr/>
     </w:lvl>
     <w:lvl w:ilvl="5">
       <w:start w:val="1"/>
@@ -5212,6 +7885,7 @@
         </w:tabs>
         <w:ind w:left="2520" w:hanging="360"/>
       </w:pPr>
+      <w:rPr/>
     </w:lvl>
     <w:lvl w:ilvl="6">
       <w:start w:val="1"/>
@@ -5224,6 +7898,7 @@
         </w:tabs>
         <w:ind w:left="2880" w:hanging="360"/>
       </w:pPr>
+      <w:rPr/>
     </w:lvl>
     <w:lvl w:ilvl="7">
       <w:start w:val="1"/>
@@ -5236,6 +7911,7 @@
         </w:tabs>
         <w:ind w:left="3240" w:hanging="360"/>
       </w:pPr>
+      <w:rPr/>
     </w:lvl>
     <w:lvl w:ilvl="8">
       <w:start w:val="1"/>
@@ -5248,6 +7924,7 @@
         </w:tabs>
         <w:ind w:left="3600" w:hanging="360"/>
       </w:pPr>
+      <w:rPr/>
     </w:lvl>
   </w:abstractNum>
   <w:abstractNum w:abstractNumId="9">
@@ -5277,6 +7954,7 @@
         </w:tabs>
         <w:ind w:left="1080" w:hanging="360"/>
       </w:pPr>
+      <w:rPr/>
     </w:lvl>
     <w:lvl w:ilvl="2">
       <w:start w:val="1"/>
@@ -5289,6 +7967,7 @@
         </w:tabs>
         <w:ind w:left="1440" w:hanging="360"/>
       </w:pPr>
+      <w:rPr/>
     </w:lvl>
     <w:lvl w:ilvl="3">
       <w:start w:val="1"/>
@@ -5301,6 +7980,7 @@
         </w:tabs>
         <w:ind w:left="1800" w:hanging="360"/>
       </w:pPr>
+      <w:rPr/>
     </w:lvl>
     <w:lvl w:ilvl="4">
       <w:start w:val="1"/>
@@ -5313,6 +7993,7 @@
         </w:tabs>
         <w:ind w:left="2160" w:hanging="360"/>
       </w:pPr>
+      <w:rPr/>
     </w:lvl>
     <w:lvl w:ilvl="5">
       <w:start w:val="1"/>
@@ -5325,6 +8006,7 @@
         </w:tabs>
         <w:ind w:left="2520" w:hanging="360"/>
       </w:pPr>
+      <w:rPr/>
     </w:lvl>
     <w:lvl w:ilvl="6">
       <w:start w:val="1"/>
@@ -5337,6 +8019,7 @@
         </w:tabs>
         <w:ind w:left="2880" w:hanging="360"/>
       </w:pPr>
+      <w:rPr/>
     </w:lvl>
     <w:lvl w:ilvl="7">
       <w:start w:val="1"/>
@@ -5349,6 +8032,7 @@
         </w:tabs>
         <w:ind w:left="3240" w:hanging="360"/>
       </w:pPr>
+      <w:rPr/>
     </w:lvl>
     <w:lvl w:ilvl="8">
       <w:start w:val="1"/>
@@ -5361,6 +8045,7 @@
         </w:tabs>
         <w:ind w:left="3600" w:hanging="360"/>
       </w:pPr>
+      <w:rPr/>
     </w:lvl>
   </w:abstractNum>
   <w:abstractNum w:abstractNumId="10">
@@ -5390,6 +8075,7 @@
         </w:tabs>
         <w:ind w:left="1080" w:hanging="360"/>
       </w:pPr>
+      <w:rPr/>
     </w:lvl>
     <w:lvl w:ilvl="2">
       <w:start w:val="1"/>
@@ -5402,6 +8088,7 @@
         </w:tabs>
         <w:ind w:left="1440" w:hanging="360"/>
       </w:pPr>
+      <w:rPr/>
     </w:lvl>
     <w:lvl w:ilvl="3">
       <w:start w:val="1"/>
@@ -5414,6 +8101,7 @@
         </w:tabs>
         <w:ind w:left="1800" w:hanging="360"/>
       </w:pPr>
+      <w:rPr/>
     </w:lvl>
     <w:lvl w:ilvl="4">
       <w:start w:val="1"/>
@@ -5426,6 +8114,7 @@
         </w:tabs>
         <w:ind w:left="2160" w:hanging="360"/>
       </w:pPr>
+      <w:rPr/>
     </w:lvl>
     <w:lvl w:ilvl="5">
       <w:start w:val="1"/>
@@ -5438,6 +8127,7 @@
         </w:tabs>
         <w:ind w:left="2520" w:hanging="360"/>
       </w:pPr>
+      <w:rPr/>
     </w:lvl>
     <w:lvl w:ilvl="6">
       <w:start w:val="1"/>
@@ -5450,6 +8140,7 @@
         </w:tabs>
         <w:ind w:left="2880" w:hanging="360"/>
       </w:pPr>
+      <w:rPr/>
     </w:lvl>
     <w:lvl w:ilvl="7">
       <w:start w:val="1"/>
@@ -5462,6 +8153,7 @@
         </w:tabs>
         <w:ind w:left="3240" w:hanging="360"/>
       </w:pPr>
+      <w:rPr/>
     </w:lvl>
     <w:lvl w:ilvl="8">
       <w:start w:val="1"/>
@@ -5474,6 +8166,7 @@
         </w:tabs>
         <w:ind w:left="3600" w:hanging="360"/>
       </w:pPr>
+      <w:rPr/>
     </w:lvl>
   </w:abstractNum>
   <w:abstractNum w:abstractNumId="11">
@@ -5503,6 +8196,7 @@
         </w:tabs>
         <w:ind w:left="1080" w:hanging="360"/>
       </w:pPr>
+      <w:rPr/>
     </w:lvl>
     <w:lvl w:ilvl="2">
       <w:start w:val="1"/>
@@ -5515,6 +8209,7 @@
         </w:tabs>
         <w:ind w:left="1440" w:hanging="360"/>
       </w:pPr>
+      <w:rPr/>
     </w:lvl>
     <w:lvl w:ilvl="3">
       <w:start w:val="1"/>
@@ -5527,6 +8222,7 @@
         </w:tabs>
         <w:ind w:left="1800" w:hanging="360"/>
       </w:pPr>
+      <w:rPr/>
     </w:lvl>
     <w:lvl w:ilvl="4">
       <w:start w:val="1"/>
@@ -5539,6 +8235,7 @@
         </w:tabs>
         <w:ind w:left="2160" w:hanging="360"/>
       </w:pPr>
+      <w:rPr/>
     </w:lvl>
     <w:lvl w:ilvl="5">
       <w:start w:val="1"/>
@@ -5551,6 +8248,7 @@
         </w:tabs>
         <w:ind w:left="2520" w:hanging="360"/>
       </w:pPr>
+      <w:rPr/>
     </w:lvl>
     <w:lvl w:ilvl="6">
       <w:start w:val="1"/>
@@ -5563,6 +8261,7 @@
         </w:tabs>
         <w:ind w:left="2880" w:hanging="360"/>
       </w:pPr>
+      <w:rPr/>
     </w:lvl>
     <w:lvl w:ilvl="7">
       <w:start w:val="1"/>
@@ -5575,6 +8274,7 @@
         </w:tabs>
         <w:ind w:left="3240" w:hanging="360"/>
       </w:pPr>
+      <w:rPr/>
     </w:lvl>
     <w:lvl w:ilvl="8">
       <w:start w:val="1"/>
@@ -5587,6 +8287,7 @@
         </w:tabs>
         <w:ind w:left="3600" w:hanging="360"/>
       </w:pPr>
+      <w:rPr/>
     </w:lvl>
   </w:abstractNum>
   <w:abstractNum w:abstractNumId="12">
@@ -5616,6 +8317,7 @@
         </w:tabs>
         <w:ind w:left="1080" w:hanging="360"/>
       </w:pPr>
+      <w:rPr/>
     </w:lvl>
     <w:lvl w:ilvl="2">
       <w:start w:val="1"/>
@@ -5628,6 +8330,7 @@
         </w:tabs>
         <w:ind w:left="1440" w:hanging="360"/>
       </w:pPr>
+      <w:rPr/>
     </w:lvl>
     <w:lvl w:ilvl="3">
       <w:start w:val="1"/>
@@ -5640,6 +8343,7 @@
         </w:tabs>
         <w:ind w:left="1800" w:hanging="360"/>
       </w:pPr>
+      <w:rPr/>
     </w:lvl>
     <w:lvl w:ilvl="4">
       <w:start w:val="1"/>
@@ -5652,6 +8356,7 @@
         </w:tabs>
         <w:ind w:left="2160" w:hanging="360"/>
       </w:pPr>
+      <w:rPr/>
     </w:lvl>
     <w:lvl w:ilvl="5">
       <w:start w:val="1"/>
@@ -5664,6 +8369,7 @@
         </w:tabs>
         <w:ind w:left="2520" w:hanging="360"/>
       </w:pPr>
+      <w:rPr/>
     </w:lvl>
     <w:lvl w:ilvl="6">
       <w:start w:val="1"/>
@@ -5676,6 +8382,7 @@
         </w:tabs>
         <w:ind w:left="2880" w:hanging="360"/>
       </w:pPr>
+      <w:rPr/>
     </w:lvl>
     <w:lvl w:ilvl="7">
       <w:start w:val="1"/>
@@ -5688,6 +8395,7 @@
         </w:tabs>
         <w:ind w:left="3240" w:hanging="360"/>
       </w:pPr>
+      <w:rPr/>
     </w:lvl>
     <w:lvl w:ilvl="8">
       <w:start w:val="1"/>
@@ -5700,6 +8408,7 @@
         </w:tabs>
         <w:ind w:left="3600" w:hanging="360"/>
       </w:pPr>
+      <w:rPr/>
     </w:lvl>
   </w:abstractNum>
   <w:abstractNum w:abstractNumId="13">
@@ -5729,6 +8438,7 @@
         </w:tabs>
         <w:ind w:left="1080" w:hanging="360"/>
       </w:pPr>
+      <w:rPr/>
     </w:lvl>
     <w:lvl w:ilvl="2">
       <w:start w:val="1"/>
@@ -5741,6 +8451,7 @@
         </w:tabs>
         <w:ind w:left="1440" w:hanging="360"/>
       </w:pPr>
+      <w:rPr/>
     </w:lvl>
     <w:lvl w:ilvl="3">
       <w:start w:val="1"/>
@@ -5753,6 +8464,7 @@
         </w:tabs>
         <w:ind w:left="1800" w:hanging="360"/>
       </w:pPr>
+      <w:rPr/>
     </w:lvl>
     <w:lvl w:ilvl="4">
       <w:start w:val="1"/>
@@ -5765,6 +8477,7 @@
         </w:tabs>
         <w:ind w:left="2160" w:hanging="360"/>
       </w:pPr>
+      <w:rPr/>
     </w:lvl>
     <w:lvl w:ilvl="5">
       <w:start w:val="1"/>
@@ -5777,6 +8490,7 @@
         </w:tabs>
         <w:ind w:left="2520" w:hanging="360"/>
       </w:pPr>
+      <w:rPr/>
     </w:lvl>
     <w:lvl w:ilvl="6">
       <w:start w:val="1"/>
@@ -5789,6 +8503,7 @@
         </w:tabs>
         <w:ind w:left="2880" w:hanging="360"/>
       </w:pPr>
+      <w:rPr/>
     </w:lvl>
     <w:lvl w:ilvl="7">
       <w:start w:val="1"/>
@@ -5801,6 +8516,7 @@
         </w:tabs>
         <w:ind w:left="3240" w:hanging="360"/>
       </w:pPr>
+      <w:rPr/>
     </w:lvl>
     <w:lvl w:ilvl="8">
       <w:start w:val="1"/>
@@ -5813,6 +8529,7 @@
         </w:tabs>
         <w:ind w:left="3600" w:hanging="360"/>
       </w:pPr>
+      <w:rPr/>
     </w:lvl>
   </w:abstractNum>
   <w:abstractNum w:abstractNumId="14">
@@ -5842,6 +8559,7 @@
         </w:tabs>
         <w:ind w:left="1080" w:hanging="360"/>
       </w:pPr>
+      <w:rPr/>
     </w:lvl>
     <w:lvl w:ilvl="2">
       <w:start w:val="1"/>
@@ -5854,6 +8572,7 @@
         </w:tabs>
         <w:ind w:left="1440" w:hanging="360"/>
       </w:pPr>
+      <w:rPr/>
     </w:lvl>
     <w:lvl w:ilvl="3">
       <w:start w:val="1"/>
@@ -5866,6 +8585,7 @@
         </w:tabs>
         <w:ind w:left="1800" w:hanging="360"/>
       </w:pPr>
+      <w:rPr/>
     </w:lvl>
     <w:lvl w:ilvl="4">
       <w:start w:val="1"/>
@@ -5878,6 +8598,7 @@
         </w:tabs>
         <w:ind w:left="2160" w:hanging="360"/>
       </w:pPr>
+      <w:rPr/>
     </w:lvl>
     <w:lvl w:ilvl="5">
       <w:start w:val="1"/>
@@ -5890,6 +8611,7 @@
         </w:tabs>
         <w:ind w:left="2520" w:hanging="360"/>
       </w:pPr>
+      <w:rPr/>
     </w:lvl>
     <w:lvl w:ilvl="6">
       <w:start w:val="1"/>
@@ -5902,6 +8624,7 @@
         </w:tabs>
         <w:ind w:left="2880" w:hanging="360"/>
       </w:pPr>
+      <w:rPr/>
     </w:lvl>
     <w:lvl w:ilvl="7">
       <w:start w:val="1"/>
@@ -5914,6 +8637,7 @@
         </w:tabs>
         <w:ind w:left="3240" w:hanging="360"/>
       </w:pPr>
+      <w:rPr/>
     </w:lvl>
     <w:lvl w:ilvl="8">
       <w:start w:val="1"/>
@@ -5926,6 +8650,7 @@
         </w:tabs>
         <w:ind w:left="3600" w:hanging="360"/>
       </w:pPr>
+      <w:rPr/>
     </w:lvl>
   </w:abstractNum>
   <w:abstractNum w:abstractNumId="15">
@@ -5955,6 +8680,7 @@
         </w:tabs>
         <w:ind w:left="1080" w:hanging="360"/>
       </w:pPr>
+      <w:rPr/>
     </w:lvl>
     <w:lvl w:ilvl="2">
       <w:start w:val="1"/>
@@ -5967,6 +8693,7 @@
         </w:tabs>
         <w:ind w:left="1440" w:hanging="360"/>
       </w:pPr>
+      <w:rPr/>
     </w:lvl>
     <w:lvl w:ilvl="3">
       <w:start w:val="1"/>
@@ -5979,6 +8706,7 @@
         </w:tabs>
         <w:ind w:left="1800" w:hanging="360"/>
       </w:pPr>
+      <w:rPr/>
     </w:lvl>
     <w:lvl w:ilvl="4">
       <w:start w:val="1"/>
@@ -5991,6 +8719,7 @@
         </w:tabs>
         <w:ind w:left="2160" w:hanging="360"/>
       </w:pPr>
+      <w:rPr/>
     </w:lvl>
     <w:lvl w:ilvl="5">
       <w:start w:val="1"/>
@@ -6003,6 +8732,7 @@
         </w:tabs>
         <w:ind w:left="2520" w:hanging="360"/>
       </w:pPr>
+      <w:rPr/>
     </w:lvl>
     <w:lvl w:ilvl="6">
       <w:start w:val="1"/>
@@ -6015,6 +8745,7 @@
         </w:tabs>
         <w:ind w:left="2880" w:hanging="360"/>
       </w:pPr>
+      <w:rPr/>
     </w:lvl>
     <w:lvl w:ilvl="7">
       <w:start w:val="1"/>
@@ -6027,6 +8758,7 @@
         </w:tabs>
         <w:ind w:left="3240" w:hanging="360"/>
       </w:pPr>
+      <w:rPr/>
     </w:lvl>
     <w:lvl w:ilvl="8">
       <w:start w:val="1"/>
@@ -6039,6 +8771,7 @@
         </w:tabs>
         <w:ind w:left="3600" w:hanging="360"/>
       </w:pPr>
+      <w:rPr/>
     </w:lvl>
   </w:abstractNum>
   <w:abstractNum w:abstractNumId="16">
@@ -6068,6 +8801,7 @@
         </w:tabs>
         <w:ind w:left="1080" w:hanging="360"/>
       </w:pPr>
+      <w:rPr/>
     </w:lvl>
     <w:lvl w:ilvl="2">
       <w:start w:val="1"/>
@@ -6080,6 +8814,7 @@
         </w:tabs>
         <w:ind w:left="1440" w:hanging="360"/>
       </w:pPr>
+      <w:rPr/>
     </w:lvl>
     <w:lvl w:ilvl="3">
       <w:start w:val="1"/>
@@ -6092,6 +8827,7 @@
         </w:tabs>
         <w:ind w:left="1800" w:hanging="360"/>
       </w:pPr>
+      <w:rPr/>
     </w:lvl>
     <w:lvl w:ilvl="4">
       <w:start w:val="1"/>
@@ -6104,6 +8840,7 @@
         </w:tabs>
         <w:ind w:left="2160" w:hanging="360"/>
       </w:pPr>
+      <w:rPr/>
     </w:lvl>
     <w:lvl w:ilvl="5">
       <w:start w:val="1"/>
@@ -6116,6 +8853,7 @@
         </w:tabs>
         <w:ind w:left="2520" w:hanging="360"/>
       </w:pPr>
+      <w:rPr/>
     </w:lvl>
     <w:lvl w:ilvl="6">
       <w:start w:val="1"/>
@@ -6128,6 +8866,7 @@
         </w:tabs>
         <w:ind w:left="2880" w:hanging="360"/>
       </w:pPr>
+      <w:rPr/>
     </w:lvl>
     <w:lvl w:ilvl="7">
       <w:start w:val="1"/>
@@ -6140,6 +8879,7 @@
         </w:tabs>
         <w:ind w:left="3240" w:hanging="360"/>
       </w:pPr>
+      <w:rPr/>
     </w:lvl>
     <w:lvl w:ilvl="8">
       <w:start w:val="1"/>
@@ -6152,6 +8892,7 @@
         </w:tabs>
         <w:ind w:left="3600" w:hanging="360"/>
       </w:pPr>
+      <w:rPr/>
     </w:lvl>
   </w:abstractNum>
   <w:abstractNum w:abstractNumId="17">
@@ -6181,6 +8922,7 @@
         </w:tabs>
         <w:ind w:left="1080" w:hanging="360"/>
       </w:pPr>
+      <w:rPr/>
     </w:lvl>
     <w:lvl w:ilvl="2">
       <w:start w:val="1"/>
@@ -6193,6 +8935,7 @@
         </w:tabs>
         <w:ind w:left="1440" w:hanging="360"/>
       </w:pPr>
+      <w:rPr/>
     </w:lvl>
     <w:lvl w:ilvl="3">
       <w:start w:val="1"/>
@@ -6205,6 +8948,7 @@
         </w:tabs>
         <w:ind w:left="1800" w:hanging="360"/>
       </w:pPr>
+      <w:rPr/>
     </w:lvl>
     <w:lvl w:ilvl="4">
       <w:start w:val="1"/>
@@ -6217,6 +8961,7 @@
         </w:tabs>
         <w:ind w:left="2160" w:hanging="360"/>
       </w:pPr>
+      <w:rPr/>
     </w:lvl>
     <w:lvl w:ilvl="5">
       <w:start w:val="1"/>
@@ -6229,6 +8974,7 @@
         </w:tabs>
         <w:ind w:left="2520" w:hanging="360"/>
       </w:pPr>
+      <w:rPr/>
     </w:lvl>
     <w:lvl w:ilvl="6">
       <w:start w:val="1"/>
@@ -6241,6 +8987,7 @@
         </w:tabs>
         <w:ind w:left="2880" w:hanging="360"/>
       </w:pPr>
+      <w:rPr/>
     </w:lvl>
     <w:lvl w:ilvl="7">
       <w:start w:val="1"/>
@@ -6253,6 +9000,7 @@
         </w:tabs>
         <w:ind w:left="3240" w:hanging="360"/>
       </w:pPr>
+      <w:rPr/>
     </w:lvl>
     <w:lvl w:ilvl="8">
       <w:start w:val="1"/>
@@ -6265,6 +9013,7 @@
         </w:tabs>
         <w:ind w:left="3600" w:hanging="360"/>
       </w:pPr>
+      <w:rPr/>
     </w:lvl>
   </w:abstractNum>
   <w:abstractNum w:abstractNumId="18">
@@ -6294,6 +9043,7 @@
         </w:tabs>
         <w:ind w:left="1080" w:hanging="360"/>
       </w:pPr>
+      <w:rPr/>
     </w:lvl>
     <w:lvl w:ilvl="2">
       <w:start w:val="1"/>
@@ -6306,6 +9056,7 @@
         </w:tabs>
         <w:ind w:left="1440" w:hanging="360"/>
       </w:pPr>
+      <w:rPr/>
     </w:lvl>
     <w:lvl w:ilvl="3">
       <w:start w:val="1"/>
@@ -6318,6 +9069,7 @@
         </w:tabs>
         <w:ind w:left="1800" w:hanging="360"/>
       </w:pPr>
+      <w:rPr/>
     </w:lvl>
     <w:lvl w:ilvl="4">
       <w:start w:val="1"/>
@@ -6330,6 +9082,7 @@
         </w:tabs>
         <w:ind w:left="2160" w:hanging="360"/>
       </w:pPr>
+      <w:rPr/>
     </w:lvl>
     <w:lvl w:ilvl="5">
       <w:start w:val="1"/>
@@ -6342,6 +9095,7 @@
         </w:tabs>
         <w:ind w:left="2520" w:hanging="360"/>
       </w:pPr>
+      <w:rPr/>
     </w:lvl>
     <w:lvl w:ilvl="6">
       <w:start w:val="1"/>
@@ -6354,6 +9108,7 @@
         </w:tabs>
         <w:ind w:left="2880" w:hanging="360"/>
       </w:pPr>
+      <w:rPr/>
     </w:lvl>
     <w:lvl w:ilvl="7">
       <w:start w:val="1"/>
@@ -6366,6 +9121,7 @@
         </w:tabs>
         <w:ind w:left="3240" w:hanging="360"/>
       </w:pPr>
+      <w:rPr/>
     </w:lvl>
     <w:lvl w:ilvl="8">
       <w:start w:val="1"/>
@@ -6378,6 +9134,7 @@
         </w:tabs>
         <w:ind w:left="3600" w:hanging="360"/>
       </w:pPr>
+      <w:rPr/>
     </w:lvl>
   </w:abstractNum>
   <w:abstractNum w:abstractNumId="19">
@@ -6407,6 +9164,7 @@
         </w:tabs>
         <w:ind w:left="1080" w:hanging="360"/>
       </w:pPr>
+      <w:rPr/>
     </w:lvl>
     <w:lvl w:ilvl="2">
       <w:start w:val="1"/>
@@ -6419,6 +9177,7 @@
         </w:tabs>
         <w:ind w:left="1440" w:hanging="360"/>
       </w:pPr>
+      <w:rPr/>
     </w:lvl>
     <w:lvl w:ilvl="3">
       <w:start w:val="1"/>
@@ -6431,6 +9190,7 @@
         </w:tabs>
         <w:ind w:left="1800" w:hanging="360"/>
       </w:pPr>
+      <w:rPr/>
     </w:lvl>
     <w:lvl w:ilvl="4">
       <w:start w:val="1"/>
@@ -6443,6 +9203,7 @@
         </w:tabs>
         <w:ind w:left="2160" w:hanging="360"/>
       </w:pPr>
+      <w:rPr/>
     </w:lvl>
     <w:lvl w:ilvl="5">
       <w:start w:val="1"/>
@@ -6455,6 +9216,7 @@
         </w:tabs>
         <w:ind w:left="2520" w:hanging="360"/>
       </w:pPr>
+      <w:rPr/>
     </w:lvl>
     <w:lvl w:ilvl="6">
       <w:start w:val="1"/>
@@ -6467,6 +9229,7 @@
         </w:tabs>
         <w:ind w:left="2880" w:hanging="360"/>
       </w:pPr>
+      <w:rPr/>
     </w:lvl>
     <w:lvl w:ilvl="7">
       <w:start w:val="1"/>
@@ -6479,6 +9242,7 @@
         </w:tabs>
         <w:ind w:left="3240" w:hanging="360"/>
       </w:pPr>
+      <w:rPr/>
     </w:lvl>
     <w:lvl w:ilvl="8">
       <w:start w:val="1"/>
@@ -6491,6 +9255,7 @@
         </w:tabs>
         <w:ind w:left="3600" w:hanging="360"/>
       </w:pPr>
+      <w:rPr/>
     </w:lvl>
   </w:abstractNum>
   <w:abstractNum w:abstractNumId="20">
@@ -6520,6 +9285,7 @@
         </w:tabs>
         <w:ind w:left="1080" w:hanging="360"/>
       </w:pPr>
+      <w:rPr/>
     </w:lvl>
     <w:lvl w:ilvl="2">
       <w:start w:val="1"/>
@@ -6532,6 +9298,7 @@
         </w:tabs>
         <w:ind w:left="1440" w:hanging="360"/>
       </w:pPr>
+      <w:rPr/>
     </w:lvl>
     <w:lvl w:ilvl="3">
       <w:start w:val="1"/>
@@ -6544,6 +9311,7 @@
         </w:tabs>
         <w:ind w:left="1800" w:hanging="360"/>
       </w:pPr>
+      <w:rPr/>
     </w:lvl>
     <w:lvl w:ilvl="4">
       <w:start w:val="1"/>
@@ -6556,6 +9324,7 @@
         </w:tabs>
         <w:ind w:left="2160" w:hanging="360"/>
       </w:pPr>
+      <w:rPr/>
     </w:lvl>
     <w:lvl w:ilvl="5">
       <w:start w:val="1"/>
@@ -6568,6 +9337,7 @@
         </w:tabs>
         <w:ind w:left="2520" w:hanging="360"/>
       </w:pPr>
+      <w:rPr/>
     </w:lvl>
     <w:lvl w:ilvl="6">
       <w:start w:val="1"/>
@@ -6580,6 +9350,7 @@
         </w:tabs>
         <w:ind w:left="2880" w:hanging="360"/>
       </w:pPr>
+      <w:rPr/>
     </w:lvl>
     <w:lvl w:ilvl="7">
       <w:start w:val="1"/>
@@ -6592,6 +9363,7 @@
         </w:tabs>
         <w:ind w:left="3240" w:hanging="360"/>
       </w:pPr>
+      <w:rPr/>
     </w:lvl>
     <w:lvl w:ilvl="8">
       <w:start w:val="1"/>
@@ -6604,6 +9376,7 @@
         </w:tabs>
         <w:ind w:left="3600" w:hanging="360"/>
       </w:pPr>
+      <w:rPr/>
     </w:lvl>
   </w:abstractNum>
   <w:abstractNum w:abstractNumId="21">
@@ -6633,6 +9406,7 @@
         </w:tabs>
         <w:ind w:left="1080" w:hanging="360"/>
       </w:pPr>
+      <w:rPr/>
     </w:lvl>
     <w:lvl w:ilvl="2">
       <w:start w:val="1"/>
@@ -6645,6 +9419,7 @@
         </w:tabs>
         <w:ind w:left="1440" w:hanging="360"/>
       </w:pPr>
+      <w:rPr/>
     </w:lvl>
     <w:lvl w:ilvl="3">
       <w:start w:val="1"/>
@@ -6657,6 +9432,7 @@
         </w:tabs>
         <w:ind w:left="1800" w:hanging="360"/>
       </w:pPr>
+      <w:rPr/>
     </w:lvl>
     <w:lvl w:ilvl="4">
       <w:start w:val="1"/>
@@ -6669,6 +9445,7 @@
         </w:tabs>
         <w:ind w:left="2160" w:hanging="360"/>
       </w:pPr>
+      <w:rPr/>
     </w:lvl>
     <w:lvl w:ilvl="5">
       <w:start w:val="1"/>
@@ -6681,6 +9458,7 @@
         </w:tabs>
         <w:ind w:left="2520" w:hanging="360"/>
       </w:pPr>
+      <w:rPr/>
     </w:lvl>
     <w:lvl w:ilvl="6">
       <w:start w:val="1"/>
@@ -6693,6 +9471,7 @@
         </w:tabs>
         <w:ind w:left="2880" w:hanging="360"/>
       </w:pPr>
+      <w:rPr/>
     </w:lvl>
     <w:lvl w:ilvl="7">
       <w:start w:val="1"/>
@@ -6705,6 +9484,7 @@
         </w:tabs>
         <w:ind w:left="3240" w:hanging="360"/>
       </w:pPr>
+      <w:rPr/>
     </w:lvl>
     <w:lvl w:ilvl="8">
       <w:start w:val="1"/>
@@ -6717,6 +9497,7 @@
         </w:tabs>
         <w:ind w:left="3600" w:hanging="360"/>
       </w:pPr>
+      <w:rPr/>
     </w:lvl>
   </w:abstractNum>
   <w:abstractNum w:abstractNumId="22">
@@ -6746,6 +9527,7 @@
         </w:tabs>
         <w:ind w:left="1080" w:hanging="360"/>
       </w:pPr>
+      <w:rPr/>
     </w:lvl>
     <w:lvl w:ilvl="2">
       <w:start w:val="1"/>
@@ -6758,6 +9540,7 @@
         </w:tabs>
         <w:ind w:left="1440" w:hanging="360"/>
       </w:pPr>
+      <w:rPr/>
     </w:lvl>
     <w:lvl w:ilvl="3">
       <w:start w:val="1"/>
@@ -6770,6 +9553,7 @@
         </w:tabs>
         <w:ind w:left="1800" w:hanging="360"/>
       </w:pPr>
+      <w:rPr/>
     </w:lvl>
     <w:lvl w:ilvl="4">
       <w:start w:val="1"/>
@@ -6782,6 +9566,7 @@
         </w:tabs>
         <w:ind w:left="2160" w:hanging="360"/>
       </w:pPr>
+      <w:rPr/>
     </w:lvl>
     <w:lvl w:ilvl="5">
       <w:start w:val="1"/>
@@ -6794,6 +9579,7 @@
         </w:tabs>
         <w:ind w:left="2520" w:hanging="360"/>
       </w:pPr>
+      <w:rPr/>
     </w:lvl>
     <w:lvl w:ilvl="6">
       <w:start w:val="1"/>
@@ -6806,6 +9592,7 @@
         </w:tabs>
         <w:ind w:left="2880" w:hanging="360"/>
       </w:pPr>
+      <w:rPr/>
     </w:lvl>
     <w:lvl w:ilvl="7">
       <w:start w:val="1"/>
@@ -6818,6 +9605,7 @@
         </w:tabs>
         <w:ind w:left="3240" w:hanging="360"/>
       </w:pPr>
+      <w:rPr/>
     </w:lvl>
     <w:lvl w:ilvl="8">
       <w:start w:val="1"/>
@@ -6830,6 +9618,7 @@
         </w:tabs>
         <w:ind w:left="3600" w:hanging="360"/>
       </w:pPr>
+      <w:rPr/>
     </w:lvl>
   </w:abstractNum>
   <w:abstractNum w:abstractNumId="23">
@@ -6859,6 +9648,7 @@
         </w:tabs>
         <w:ind w:left="1080" w:hanging="360"/>
       </w:pPr>
+      <w:rPr/>
     </w:lvl>
     <w:lvl w:ilvl="2">
       <w:start w:val="1"/>
@@ -6871,6 +9661,7 @@
         </w:tabs>
         <w:ind w:left="1440" w:hanging="360"/>
       </w:pPr>
+      <w:rPr/>
     </w:lvl>
     <w:lvl w:ilvl="3">
       <w:start w:val="1"/>
@@ -6883,6 +9674,7 @@
         </w:tabs>
         <w:ind w:left="1800" w:hanging="360"/>
       </w:pPr>
+      <w:rPr/>
     </w:lvl>
     <w:lvl w:ilvl="4">
       <w:start w:val="1"/>
@@ -6895,6 +9687,7 @@
         </w:tabs>
         <w:ind w:left="2160" w:hanging="360"/>
       </w:pPr>
+      <w:rPr/>
     </w:lvl>
     <w:lvl w:ilvl="5">
       <w:start w:val="1"/>
@@ -6907,6 +9700,7 @@
         </w:tabs>
         <w:ind w:left="2520" w:hanging="360"/>
       </w:pPr>
+      <w:rPr/>
     </w:lvl>
     <w:lvl w:ilvl="6">
       <w:start w:val="1"/>
@@ -6919,6 +9713,7 @@
         </w:tabs>
         <w:ind w:left="2880" w:hanging="360"/>
       </w:pPr>
+      <w:rPr/>
     </w:lvl>
     <w:lvl w:ilvl="7">
       <w:start w:val="1"/>
@@ -6931,6 +9726,7 @@
         </w:tabs>
         <w:ind w:left="3240" w:hanging="360"/>
       </w:pPr>
+      <w:rPr/>
     </w:lvl>
     <w:lvl w:ilvl="8">
       <w:start w:val="1"/>
@@ -6943,6 +9739,7 @@
         </w:tabs>
         <w:ind w:left="3600" w:hanging="360"/>
       </w:pPr>
+      <w:rPr/>
     </w:lvl>
   </w:abstractNum>
   <w:abstractNum w:abstractNumId="24">
@@ -6972,6 +9769,7 @@
         </w:tabs>
         <w:ind w:left="1080" w:hanging="360"/>
       </w:pPr>
+      <w:rPr/>
     </w:lvl>
     <w:lvl w:ilvl="2">
       <w:start w:val="1"/>
@@ -6984,6 +9782,7 @@
         </w:tabs>
         <w:ind w:left="1440" w:hanging="360"/>
       </w:pPr>
+      <w:rPr/>
     </w:lvl>
     <w:lvl w:ilvl="3">
       <w:start w:val="1"/>
@@ -6996,6 +9795,7 @@
         </w:tabs>
         <w:ind w:left="1800" w:hanging="360"/>
       </w:pPr>
+      <w:rPr/>
     </w:lvl>
     <w:lvl w:ilvl="4">
       <w:start w:val="1"/>
@@ -7008,6 +9808,7 @@
         </w:tabs>
         <w:ind w:left="2160" w:hanging="360"/>
       </w:pPr>
+      <w:rPr/>
     </w:lvl>
     <w:lvl w:ilvl="5">
       <w:start w:val="1"/>
@@ -7020,6 +9821,7 @@
         </w:tabs>
         <w:ind w:left="2520" w:hanging="360"/>
       </w:pPr>
+      <w:rPr/>
     </w:lvl>
     <w:lvl w:ilvl="6">
       <w:start w:val="1"/>
@@ -7032,6 +9834,7 @@
         </w:tabs>
         <w:ind w:left="2880" w:hanging="360"/>
       </w:pPr>
+      <w:rPr/>
     </w:lvl>
     <w:lvl w:ilvl="7">
       <w:start w:val="1"/>
@@ -7044,6 +9847,7 @@
         </w:tabs>
         <w:ind w:left="3240" w:hanging="360"/>
       </w:pPr>
+      <w:rPr/>
     </w:lvl>
     <w:lvl w:ilvl="8">
       <w:start w:val="1"/>
@@ -7056,6 +9860,7 @@
         </w:tabs>
         <w:ind w:left="3600" w:hanging="360"/>
       </w:pPr>
+      <w:rPr/>
     </w:lvl>
   </w:abstractNum>
   <w:abstractNum w:abstractNumId="25">
@@ -7085,6 +9890,7 @@
         </w:tabs>
         <w:ind w:left="1080" w:hanging="360"/>
       </w:pPr>
+      <w:rPr/>
     </w:lvl>
     <w:lvl w:ilvl="2">
       <w:start w:val="1"/>
@@ -7097,6 +9903,7 @@
         </w:tabs>
         <w:ind w:left="1440" w:hanging="360"/>
       </w:pPr>
+      <w:rPr/>
     </w:lvl>
     <w:lvl w:ilvl="3">
       <w:start w:val="1"/>
@@ -7109,6 +9916,7 @@
         </w:tabs>
         <w:ind w:left="1800" w:hanging="360"/>
       </w:pPr>
+      <w:rPr/>
     </w:lvl>
     <w:lvl w:ilvl="4">
       <w:start w:val="1"/>
@@ -7121,6 +9929,7 @@
         </w:tabs>
         <w:ind w:left="2160" w:hanging="360"/>
       </w:pPr>
+      <w:rPr/>
     </w:lvl>
     <w:lvl w:ilvl="5">
       <w:start w:val="1"/>
@@ -7133,6 +9942,7 @@
         </w:tabs>
         <w:ind w:left="2520" w:hanging="360"/>
       </w:pPr>
+      <w:rPr/>
     </w:lvl>
     <w:lvl w:ilvl="6">
       <w:start w:val="1"/>
@@ -7145,6 +9955,7 @@
         </w:tabs>
         <w:ind w:left="2880" w:hanging="360"/>
       </w:pPr>
+      <w:rPr/>
     </w:lvl>
     <w:lvl w:ilvl="7">
       <w:start w:val="1"/>
@@ -7157,6 +9968,7 @@
         </w:tabs>
         <w:ind w:left="3240" w:hanging="360"/>
       </w:pPr>
+      <w:rPr/>
     </w:lvl>
     <w:lvl w:ilvl="8">
       <w:start w:val="1"/>
@@ -7169,6 +9981,7 @@
         </w:tabs>
         <w:ind w:left="3600" w:hanging="360"/>
       </w:pPr>
+      <w:rPr/>
     </w:lvl>
   </w:abstractNum>
   <w:abstractNum w:abstractNumId="26">
@@ -7198,6 +10011,7 @@
         </w:tabs>
         <w:ind w:left="1080" w:hanging="360"/>
       </w:pPr>
+      <w:rPr/>
     </w:lvl>
     <w:lvl w:ilvl="2">
       <w:start w:val="1"/>
@@ -7210,6 +10024,7 @@
         </w:tabs>
         <w:ind w:left="1440" w:hanging="360"/>
       </w:pPr>
+      <w:rPr/>
     </w:lvl>
     <w:lvl w:ilvl="3">
       <w:start w:val="1"/>
@@ -7222,6 +10037,7 @@
         </w:tabs>
         <w:ind w:left="1800" w:hanging="360"/>
       </w:pPr>
+      <w:rPr/>
     </w:lvl>
     <w:lvl w:ilvl="4">
       <w:start w:val="1"/>
@@ -7234,6 +10050,7 @@
         </w:tabs>
         <w:ind w:left="2160" w:hanging="360"/>
       </w:pPr>
+      <w:rPr/>
     </w:lvl>
     <w:lvl w:ilvl="5">
       <w:start w:val="1"/>
@@ -7246,6 +10063,7 @@
         </w:tabs>
         <w:ind w:left="2520" w:hanging="360"/>
       </w:pPr>
+      <w:rPr/>
     </w:lvl>
     <w:lvl w:ilvl="6">
       <w:start w:val="1"/>
@@ -7258,6 +10076,7 @@
         </w:tabs>
         <w:ind w:left="2880" w:hanging="360"/>
       </w:pPr>
+      <w:rPr/>
     </w:lvl>
     <w:lvl w:ilvl="7">
       <w:start w:val="1"/>
@@ -7270,6 +10089,7 @@
         </w:tabs>
         <w:ind w:left="3240" w:hanging="360"/>
       </w:pPr>
+      <w:rPr/>
     </w:lvl>
     <w:lvl w:ilvl="8">
       <w:start w:val="1"/>
@@ -7282,6 +10102,7 @@
         </w:tabs>
         <w:ind w:left="3600" w:hanging="360"/>
       </w:pPr>
+      <w:rPr/>
     </w:lvl>
   </w:abstractNum>
   <w:abstractNum w:abstractNumId="27">
@@ -7311,6 +10132,7 @@
         </w:tabs>
         <w:ind w:left="1080" w:hanging="360"/>
       </w:pPr>
+      <w:rPr/>
     </w:lvl>
     <w:lvl w:ilvl="2">
       <w:start w:val="1"/>
@@ -7323,6 +10145,7 @@
         </w:tabs>
         <w:ind w:left="1440" w:hanging="360"/>
       </w:pPr>
+      <w:rPr/>
     </w:lvl>
     <w:lvl w:ilvl="3">
       <w:start w:val="1"/>
@@ -7335,6 +10158,7 @@
         </w:tabs>
         <w:ind w:left="1800" w:hanging="360"/>
       </w:pPr>
+      <w:rPr/>
     </w:lvl>
     <w:lvl w:ilvl="4">
       <w:start w:val="1"/>
@@ -7347,6 +10171,7 @@
         </w:tabs>
         <w:ind w:left="2160" w:hanging="360"/>
       </w:pPr>
+      <w:rPr/>
     </w:lvl>
     <w:lvl w:ilvl="5">
       <w:start w:val="1"/>
@@ -7359,6 +10184,7 @@
         </w:tabs>
         <w:ind w:left="2520" w:hanging="360"/>
       </w:pPr>
+      <w:rPr/>
     </w:lvl>
     <w:lvl w:ilvl="6">
       <w:start w:val="1"/>
@@ -7371,6 +10197,7 @@
         </w:tabs>
         <w:ind w:left="2880" w:hanging="360"/>
       </w:pPr>
+      <w:rPr/>
     </w:lvl>
     <w:lvl w:ilvl="7">
       <w:start w:val="1"/>
@@ -7383,6 +10210,7 @@
         </w:tabs>
         <w:ind w:left="3240" w:hanging="360"/>
       </w:pPr>
+      <w:rPr/>
     </w:lvl>
     <w:lvl w:ilvl="8">
       <w:start w:val="1"/>
@@ -7395,6 +10223,7 @@
         </w:tabs>
         <w:ind w:left="3600" w:hanging="360"/>
       </w:pPr>
+      <w:rPr/>
     </w:lvl>
   </w:abstractNum>
   <w:abstractNum w:abstractNumId="28">
@@ -7424,6 +10253,7 @@
         </w:tabs>
         <w:ind w:left="1080" w:hanging="360"/>
       </w:pPr>
+      <w:rPr/>
     </w:lvl>
     <w:lvl w:ilvl="2">
       <w:start w:val="1"/>
@@ -7436,6 +10266,7 @@
         </w:tabs>
         <w:ind w:left="1440" w:hanging="360"/>
       </w:pPr>
+      <w:rPr/>
     </w:lvl>
     <w:lvl w:ilvl="3">
       <w:start w:val="1"/>
@@ -7448,6 +10279,7 @@
         </w:tabs>
         <w:ind w:left="1800" w:hanging="360"/>
       </w:pPr>
+      <w:rPr/>
     </w:lvl>
     <w:lvl w:ilvl="4">
       <w:start w:val="1"/>
@@ -7460,6 +10292,7 @@
         </w:tabs>
         <w:ind w:left="2160" w:hanging="360"/>
       </w:pPr>
+      <w:rPr/>
     </w:lvl>
     <w:lvl w:ilvl="5">
       <w:start w:val="1"/>
@@ -7472,6 +10305,7 @@
         </w:tabs>
         <w:ind w:left="2520" w:hanging="360"/>
       </w:pPr>
+      <w:rPr/>
     </w:lvl>
     <w:lvl w:ilvl="6">
       <w:start w:val="1"/>
@@ -7484,6 +10318,7 @@
         </w:tabs>
         <w:ind w:left="2880" w:hanging="360"/>
       </w:pPr>
+      <w:rPr/>
     </w:lvl>
     <w:lvl w:ilvl="7">
       <w:start w:val="1"/>
@@ -7496,6 +10331,7 @@
         </w:tabs>
         <w:ind w:left="3240" w:hanging="360"/>
       </w:pPr>
+      <w:rPr/>
     </w:lvl>
     <w:lvl w:ilvl="8">
       <w:start w:val="1"/>
@@ -7508,6 +10344,7 @@
         </w:tabs>
         <w:ind w:left="3600" w:hanging="360"/>
       </w:pPr>
+      <w:rPr/>
     </w:lvl>
   </w:abstractNum>
   <w:abstractNum w:abstractNumId="29">
@@ -7537,6 +10374,7 @@
         </w:tabs>
         <w:ind w:left="1080" w:hanging="360"/>
       </w:pPr>
+      <w:rPr/>
     </w:lvl>
     <w:lvl w:ilvl="2">
       <w:start w:val="1"/>
@@ -7549,6 +10387,7 @@
         </w:tabs>
         <w:ind w:left="1440" w:hanging="360"/>
       </w:pPr>
+      <w:rPr/>
     </w:lvl>
     <w:lvl w:ilvl="3">
       <w:start w:val="1"/>
@@ -7561,6 +10400,7 @@
         </w:tabs>
         <w:ind w:left="1800" w:hanging="360"/>
       </w:pPr>
+      <w:rPr/>
     </w:lvl>
     <w:lvl w:ilvl="4">
       <w:start w:val="1"/>
@@ -7573,6 +10413,7 @@
         </w:tabs>
         <w:ind w:left="2160" w:hanging="360"/>
       </w:pPr>
+      <w:rPr/>
     </w:lvl>
     <w:lvl w:ilvl="5">
       <w:start w:val="1"/>
@@ -7585,6 +10426,7 @@
         </w:tabs>
         <w:ind w:left="2520" w:hanging="360"/>
       </w:pPr>
+      <w:rPr/>
     </w:lvl>
     <w:lvl w:ilvl="6">
       <w:start w:val="1"/>
@@ -7597,6 +10439,7 @@
         </w:tabs>
         <w:ind w:left="2880" w:hanging="360"/>
       </w:pPr>
+      <w:rPr/>
     </w:lvl>
     <w:lvl w:ilvl="7">
       <w:start w:val="1"/>
@@ -7609,6 +10452,7 @@
         </w:tabs>
         <w:ind w:left="3240" w:hanging="360"/>
       </w:pPr>
+      <w:rPr/>
     </w:lvl>
     <w:lvl w:ilvl="8">
       <w:start w:val="1"/>
@@ -7621,6 +10465,7 @@
         </w:tabs>
         <w:ind w:left="3600" w:hanging="360"/>
       </w:pPr>
+      <w:rPr/>
     </w:lvl>
   </w:abstractNum>
   <w:abstractNum w:abstractNumId="30">
@@ -7650,6 +10495,7 @@
         </w:tabs>
         <w:ind w:left="1080" w:hanging="360"/>
       </w:pPr>
+      <w:rPr/>
     </w:lvl>
     <w:lvl w:ilvl="2">
       <w:start w:val="1"/>
@@ -7662,6 +10508,7 @@
         </w:tabs>
         <w:ind w:left="1440" w:hanging="360"/>
       </w:pPr>
+      <w:rPr/>
     </w:lvl>
     <w:lvl w:ilvl="3">
       <w:start w:val="1"/>
@@ -7674,6 +10521,7 @@
         </w:tabs>
         <w:ind w:left="1800" w:hanging="360"/>
       </w:pPr>
+      <w:rPr/>
     </w:lvl>
     <w:lvl w:ilvl="4">
       <w:start w:val="1"/>
@@ -7686,6 +10534,7 @@
         </w:tabs>
         <w:ind w:left="2160" w:hanging="360"/>
       </w:pPr>
+      <w:rPr/>
     </w:lvl>
     <w:lvl w:ilvl="5">
       <w:start w:val="1"/>
@@ -7698,6 +10547,7 @@
         </w:tabs>
         <w:ind w:left="2520" w:hanging="360"/>
       </w:pPr>
+      <w:rPr/>
     </w:lvl>
     <w:lvl w:ilvl="6">
       <w:start w:val="1"/>
@@ -7710,6 +10560,7 @@
         </w:tabs>
         <w:ind w:left="2880" w:hanging="360"/>
       </w:pPr>
+      <w:rPr/>
     </w:lvl>
     <w:lvl w:ilvl="7">
       <w:start w:val="1"/>
@@ -7722,6 +10573,7 @@
         </w:tabs>
         <w:ind w:left="3240" w:hanging="360"/>
       </w:pPr>
+      <w:rPr/>
     </w:lvl>
     <w:lvl w:ilvl="8">
       <w:start w:val="1"/>
@@ -7734,6 +10586,7 @@
         </w:tabs>
         <w:ind w:left="3600" w:hanging="360"/>
       </w:pPr>
+      <w:rPr/>
     </w:lvl>
   </w:abstractNum>
   <w:abstractNum w:abstractNumId="31">
@@ -7763,6 +10616,7 @@
         </w:tabs>
         <w:ind w:left="1080" w:hanging="360"/>
       </w:pPr>
+      <w:rPr/>
     </w:lvl>
     <w:lvl w:ilvl="2">
       <w:start w:val="1"/>
@@ -7775,6 +10629,7 @@
         </w:tabs>
         <w:ind w:left="1440" w:hanging="360"/>
       </w:pPr>
+      <w:rPr/>
     </w:lvl>
     <w:lvl w:ilvl="3">
       <w:start w:val="1"/>
@@ -7787,6 +10642,7 @@
         </w:tabs>
         <w:ind w:left="1800" w:hanging="360"/>
       </w:pPr>
+      <w:rPr/>
     </w:lvl>
     <w:lvl w:ilvl="4">
       <w:start w:val="1"/>
@@ -7799,6 +10655,7 @@
         </w:tabs>
         <w:ind w:left="2160" w:hanging="360"/>
       </w:pPr>
+      <w:rPr/>
     </w:lvl>
     <w:lvl w:ilvl="5">
       <w:start w:val="1"/>
@@ -7811,6 +10668,7 @@
         </w:tabs>
         <w:ind w:left="2520" w:hanging="360"/>
       </w:pPr>
+      <w:rPr/>
     </w:lvl>
     <w:lvl w:ilvl="6">
       <w:start w:val="1"/>
@@ -7823,6 +10681,7 @@
         </w:tabs>
         <w:ind w:left="2880" w:hanging="360"/>
       </w:pPr>
+      <w:rPr/>
     </w:lvl>
     <w:lvl w:ilvl="7">
       <w:start w:val="1"/>
@@ -7835,6 +10694,7 @@
         </w:tabs>
         <w:ind w:left="3240" w:hanging="360"/>
       </w:pPr>
+      <w:rPr/>
     </w:lvl>
     <w:lvl w:ilvl="8">
       <w:start w:val="1"/>
@@ -7847,6 +10707,7 @@
         </w:tabs>
         <w:ind w:left="3600" w:hanging="360"/>
       </w:pPr>
+      <w:rPr/>
     </w:lvl>
   </w:abstractNum>
   <w:abstractNum w:abstractNumId="32">
@@ -7876,6 +10737,7 @@
         </w:tabs>
         <w:ind w:left="1080" w:hanging="360"/>
       </w:pPr>
+      <w:rPr/>
     </w:lvl>
     <w:lvl w:ilvl="2">
       <w:start w:val="1"/>
@@ -7888,6 +10750,7 @@
         </w:tabs>
         <w:ind w:left="1440" w:hanging="360"/>
       </w:pPr>
+      <w:rPr/>
     </w:lvl>
     <w:lvl w:ilvl="3">
       <w:start w:val="1"/>
@@ -7900,6 +10763,7 @@
         </w:tabs>
         <w:ind w:left="1800" w:hanging="360"/>
       </w:pPr>
+      <w:rPr/>
     </w:lvl>
     <w:lvl w:ilvl="4">
       <w:start w:val="1"/>
@@ -7912,6 +10776,7 @@
         </w:tabs>
         <w:ind w:left="2160" w:hanging="360"/>
       </w:pPr>
+      <w:rPr/>
     </w:lvl>
     <w:lvl w:ilvl="5">
       <w:start w:val="1"/>
@@ -7924,6 +10789,7 @@
         </w:tabs>
         <w:ind w:left="2520" w:hanging="360"/>
       </w:pPr>
+      <w:rPr/>
     </w:lvl>
     <w:lvl w:ilvl="6">
       <w:start w:val="1"/>
@@ -7936,6 +10802,7 @@
         </w:tabs>
         <w:ind w:left="2880" w:hanging="360"/>
       </w:pPr>
+      <w:rPr/>
     </w:lvl>
     <w:lvl w:ilvl="7">
       <w:start w:val="1"/>
@@ -7948,6 +10815,7 @@
         </w:tabs>
         <w:ind w:left="3240" w:hanging="360"/>
       </w:pPr>
+      <w:rPr/>
     </w:lvl>
     <w:lvl w:ilvl="8">
       <w:start w:val="1"/>
@@ -7960,6 +10828,7 @@
         </w:tabs>
         <w:ind w:left="3600" w:hanging="360"/>
       </w:pPr>
+      <w:rPr/>
     </w:lvl>
   </w:abstractNum>
   <w:abstractNum w:abstractNumId="33">
@@ -7989,6 +10858,7 @@
         </w:tabs>
         <w:ind w:left="1080" w:hanging="360"/>
       </w:pPr>
+      <w:rPr/>
     </w:lvl>
     <w:lvl w:ilvl="2">
       <w:start w:val="1"/>
@@ -8001,6 +10871,7 @@
         </w:tabs>
         <w:ind w:left="1440" w:hanging="360"/>
       </w:pPr>
+      <w:rPr/>
     </w:lvl>
     <w:lvl w:ilvl="3">
       <w:start w:val="1"/>
@@ -8013,6 +10884,7 @@
         </w:tabs>
         <w:ind w:left="1800" w:hanging="360"/>
       </w:pPr>
+      <w:rPr/>
     </w:lvl>
     <w:lvl w:ilvl="4">
       <w:start w:val="1"/>
@@ -8025,6 +10897,7 @@
         </w:tabs>
         <w:ind w:left="2160" w:hanging="360"/>
       </w:pPr>
+      <w:rPr/>
     </w:lvl>
     <w:lvl w:ilvl="5">
       <w:start w:val="1"/>
@@ -8037,6 +10910,7 @@
         </w:tabs>
         <w:ind w:left="2520" w:hanging="360"/>
       </w:pPr>
+      <w:rPr/>
     </w:lvl>
     <w:lvl w:ilvl="6">
       <w:start w:val="1"/>
@@ -8049,6 +10923,7 @@
         </w:tabs>
         <w:ind w:left="2880" w:hanging="360"/>
       </w:pPr>
+      <w:rPr/>
     </w:lvl>
     <w:lvl w:ilvl="7">
       <w:start w:val="1"/>
@@ -8061,6 +10936,7 @@
         </w:tabs>
         <w:ind w:left="3240" w:hanging="360"/>
       </w:pPr>
+      <w:rPr/>
     </w:lvl>
     <w:lvl w:ilvl="8">
       <w:start w:val="1"/>
@@ -8073,6 +10949,7 @@
         </w:tabs>
         <w:ind w:left="3600" w:hanging="360"/>
       </w:pPr>
+      <w:rPr/>
     </w:lvl>
   </w:abstractNum>
   <w:abstractNum w:abstractNumId="34">
@@ -8102,6 +10979,7 @@
         </w:tabs>
         <w:ind w:left="1080" w:hanging="360"/>
       </w:pPr>
+      <w:rPr/>
     </w:lvl>
     <w:lvl w:ilvl="2">
       <w:start w:val="1"/>
@@ -8114,6 +10992,7 @@
         </w:tabs>
         <w:ind w:left="1440" w:hanging="360"/>
       </w:pPr>
+      <w:rPr/>
     </w:lvl>
     <w:lvl w:ilvl="3">
       <w:start w:val="1"/>
@@ -8126,6 +11005,7 @@
         </w:tabs>
         <w:ind w:left="1800" w:hanging="360"/>
       </w:pPr>
+      <w:rPr/>
     </w:lvl>
     <w:lvl w:ilvl="4">
       <w:start w:val="1"/>
@@ -8138,6 +11018,7 @@
         </w:tabs>
         <w:ind w:left="2160" w:hanging="360"/>
       </w:pPr>
+      <w:rPr/>
     </w:lvl>
     <w:lvl w:ilvl="5">
       <w:start w:val="1"/>
@@ -8150,6 +11031,7 @@
         </w:tabs>
         <w:ind w:left="2520" w:hanging="360"/>
       </w:pPr>
+      <w:rPr/>
     </w:lvl>
     <w:lvl w:ilvl="6">
       <w:start w:val="1"/>
@@ -8162,6 +11044,7 @@
         </w:tabs>
         <w:ind w:left="2880" w:hanging="360"/>
       </w:pPr>
+      <w:rPr/>
     </w:lvl>
     <w:lvl w:ilvl="7">
       <w:start w:val="1"/>
@@ -8174,6 +11057,7 @@
         </w:tabs>
         <w:ind w:left="3240" w:hanging="360"/>
       </w:pPr>
+      <w:rPr/>
     </w:lvl>
     <w:lvl w:ilvl="8">
       <w:start w:val="1"/>
@@ -8186,6 +11070,7 @@
         </w:tabs>
         <w:ind w:left="3600" w:hanging="360"/>
       </w:pPr>
+      <w:rPr/>
     </w:lvl>
   </w:abstractNum>
   <w:abstractNum w:abstractNumId="35">
@@ -8215,6 +11100,7 @@
         </w:tabs>
         <w:ind w:left="1080" w:hanging="360"/>
       </w:pPr>
+      <w:rPr/>
     </w:lvl>
     <w:lvl w:ilvl="2">
       <w:start w:val="1"/>
@@ -8227,6 +11113,7 @@
         </w:tabs>
         <w:ind w:left="1440" w:hanging="360"/>
       </w:pPr>
+      <w:rPr/>
     </w:lvl>
     <w:lvl w:ilvl="3">
       <w:start w:val="1"/>
@@ -8239,6 +11126,7 @@
         </w:tabs>
         <w:ind w:left="1800" w:hanging="360"/>
       </w:pPr>
+      <w:rPr/>
     </w:lvl>
     <w:lvl w:ilvl="4">
       <w:start w:val="1"/>
@@ -8251,6 +11139,7 @@
         </w:tabs>
         <w:ind w:left="2160" w:hanging="360"/>
       </w:pPr>
+      <w:rPr/>
     </w:lvl>
     <w:lvl w:ilvl="5">
       <w:start w:val="1"/>
@@ -8263,6 +11152,7 @@
         </w:tabs>
         <w:ind w:left="2520" w:hanging="360"/>
       </w:pPr>
+      <w:rPr/>
     </w:lvl>
     <w:lvl w:ilvl="6">
       <w:start w:val="1"/>
@@ -8275,6 +11165,7 @@
         </w:tabs>
         <w:ind w:left="2880" w:hanging="360"/>
       </w:pPr>
+      <w:rPr/>
     </w:lvl>
     <w:lvl w:ilvl="7">
       <w:start w:val="1"/>
@@ -8287,6 +11178,7 @@
         </w:tabs>
         <w:ind w:left="3240" w:hanging="360"/>
       </w:pPr>
+      <w:rPr/>
     </w:lvl>
     <w:lvl w:ilvl="8">
       <w:start w:val="1"/>
@@ -8299,6 +11191,7 @@
         </w:tabs>
         <w:ind w:left="3600" w:hanging="360"/>
       </w:pPr>
+      <w:rPr/>
     </w:lvl>
   </w:abstractNum>
   <w:abstractNum w:abstractNumId="36">
@@ -8328,6 +11221,7 @@
         </w:tabs>
         <w:ind w:left="1080" w:hanging="360"/>
       </w:pPr>
+      <w:rPr/>
     </w:lvl>
     <w:lvl w:ilvl="2">
       <w:start w:val="1"/>
@@ -8340,6 +11234,7 @@
         </w:tabs>
         <w:ind w:left="1440" w:hanging="360"/>
       </w:pPr>
+      <w:rPr/>
     </w:lvl>
     <w:lvl w:ilvl="3">
       <w:start w:val="1"/>
@@ -8352,6 +11247,7 @@
         </w:tabs>
         <w:ind w:left="1800" w:hanging="360"/>
       </w:pPr>
+      <w:rPr/>
     </w:lvl>
     <w:lvl w:ilvl="4">
       <w:start w:val="1"/>
@@ -8364,6 +11260,7 @@
         </w:tabs>
         <w:ind w:left="2160" w:hanging="360"/>
       </w:pPr>
+      <w:rPr/>
     </w:lvl>
     <w:lvl w:ilvl="5">
       <w:start w:val="1"/>
@@ -8376,6 +11273,7 @@
         </w:tabs>
         <w:ind w:left="2520" w:hanging="360"/>
       </w:pPr>
+      <w:rPr/>
     </w:lvl>
     <w:lvl w:ilvl="6">
       <w:start w:val="1"/>
@@ -8388,6 +11286,7 @@
         </w:tabs>
         <w:ind w:left="2880" w:hanging="360"/>
       </w:pPr>
+      <w:rPr/>
     </w:lvl>
     <w:lvl w:ilvl="7">
       <w:start w:val="1"/>
@@ -8400,6 +11299,7 @@
         </w:tabs>
         <w:ind w:left="3240" w:hanging="360"/>
       </w:pPr>
+      <w:rPr/>
     </w:lvl>
     <w:lvl w:ilvl="8">
       <w:start w:val="1"/>
@@ -8412,6 +11312,7 @@
         </w:tabs>
         <w:ind w:left="3600" w:hanging="360"/>
       </w:pPr>
+      <w:rPr/>
     </w:lvl>
   </w:abstractNum>
   <w:abstractNum w:abstractNumId="37">
@@ -8441,6 +11342,7 @@
         </w:tabs>
         <w:ind w:left="1080" w:hanging="360"/>
       </w:pPr>
+      <w:rPr/>
     </w:lvl>
     <w:lvl w:ilvl="2">
       <w:start w:val="1"/>
@@ -8453,6 +11355,7 @@
         </w:tabs>
         <w:ind w:left="1440" w:hanging="360"/>
       </w:pPr>
+      <w:rPr/>
     </w:lvl>
     <w:lvl w:ilvl="3">
       <w:start w:val="1"/>
@@ -8465,6 +11368,7 @@
         </w:tabs>
         <w:ind w:left="1800" w:hanging="360"/>
       </w:pPr>
+      <w:rPr/>
     </w:lvl>
     <w:lvl w:ilvl="4">
       <w:start w:val="1"/>
@@ -8477,6 +11381,7 @@
         </w:tabs>
         <w:ind w:left="2160" w:hanging="360"/>
       </w:pPr>
+      <w:rPr/>
     </w:lvl>
     <w:lvl w:ilvl="5">
       <w:start w:val="1"/>
@@ -8489,6 +11394,7 @@
         </w:tabs>
         <w:ind w:left="2520" w:hanging="360"/>
       </w:pPr>
+      <w:rPr/>
     </w:lvl>
     <w:lvl w:ilvl="6">
       <w:start w:val="1"/>
@@ -8501,6 +11407,7 @@
         </w:tabs>
         <w:ind w:left="2880" w:hanging="360"/>
       </w:pPr>
+      <w:rPr/>
     </w:lvl>
     <w:lvl w:ilvl="7">
       <w:start w:val="1"/>
@@ -8513,6 +11420,7 @@
         </w:tabs>
         <w:ind w:left="3240" w:hanging="360"/>
       </w:pPr>
+      <w:rPr/>
     </w:lvl>
     <w:lvl w:ilvl="8">
       <w:start w:val="1"/>
@@ -8525,6 +11433,7 @@
         </w:tabs>
         <w:ind w:left="3600" w:hanging="360"/>
       </w:pPr>
+      <w:rPr/>
     </w:lvl>
   </w:abstractNum>
   <w:abstractNum w:abstractNumId="38">
@@ -8554,6 +11463,7 @@
         </w:tabs>
         <w:ind w:left="1080" w:hanging="360"/>
       </w:pPr>
+      <w:rPr/>
     </w:lvl>
     <w:lvl w:ilvl="2">
       <w:start w:val="1"/>
@@ -8566,6 +11476,7 @@
         </w:tabs>
         <w:ind w:left="1440" w:hanging="360"/>
       </w:pPr>
+      <w:rPr/>
     </w:lvl>
     <w:lvl w:ilvl="3">
       <w:start w:val="1"/>
@@ -8578,6 +11489,7 @@
         </w:tabs>
         <w:ind w:left="1800" w:hanging="360"/>
       </w:pPr>
+      <w:rPr/>
     </w:lvl>
     <w:lvl w:ilvl="4">
       <w:start w:val="1"/>
@@ -8590,6 +11502,7 @@
         </w:tabs>
         <w:ind w:left="2160" w:hanging="360"/>
       </w:pPr>
+      <w:rPr/>
     </w:lvl>
     <w:lvl w:ilvl="5">
       <w:start w:val="1"/>
@@ -8602,6 +11515,7 @@
         </w:tabs>
         <w:ind w:left="2520" w:hanging="360"/>
       </w:pPr>
+      <w:rPr/>
     </w:lvl>
     <w:lvl w:ilvl="6">
       <w:start w:val="1"/>
@@ -8614,6 +11528,7 @@
         </w:tabs>
         <w:ind w:left="2880" w:hanging="360"/>
       </w:pPr>
+      <w:rPr/>
     </w:lvl>
     <w:lvl w:ilvl="7">
       <w:start w:val="1"/>
@@ -8626,6 +11541,7 @@
         </w:tabs>
         <w:ind w:left="3240" w:hanging="360"/>
       </w:pPr>
+      <w:rPr/>
     </w:lvl>
     <w:lvl w:ilvl="8">
       <w:start w:val="1"/>
@@ -8638,6 +11554,7 @@
         </w:tabs>
         <w:ind w:left="3600" w:hanging="360"/>
       </w:pPr>
+      <w:rPr/>
     </w:lvl>
   </w:abstractNum>
   <w:abstractNum w:abstractNumId="39">
@@ -8804,6 +11721,7 @@
         </w:tabs>
         <w:ind w:left="1080" w:hanging="360"/>
       </w:pPr>
+      <w:rPr/>
     </w:lvl>
     <w:lvl w:ilvl="2">
       <w:start w:val="1"/>
@@ -8816,6 +11734,7 @@
         </w:tabs>
         <w:ind w:left="1440" w:hanging="360"/>
       </w:pPr>
+      <w:rPr/>
     </w:lvl>
     <w:lvl w:ilvl="3">
       <w:start w:val="1"/>
@@ -8828,6 +11747,7 @@
         </w:tabs>
         <w:ind w:left="1800" w:hanging="360"/>
       </w:pPr>
+      <w:rPr/>
     </w:lvl>
     <w:lvl w:ilvl="4">
       <w:start w:val="1"/>
@@ -8840,6 +11760,7 @@
         </w:tabs>
         <w:ind w:left="2160" w:hanging="360"/>
       </w:pPr>
+      <w:rPr/>
     </w:lvl>
     <w:lvl w:ilvl="5">
       <w:start w:val="1"/>
@@ -8852,6 +11773,7 @@
         </w:tabs>
         <w:ind w:left="2520" w:hanging="360"/>
       </w:pPr>
+      <w:rPr/>
     </w:lvl>
     <w:lvl w:ilvl="6">
       <w:start w:val="1"/>
@@ -8864,6 +11786,7 @@
         </w:tabs>
         <w:ind w:left="2880" w:hanging="360"/>
       </w:pPr>
+      <w:rPr/>
     </w:lvl>
     <w:lvl w:ilvl="7">
       <w:start w:val="1"/>
@@ -8876,6 +11799,7 @@
         </w:tabs>
         <w:ind w:left="3240" w:hanging="360"/>
       </w:pPr>
+      <w:rPr/>
     </w:lvl>
     <w:lvl w:ilvl="8">
       <w:start w:val="1"/>
@@ -8888,6 +11812,7 @@
         </w:tabs>
         <w:ind w:left="3600" w:hanging="360"/>
       </w:pPr>
+      <w:rPr/>
     </w:lvl>
   </w:abstractNum>
   <w:abstractNum w:abstractNumId="41">
@@ -8917,6 +11842,7 @@
         </w:tabs>
         <w:ind w:left="1080" w:hanging="360"/>
       </w:pPr>
+      <w:rPr/>
     </w:lvl>
     <w:lvl w:ilvl="2">
       <w:start w:val="1"/>
@@ -8929,6 +11855,7 @@
         </w:tabs>
         <w:ind w:left="1440" w:hanging="360"/>
       </w:pPr>
+      <w:rPr/>
     </w:lvl>
     <w:lvl w:ilvl="3">
       <w:start w:val="1"/>
@@ -8941,6 +11868,7 @@
         </w:tabs>
         <w:ind w:left="1800" w:hanging="360"/>
       </w:pPr>
+      <w:rPr/>
     </w:lvl>
     <w:lvl w:ilvl="4">
       <w:start w:val="1"/>
@@ -8953,6 +11881,7 @@
         </w:tabs>
         <w:ind w:left="2160" w:hanging="360"/>
       </w:pPr>
+      <w:rPr/>
     </w:lvl>
     <w:lvl w:ilvl="5">
       <w:start w:val="1"/>
@@ -8965,6 +11894,7 @@
         </w:tabs>
         <w:ind w:left="2520" w:hanging="360"/>
       </w:pPr>
+      <w:rPr/>
     </w:lvl>
     <w:lvl w:ilvl="6">
       <w:start w:val="1"/>
@@ -8977,6 +11907,7 @@
         </w:tabs>
         <w:ind w:left="2880" w:hanging="360"/>
       </w:pPr>
+      <w:rPr/>
     </w:lvl>
     <w:lvl w:ilvl="7">
       <w:start w:val="1"/>
@@ -8989,6 +11920,7 @@
         </w:tabs>
         <w:ind w:left="3240" w:hanging="360"/>
       </w:pPr>
+      <w:rPr/>
     </w:lvl>
     <w:lvl w:ilvl="8">
       <w:start w:val="1"/>
@@ -9001,6 +11933,7 @@
         </w:tabs>
         <w:ind w:left="3600" w:hanging="360"/>
       </w:pPr>
+      <w:rPr/>
     </w:lvl>
   </w:abstractNum>
   <w:abstractNum w:abstractNumId="42">
@@ -9030,6 +11963,7 @@
         </w:tabs>
         <w:ind w:left="1080" w:hanging="360"/>
       </w:pPr>
+      <w:rPr/>
     </w:lvl>
     <w:lvl w:ilvl="2">
       <w:start w:val="1"/>
@@ -9042,6 +11976,7 @@
         </w:tabs>
         <w:ind w:left="1440" w:hanging="360"/>
       </w:pPr>
+      <w:rPr/>
     </w:lvl>
     <w:lvl w:ilvl="3">
       <w:start w:val="1"/>
@@ -9054,6 +11989,7 @@
         </w:tabs>
         <w:ind w:left="1800" w:hanging="360"/>
       </w:pPr>
+      <w:rPr/>
     </w:lvl>
     <w:lvl w:ilvl="4">
       <w:start w:val="1"/>
@@ -9066,6 +12002,7 @@
         </w:tabs>
         <w:ind w:left="2160" w:hanging="360"/>
       </w:pPr>
+      <w:rPr/>
     </w:lvl>
     <w:lvl w:ilvl="5">
       <w:start w:val="1"/>
@@ -9078,6 +12015,7 @@
         </w:tabs>
         <w:ind w:left="2520" w:hanging="360"/>
       </w:pPr>
+      <w:rPr/>
     </w:lvl>
     <w:lvl w:ilvl="6">
       <w:start w:val="1"/>
@@ -9090,6 +12028,7 @@
         </w:tabs>
         <w:ind w:left="2880" w:hanging="360"/>
       </w:pPr>
+      <w:rPr/>
     </w:lvl>
     <w:lvl w:ilvl="7">
       <w:start w:val="1"/>
@@ -9102,6 +12041,7 @@
         </w:tabs>
         <w:ind w:left="3240" w:hanging="360"/>
       </w:pPr>
+      <w:rPr/>
     </w:lvl>
     <w:lvl w:ilvl="8">
       <w:start w:val="1"/>
@@ -9114,6 +12054,7 @@
         </w:tabs>
         <w:ind w:left="3600" w:hanging="360"/>
       </w:pPr>
+      <w:rPr/>
     </w:lvl>
   </w:abstractNum>
   <w:abstractNum w:abstractNumId="43">
@@ -9143,6 +12084,7 @@
         </w:tabs>
         <w:ind w:left="1080" w:hanging="360"/>
       </w:pPr>
+      <w:rPr/>
     </w:lvl>
     <w:lvl w:ilvl="2">
       <w:start w:val="1"/>
@@ -9155,6 +12097,7 @@
         </w:tabs>
         <w:ind w:left="1440" w:hanging="360"/>
       </w:pPr>
+      <w:rPr/>
     </w:lvl>
     <w:lvl w:ilvl="3">
       <w:start w:val="1"/>
@@ -9167,6 +12110,7 @@
         </w:tabs>
         <w:ind w:left="1800" w:hanging="360"/>
       </w:pPr>
+      <w:rPr/>
     </w:lvl>
     <w:lvl w:ilvl="4">
       <w:start w:val="1"/>
@@ -9179,6 +12123,7 @@
         </w:tabs>
         <w:ind w:left="2160" w:hanging="360"/>
       </w:pPr>
+      <w:rPr/>
     </w:lvl>
     <w:lvl w:ilvl="5">
       <w:start w:val="1"/>
@@ -9191,6 +12136,7 @@
         </w:tabs>
         <w:ind w:left="2520" w:hanging="360"/>
       </w:pPr>
+      <w:rPr/>
     </w:lvl>
     <w:lvl w:ilvl="6">
       <w:start w:val="1"/>
@@ -9203,6 +12149,7 @@
         </w:tabs>
         <w:ind w:left="2880" w:hanging="360"/>
       </w:pPr>
+      <w:rPr/>
     </w:lvl>
     <w:lvl w:ilvl="7">
       <w:start w:val="1"/>
@@ -9215,6 +12162,7 @@
         </w:tabs>
         <w:ind w:left="3240" w:hanging="360"/>
       </w:pPr>
+      <w:rPr/>
     </w:lvl>
     <w:lvl w:ilvl="8">
       <w:start w:val="1"/>
@@ -9227,6 +12175,7 @@
         </w:tabs>
         <w:ind w:left="3600" w:hanging="360"/>
       </w:pPr>
+      <w:rPr/>
     </w:lvl>
   </w:abstractNum>
   <w:abstractNum w:abstractNumId="44">
@@ -9256,6 +12205,7 @@
         </w:tabs>
         <w:ind w:left="1080" w:hanging="360"/>
       </w:pPr>
+      <w:rPr/>
     </w:lvl>
     <w:lvl w:ilvl="2">
       <w:start w:val="1"/>
@@ -9268,6 +12218,7 @@
         </w:tabs>
         <w:ind w:left="1440" w:hanging="360"/>
       </w:pPr>
+      <w:rPr/>
     </w:lvl>
     <w:lvl w:ilvl="3">
       <w:start w:val="1"/>
@@ -9280,6 +12231,7 @@
         </w:tabs>
         <w:ind w:left="1800" w:hanging="360"/>
       </w:pPr>
+      <w:rPr/>
     </w:lvl>
     <w:lvl w:ilvl="4">
       <w:start w:val="1"/>
@@ -9292,6 +12244,7 @@
         </w:tabs>
         <w:ind w:left="2160" w:hanging="360"/>
       </w:pPr>
+      <w:rPr/>
     </w:lvl>
     <w:lvl w:ilvl="5">
       <w:start w:val="1"/>
@@ -9304,6 +12257,7 @@
         </w:tabs>
         <w:ind w:left="2520" w:hanging="360"/>
       </w:pPr>
+      <w:rPr/>
     </w:lvl>
     <w:lvl w:ilvl="6">
       <w:start w:val="1"/>
@@ -9316,6 +12270,7 @@
         </w:tabs>
         <w:ind w:left="2880" w:hanging="360"/>
       </w:pPr>
+      <w:rPr/>
     </w:lvl>
     <w:lvl w:ilvl="7">
       <w:start w:val="1"/>
@@ -9328,6 +12283,7 @@
         </w:tabs>
         <w:ind w:left="3240" w:hanging="360"/>
       </w:pPr>
+      <w:rPr/>
     </w:lvl>
     <w:lvl w:ilvl="8">
       <w:start w:val="1"/>
@@ -9340,6 +12296,7 @@
         </w:tabs>
         <w:ind w:left="3600" w:hanging="360"/>
       </w:pPr>
+      <w:rPr/>
     </w:lvl>
   </w:abstractNum>
   <w:abstractNum w:abstractNumId="45">
@@ -9369,6 +12326,7 @@
         </w:tabs>
         <w:ind w:left="1080" w:hanging="360"/>
       </w:pPr>
+      <w:rPr/>
     </w:lvl>
     <w:lvl w:ilvl="2">
       <w:start w:val="1"/>
@@ -9381,6 +12339,7 @@
         </w:tabs>
         <w:ind w:left="1440" w:hanging="360"/>
       </w:pPr>
+      <w:rPr/>
     </w:lvl>
     <w:lvl w:ilvl="3">
       <w:start w:val="1"/>
@@ -9393,6 +12352,7 @@
         </w:tabs>
         <w:ind w:left="1800" w:hanging="360"/>
       </w:pPr>
+      <w:rPr/>
     </w:lvl>
     <w:lvl w:ilvl="4">
       <w:start w:val="1"/>
@@ -9405,6 +12365,7 @@
         </w:tabs>
         <w:ind w:left="2160" w:hanging="360"/>
       </w:pPr>
+      <w:rPr/>
     </w:lvl>
     <w:lvl w:ilvl="5">
       <w:start w:val="1"/>
@@ -9417,6 +12378,7 @@
         </w:tabs>
         <w:ind w:left="2520" w:hanging="360"/>
       </w:pPr>
+      <w:rPr/>
     </w:lvl>
     <w:lvl w:ilvl="6">
       <w:start w:val="1"/>
@@ -9429,6 +12391,7 @@
         </w:tabs>
         <w:ind w:left="2880" w:hanging="360"/>
       </w:pPr>
+      <w:rPr/>
     </w:lvl>
     <w:lvl w:ilvl="7">
       <w:start w:val="1"/>
@@ -9441,6 +12404,7 @@
         </w:tabs>
         <w:ind w:left="3240" w:hanging="360"/>
       </w:pPr>
+      <w:rPr/>
     </w:lvl>
     <w:lvl w:ilvl="8">
       <w:start w:val="1"/>
@@ -9453,6 +12417,7 @@
         </w:tabs>
         <w:ind w:left="3600" w:hanging="360"/>
       </w:pPr>
+      <w:rPr/>
     </w:lvl>
   </w:abstractNum>
   <w:abstractNum w:abstractNumId="46">
@@ -9482,6 +12447,7 @@
         </w:tabs>
         <w:ind w:left="1080" w:hanging="360"/>
       </w:pPr>
+      <w:rPr/>
     </w:lvl>
     <w:lvl w:ilvl="2">
       <w:start w:val="1"/>
@@ -9494,6 +12460,7 @@
         </w:tabs>
         <w:ind w:left="1440" w:hanging="360"/>
       </w:pPr>
+      <w:rPr/>
     </w:lvl>
     <w:lvl w:ilvl="3">
       <w:start w:val="1"/>
@@ -9506,6 +12473,7 @@
         </w:tabs>
         <w:ind w:left="1800" w:hanging="360"/>
       </w:pPr>
+      <w:rPr/>
     </w:lvl>
     <w:lvl w:ilvl="4">
       <w:start w:val="1"/>
@@ -9518,6 +12486,7 @@
         </w:tabs>
         <w:ind w:left="2160" w:hanging="360"/>
       </w:pPr>
+      <w:rPr/>
     </w:lvl>
     <w:lvl w:ilvl="5">
       <w:start w:val="1"/>
@@ -9530,6 +12499,7 @@
         </w:tabs>
         <w:ind w:left="2520" w:hanging="360"/>
       </w:pPr>
+      <w:rPr/>
     </w:lvl>
     <w:lvl w:ilvl="6">
       <w:start w:val="1"/>
@@ -9542,6 +12512,7 @@
         </w:tabs>
         <w:ind w:left="2880" w:hanging="360"/>
       </w:pPr>
+      <w:rPr/>
     </w:lvl>
     <w:lvl w:ilvl="7">
       <w:start w:val="1"/>
@@ -9554,6 +12525,7 @@
         </w:tabs>
         <w:ind w:left="3240" w:hanging="360"/>
       </w:pPr>
+      <w:rPr/>
     </w:lvl>
     <w:lvl w:ilvl="8">
       <w:start w:val="1"/>
@@ -9566,6 +12538,7 @@
         </w:tabs>
         <w:ind w:left="3600" w:hanging="360"/>
       </w:pPr>
+      <w:rPr/>
     </w:lvl>
   </w:abstractNum>
   <w:abstractNum w:abstractNumId="47">
@@ -9595,6 +12568,7 @@
         </w:tabs>
         <w:ind w:left="1080" w:hanging="360"/>
       </w:pPr>
+      <w:rPr/>
     </w:lvl>
     <w:lvl w:ilvl="2">
       <w:start w:val="1"/>
@@ -9607,6 +12581,7 @@
         </w:tabs>
         <w:ind w:left="1440" w:hanging="360"/>
       </w:pPr>
+      <w:rPr/>
     </w:lvl>
     <w:lvl w:ilvl="3">
       <w:start w:val="1"/>
@@ -9619,6 +12594,7 @@
         </w:tabs>
         <w:ind w:left="1800" w:hanging="360"/>
       </w:pPr>
+      <w:rPr/>
     </w:lvl>
     <w:lvl w:ilvl="4">
       <w:start w:val="1"/>
@@ -9631,6 +12607,7 @@
         </w:tabs>
         <w:ind w:left="2160" w:hanging="360"/>
       </w:pPr>
+      <w:rPr/>
     </w:lvl>
     <w:lvl w:ilvl="5">
       <w:start w:val="1"/>
@@ -9643,6 +12620,7 @@
         </w:tabs>
         <w:ind w:left="2520" w:hanging="360"/>
       </w:pPr>
+      <w:rPr/>
     </w:lvl>
     <w:lvl w:ilvl="6">
       <w:start w:val="1"/>
@@ -9655,6 +12633,7 @@
         </w:tabs>
         <w:ind w:left="2880" w:hanging="360"/>
       </w:pPr>
+      <w:rPr/>
     </w:lvl>
     <w:lvl w:ilvl="7">
       <w:start w:val="1"/>
@@ -9667,6 +12646,7 @@
         </w:tabs>
         <w:ind w:left="3240" w:hanging="360"/>
       </w:pPr>
+      <w:rPr/>
     </w:lvl>
     <w:lvl w:ilvl="8">
       <w:start w:val="1"/>
@@ -9679,6 +12659,7 @@
         </w:tabs>
         <w:ind w:left="3600" w:hanging="360"/>
       </w:pPr>
+      <w:rPr/>
     </w:lvl>
   </w:abstractNum>
   <w:abstractNum w:abstractNumId="48">
@@ -9708,6 +12689,7 @@
         </w:tabs>
         <w:ind w:left="1080" w:hanging="360"/>
       </w:pPr>
+      <w:rPr/>
     </w:lvl>
     <w:lvl w:ilvl="2">
       <w:start w:val="1"/>
@@ -9720,6 +12702,7 @@
         </w:tabs>
         <w:ind w:left="1440" w:hanging="360"/>
       </w:pPr>
+      <w:rPr/>
     </w:lvl>
     <w:lvl w:ilvl="3">
       <w:start w:val="1"/>
@@ -9732,6 +12715,7 @@
         </w:tabs>
         <w:ind w:left="1800" w:hanging="360"/>
       </w:pPr>
+      <w:rPr/>
     </w:lvl>
     <w:lvl w:ilvl="4">
       <w:start w:val="1"/>
@@ -9744,6 +12728,7 @@
         </w:tabs>
         <w:ind w:left="2160" w:hanging="360"/>
       </w:pPr>
+      <w:rPr/>
     </w:lvl>
     <w:lvl w:ilvl="5">
       <w:start w:val="1"/>
@@ -9756,6 +12741,7 @@
         </w:tabs>
         <w:ind w:left="2520" w:hanging="360"/>
       </w:pPr>
+      <w:rPr/>
     </w:lvl>
     <w:lvl w:ilvl="6">
       <w:start w:val="1"/>
@@ -9768,6 +12754,7 @@
         </w:tabs>
         <w:ind w:left="2880" w:hanging="360"/>
       </w:pPr>
+      <w:rPr/>
     </w:lvl>
     <w:lvl w:ilvl="7">
       <w:start w:val="1"/>
@@ -9780,6 +12767,7 @@
         </w:tabs>
         <w:ind w:left="3240" w:hanging="360"/>
       </w:pPr>
+      <w:rPr/>
     </w:lvl>
     <w:lvl w:ilvl="8">
       <w:start w:val="1"/>
@@ -9792,6 +12780,7 @@
         </w:tabs>
         <w:ind w:left="3600" w:hanging="360"/>
       </w:pPr>
+      <w:rPr/>
     </w:lvl>
   </w:abstractNum>
   <w:abstractNum w:abstractNumId="49">
@@ -9821,6 +12810,7 @@
         </w:tabs>
         <w:ind w:left="1080" w:hanging="360"/>
       </w:pPr>
+      <w:rPr/>
     </w:lvl>
     <w:lvl w:ilvl="2">
       <w:start w:val="1"/>
@@ -9833,6 +12823,7 @@
         </w:tabs>
         <w:ind w:left="1440" w:hanging="360"/>
       </w:pPr>
+      <w:rPr/>
     </w:lvl>
     <w:lvl w:ilvl="3">
       <w:start w:val="1"/>
@@ -9845,6 +12836,7 @@
         </w:tabs>
         <w:ind w:left="1800" w:hanging="360"/>
       </w:pPr>
+      <w:rPr/>
     </w:lvl>
     <w:lvl w:ilvl="4">
       <w:start w:val="1"/>
@@ -9857,6 +12849,7 @@
         </w:tabs>
         <w:ind w:left="2160" w:hanging="360"/>
       </w:pPr>
+      <w:rPr/>
     </w:lvl>
     <w:lvl w:ilvl="5">
       <w:start w:val="1"/>
@@ -9869,6 +12862,7 @@
         </w:tabs>
         <w:ind w:left="2520" w:hanging="360"/>
       </w:pPr>
+      <w:rPr/>
     </w:lvl>
     <w:lvl w:ilvl="6">
       <w:start w:val="1"/>
@@ -9881,6 +12875,7 @@
         </w:tabs>
         <w:ind w:left="2880" w:hanging="360"/>
       </w:pPr>
+      <w:rPr/>
     </w:lvl>
     <w:lvl w:ilvl="7">
       <w:start w:val="1"/>
@@ -9893,6 +12888,7 @@
         </w:tabs>
         <w:ind w:left="3240" w:hanging="360"/>
       </w:pPr>
+      <w:rPr/>
     </w:lvl>
     <w:lvl w:ilvl="8">
       <w:start w:val="1"/>
@@ -9905,6 +12901,7 @@
         </w:tabs>
         <w:ind w:left="3600" w:hanging="360"/>
       </w:pPr>
+      <w:rPr/>
     </w:lvl>
   </w:abstractNum>
   <w:abstractNum w:abstractNumId="50">
@@ -9934,6 +12931,7 @@
         </w:tabs>
         <w:ind w:left="1080" w:hanging="360"/>
       </w:pPr>
+      <w:rPr/>
     </w:lvl>
     <w:lvl w:ilvl="2">
       <w:start w:val="1"/>
@@ -9946,6 +12944,7 @@
         </w:tabs>
         <w:ind w:left="1440" w:hanging="360"/>
       </w:pPr>
+      <w:rPr/>
     </w:lvl>
     <w:lvl w:ilvl="3">
       <w:start w:val="1"/>
@@ -9958,6 +12957,7 @@
         </w:tabs>
         <w:ind w:left="1800" w:hanging="360"/>
       </w:pPr>
+      <w:rPr/>
     </w:lvl>
     <w:lvl w:ilvl="4">
       <w:start w:val="1"/>
@@ -9970,6 +12970,7 @@
         </w:tabs>
         <w:ind w:left="2160" w:hanging="360"/>
       </w:pPr>
+      <w:rPr/>
     </w:lvl>
     <w:lvl w:ilvl="5">
       <w:start w:val="1"/>
@@ -9982,6 +12983,7 @@
         </w:tabs>
         <w:ind w:left="2520" w:hanging="360"/>
       </w:pPr>
+      <w:rPr/>
     </w:lvl>
     <w:lvl w:ilvl="6">
       <w:start w:val="1"/>
@@ -9994,6 +12996,7 @@
         </w:tabs>
         <w:ind w:left="2880" w:hanging="360"/>
       </w:pPr>
+      <w:rPr/>
     </w:lvl>
     <w:lvl w:ilvl="7">
       <w:start w:val="1"/>
@@ -10006,6 +13009,7 @@
         </w:tabs>
         <w:ind w:left="3240" w:hanging="360"/>
       </w:pPr>
+      <w:rPr/>
     </w:lvl>
     <w:lvl w:ilvl="8">
       <w:start w:val="1"/>
@@ -10018,6 +13022,7 @@
         </w:tabs>
         <w:ind w:left="3600" w:hanging="360"/>
       </w:pPr>
+      <w:rPr/>
     </w:lvl>
   </w:abstractNum>
   <w:abstractNum w:abstractNumId="51">
@@ -10184,6 +13189,7 @@
         </w:tabs>
         <w:ind w:left="1080" w:hanging="360"/>
       </w:pPr>
+      <w:rPr/>
     </w:lvl>
     <w:lvl w:ilvl="2">
       <w:start w:val="1"/>
@@ -10196,6 +13202,7 @@
         </w:tabs>
         <w:ind w:left="1440" w:hanging="360"/>
       </w:pPr>
+      <w:rPr/>
     </w:lvl>
     <w:lvl w:ilvl="3">
       <w:start w:val="1"/>
@@ -10208,6 +13215,7 @@
         </w:tabs>
         <w:ind w:left="1800" w:hanging="360"/>
       </w:pPr>
+      <w:rPr/>
     </w:lvl>
     <w:lvl w:ilvl="4">
       <w:start w:val="1"/>
@@ -10220,6 +13228,7 @@
         </w:tabs>
         <w:ind w:left="2160" w:hanging="360"/>
       </w:pPr>
+      <w:rPr/>
     </w:lvl>
     <w:lvl w:ilvl="5">
       <w:start w:val="1"/>
@@ -10232,6 +13241,7 @@
         </w:tabs>
         <w:ind w:left="2520" w:hanging="360"/>
       </w:pPr>
+      <w:rPr/>
     </w:lvl>
     <w:lvl w:ilvl="6">
       <w:start w:val="1"/>
@@ -10244,6 +13254,7 @@
         </w:tabs>
         <w:ind w:left="2880" w:hanging="360"/>
       </w:pPr>
+      <w:rPr/>
     </w:lvl>
     <w:lvl w:ilvl="7">
       <w:start w:val="1"/>
@@ -10256,6 +13267,7 @@
         </w:tabs>
         <w:ind w:left="3240" w:hanging="360"/>
       </w:pPr>
+      <w:rPr/>
     </w:lvl>
     <w:lvl w:ilvl="8">
       <w:start w:val="1"/>
@@ -10268,6 +13280,7 @@
         </w:tabs>
         <w:ind w:left="3600" w:hanging="360"/>
       </w:pPr>
+      <w:rPr/>
     </w:lvl>
   </w:abstractNum>
   <w:abstractNum w:abstractNumId="53">
@@ -10297,6 +13310,7 @@
         </w:tabs>
         <w:ind w:left="1080" w:hanging="360"/>
       </w:pPr>
+      <w:rPr/>
     </w:lvl>
     <w:lvl w:ilvl="2">
       <w:start w:val="1"/>
@@ -10309,6 +13323,7 @@
         </w:tabs>
         <w:ind w:left="1440" w:hanging="360"/>
       </w:pPr>
+      <w:rPr/>
     </w:lvl>
     <w:lvl w:ilvl="3">
       <w:start w:val="1"/>
@@ -10321,6 +13336,7 @@
         </w:tabs>
         <w:ind w:left="1800" w:hanging="360"/>
       </w:pPr>
+      <w:rPr/>
     </w:lvl>
     <w:lvl w:ilvl="4">
       <w:start w:val="1"/>
@@ -10333,6 +13349,7 @@
         </w:tabs>
         <w:ind w:left="2160" w:hanging="360"/>
       </w:pPr>
+      <w:rPr/>
     </w:lvl>
     <w:lvl w:ilvl="5">
       <w:start w:val="1"/>
@@ -10345,6 +13362,7 @@
         </w:tabs>
         <w:ind w:left="2520" w:hanging="360"/>
       </w:pPr>
+      <w:rPr/>
     </w:lvl>
     <w:lvl w:ilvl="6">
       <w:start w:val="1"/>
@@ -10357,6 +13375,7 @@
         </w:tabs>
         <w:ind w:left="2880" w:hanging="360"/>
       </w:pPr>
+      <w:rPr/>
     </w:lvl>
     <w:lvl w:ilvl="7">
       <w:start w:val="1"/>
@@ -10369,6 +13388,7 @@
         </w:tabs>
         <w:ind w:left="3240" w:hanging="360"/>
       </w:pPr>
+      <w:rPr/>
     </w:lvl>
     <w:lvl w:ilvl="8">
       <w:start w:val="1"/>
@@ -10381,6 +13401,7 @@
         </w:tabs>
         <w:ind w:left="3600" w:hanging="360"/>
       </w:pPr>
+      <w:rPr/>
     </w:lvl>
   </w:abstractNum>
   <w:abstractNum w:abstractNumId="54">
@@ -10410,6 +13431,7 @@
         </w:tabs>
         <w:ind w:left="1080" w:hanging="360"/>
       </w:pPr>
+      <w:rPr/>
     </w:lvl>
     <w:lvl w:ilvl="2">
       <w:start w:val="1"/>
@@ -10422,6 +13444,7 @@
         </w:tabs>
         <w:ind w:left="1440" w:hanging="360"/>
       </w:pPr>
+      <w:rPr/>
     </w:lvl>
     <w:lvl w:ilvl="3">
       <w:start w:val="1"/>
@@ -10434,6 +13457,7 @@
         </w:tabs>
         <w:ind w:left="1800" w:hanging="360"/>
       </w:pPr>
+      <w:rPr/>
     </w:lvl>
     <w:lvl w:ilvl="4">
       <w:start w:val="1"/>
@@ -10446,6 +13470,7 @@
         </w:tabs>
         <w:ind w:left="2160" w:hanging="360"/>
       </w:pPr>
+      <w:rPr/>
     </w:lvl>
     <w:lvl w:ilvl="5">
       <w:start w:val="1"/>
@@ -10458,6 +13483,7 @@
         </w:tabs>
         <w:ind w:left="2520" w:hanging="360"/>
       </w:pPr>
+      <w:rPr/>
     </w:lvl>
     <w:lvl w:ilvl="6">
       <w:start w:val="1"/>
@@ -10470,6 +13496,7 @@
         </w:tabs>
         <w:ind w:left="2880" w:hanging="360"/>
       </w:pPr>
+      <w:rPr/>
     </w:lvl>
     <w:lvl w:ilvl="7">
       <w:start w:val="1"/>
@@ -10482,6 +13509,7 @@
         </w:tabs>
         <w:ind w:left="3240" w:hanging="360"/>
       </w:pPr>
+      <w:rPr/>
     </w:lvl>
     <w:lvl w:ilvl="8">
       <w:start w:val="1"/>
@@ -10494,9 +13522,2750 @@
         </w:tabs>
         <w:ind w:left="3600" w:hanging="360"/>
       </w:pPr>
+      <w:rPr/>
     </w:lvl>
   </w:abstractNum>
   <w:abstractNum w:abstractNumId="55">
+    <w:lvl w:ilvl="0">
+      <w:start w:val="1"/>
+      <w:numFmt w:val="bullet"/>
+      <w:lvlText w:val=""/>
+      <w:lvlJc w:val="left"/>
+      <w:pPr>
+        <w:tabs>
+          <w:tab w:val="num" w:pos="709"/>
+        </w:tabs>
+        <w:ind w:left="709" w:hanging="283"/>
+      </w:pPr>
+      <w:rPr>
+        <w:rFonts w:ascii="Symbol" w:hAnsi="Symbol" w:cs="Symbol" w:hint="default"/>
+      </w:rPr>
+    </w:lvl>
+    <w:lvl w:ilvl="1">
+      <w:start w:val="1"/>
+      <w:numFmt w:val="bullet"/>
+      <w:lvlText w:val=""/>
+      <w:lvlJc w:val="left"/>
+      <w:pPr>
+        <w:tabs>
+          <w:tab w:val="num" w:pos="1418"/>
+        </w:tabs>
+        <w:ind w:left="1418" w:hanging="283"/>
+      </w:pPr>
+      <w:rPr>
+        <w:rFonts w:ascii="Symbol" w:hAnsi="Symbol" w:cs="Symbol" w:hint="default"/>
+      </w:rPr>
+    </w:lvl>
+    <w:lvl w:ilvl="2">
+      <w:start w:val="1"/>
+      <w:numFmt w:val="bullet"/>
+      <w:lvlText w:val=""/>
+      <w:lvlJc w:val="left"/>
+      <w:pPr>
+        <w:tabs>
+          <w:tab w:val="num" w:pos="2127"/>
+        </w:tabs>
+        <w:ind w:left="2127" w:hanging="283"/>
+      </w:pPr>
+      <w:rPr>
+        <w:rFonts w:ascii="Symbol" w:hAnsi="Symbol" w:cs="Symbol" w:hint="default"/>
+      </w:rPr>
+    </w:lvl>
+    <w:lvl w:ilvl="3">
+      <w:start w:val="1"/>
+      <w:numFmt w:val="bullet"/>
+      <w:lvlText w:val=""/>
+      <w:lvlJc w:val="left"/>
+      <w:pPr>
+        <w:tabs>
+          <w:tab w:val="num" w:pos="2836"/>
+        </w:tabs>
+        <w:ind w:left="2836" w:hanging="283"/>
+      </w:pPr>
+      <w:rPr>
+        <w:rFonts w:ascii="Symbol" w:hAnsi="Symbol" w:cs="Symbol" w:hint="default"/>
+      </w:rPr>
+    </w:lvl>
+    <w:lvl w:ilvl="4">
+      <w:start w:val="1"/>
+      <w:numFmt w:val="bullet"/>
+      <w:lvlText w:val=""/>
+      <w:lvlJc w:val="left"/>
+      <w:pPr>
+        <w:tabs>
+          <w:tab w:val="num" w:pos="3545"/>
+        </w:tabs>
+        <w:ind w:left="3545" w:hanging="283"/>
+      </w:pPr>
+      <w:rPr>
+        <w:rFonts w:ascii="Symbol" w:hAnsi="Symbol" w:cs="Symbol" w:hint="default"/>
+      </w:rPr>
+    </w:lvl>
+    <w:lvl w:ilvl="5">
+      <w:start w:val="1"/>
+      <w:numFmt w:val="bullet"/>
+      <w:lvlText w:val=""/>
+      <w:lvlJc w:val="left"/>
+      <w:pPr>
+        <w:tabs>
+          <w:tab w:val="num" w:pos="4254"/>
+        </w:tabs>
+        <w:ind w:left="4254" w:hanging="283"/>
+      </w:pPr>
+      <w:rPr>
+        <w:rFonts w:ascii="Symbol" w:hAnsi="Symbol" w:cs="Symbol" w:hint="default"/>
+      </w:rPr>
+    </w:lvl>
+    <w:lvl w:ilvl="6">
+      <w:start w:val="1"/>
+      <w:numFmt w:val="bullet"/>
+      <w:lvlText w:val=""/>
+      <w:lvlJc w:val="left"/>
+      <w:pPr>
+        <w:tabs>
+          <w:tab w:val="num" w:pos="4963"/>
+        </w:tabs>
+        <w:ind w:left="4963" w:hanging="283"/>
+      </w:pPr>
+      <w:rPr>
+        <w:rFonts w:ascii="Symbol" w:hAnsi="Symbol" w:cs="Symbol" w:hint="default"/>
+      </w:rPr>
+    </w:lvl>
+    <w:lvl w:ilvl="7">
+      <w:start w:val="1"/>
+      <w:numFmt w:val="bullet"/>
+      <w:lvlText w:val=""/>
+      <w:lvlJc w:val="left"/>
+      <w:pPr>
+        <w:tabs>
+          <w:tab w:val="num" w:pos="5672"/>
+        </w:tabs>
+        <w:ind w:left="5672" w:hanging="283"/>
+      </w:pPr>
+      <w:rPr>
+        <w:rFonts w:ascii="Symbol" w:hAnsi="Symbol" w:cs="Symbol" w:hint="default"/>
+      </w:rPr>
+    </w:lvl>
+    <w:lvl w:ilvl="8">
+      <w:start w:val="1"/>
+      <w:numFmt w:val="bullet"/>
+      <w:lvlText w:val=""/>
+      <w:lvlJc w:val="left"/>
+      <w:pPr>
+        <w:tabs>
+          <w:tab w:val="num" w:pos="6381"/>
+        </w:tabs>
+        <w:ind w:left="6381" w:hanging="283"/>
+      </w:pPr>
+      <w:rPr>
+        <w:rFonts w:ascii="Symbol" w:hAnsi="Symbol" w:cs="Symbol" w:hint="default"/>
+      </w:rPr>
+    </w:lvl>
+  </w:abstractNum>
+  <w:abstractNum w:abstractNumId="56">
+    <w:lvl w:ilvl="0">
+      <w:start w:val="1"/>
+      <w:numFmt w:val="bullet"/>
+      <w:lvlText w:val=""/>
+      <w:lvlJc w:val="left"/>
+      <w:pPr>
+        <w:tabs>
+          <w:tab w:val="num" w:pos="709"/>
+        </w:tabs>
+        <w:ind w:left="709" w:hanging="283"/>
+      </w:pPr>
+      <w:rPr>
+        <w:rFonts w:ascii="Symbol" w:hAnsi="Symbol" w:cs="Symbol" w:hint="default"/>
+      </w:rPr>
+    </w:lvl>
+    <w:lvl w:ilvl="1">
+      <w:start w:val="1"/>
+      <w:numFmt w:val="bullet"/>
+      <w:lvlText w:val=""/>
+      <w:lvlJc w:val="left"/>
+      <w:pPr>
+        <w:tabs>
+          <w:tab w:val="num" w:pos="1418"/>
+        </w:tabs>
+        <w:ind w:left="1418" w:hanging="283"/>
+      </w:pPr>
+      <w:rPr>
+        <w:rFonts w:ascii="Symbol" w:hAnsi="Symbol" w:cs="Symbol" w:hint="default"/>
+      </w:rPr>
+    </w:lvl>
+    <w:lvl w:ilvl="2">
+      <w:start w:val="1"/>
+      <w:numFmt w:val="bullet"/>
+      <w:lvlText w:val=""/>
+      <w:lvlJc w:val="left"/>
+      <w:pPr>
+        <w:tabs>
+          <w:tab w:val="num" w:pos="2127"/>
+        </w:tabs>
+        <w:ind w:left="2127" w:hanging="283"/>
+      </w:pPr>
+      <w:rPr>
+        <w:rFonts w:ascii="Symbol" w:hAnsi="Symbol" w:cs="Symbol" w:hint="default"/>
+      </w:rPr>
+    </w:lvl>
+    <w:lvl w:ilvl="3">
+      <w:start w:val="1"/>
+      <w:numFmt w:val="bullet"/>
+      <w:lvlText w:val=""/>
+      <w:lvlJc w:val="left"/>
+      <w:pPr>
+        <w:tabs>
+          <w:tab w:val="num" w:pos="2836"/>
+        </w:tabs>
+        <w:ind w:left="2836" w:hanging="283"/>
+      </w:pPr>
+      <w:rPr>
+        <w:rFonts w:ascii="Symbol" w:hAnsi="Symbol" w:cs="Symbol" w:hint="default"/>
+      </w:rPr>
+    </w:lvl>
+    <w:lvl w:ilvl="4">
+      <w:start w:val="1"/>
+      <w:numFmt w:val="bullet"/>
+      <w:lvlText w:val=""/>
+      <w:lvlJc w:val="left"/>
+      <w:pPr>
+        <w:tabs>
+          <w:tab w:val="num" w:pos="3545"/>
+        </w:tabs>
+        <w:ind w:left="3545" w:hanging="283"/>
+      </w:pPr>
+      <w:rPr>
+        <w:rFonts w:ascii="Symbol" w:hAnsi="Symbol" w:cs="Symbol" w:hint="default"/>
+      </w:rPr>
+    </w:lvl>
+    <w:lvl w:ilvl="5">
+      <w:start w:val="1"/>
+      <w:numFmt w:val="bullet"/>
+      <w:lvlText w:val=""/>
+      <w:lvlJc w:val="left"/>
+      <w:pPr>
+        <w:tabs>
+          <w:tab w:val="num" w:pos="4254"/>
+        </w:tabs>
+        <w:ind w:left="4254" w:hanging="283"/>
+      </w:pPr>
+      <w:rPr>
+        <w:rFonts w:ascii="Symbol" w:hAnsi="Symbol" w:cs="Symbol" w:hint="default"/>
+      </w:rPr>
+    </w:lvl>
+    <w:lvl w:ilvl="6">
+      <w:start w:val="1"/>
+      <w:numFmt w:val="bullet"/>
+      <w:lvlText w:val=""/>
+      <w:lvlJc w:val="left"/>
+      <w:pPr>
+        <w:tabs>
+          <w:tab w:val="num" w:pos="4963"/>
+        </w:tabs>
+        <w:ind w:left="4963" w:hanging="283"/>
+      </w:pPr>
+      <w:rPr>
+        <w:rFonts w:ascii="Symbol" w:hAnsi="Symbol" w:cs="Symbol" w:hint="default"/>
+      </w:rPr>
+    </w:lvl>
+    <w:lvl w:ilvl="7">
+      <w:start w:val="1"/>
+      <w:numFmt w:val="bullet"/>
+      <w:lvlText w:val=""/>
+      <w:lvlJc w:val="left"/>
+      <w:pPr>
+        <w:tabs>
+          <w:tab w:val="num" w:pos="5672"/>
+        </w:tabs>
+        <w:ind w:left="5672" w:hanging="283"/>
+      </w:pPr>
+      <w:rPr>
+        <w:rFonts w:ascii="Symbol" w:hAnsi="Symbol" w:cs="Symbol" w:hint="default"/>
+      </w:rPr>
+    </w:lvl>
+    <w:lvl w:ilvl="8">
+      <w:start w:val="1"/>
+      <w:numFmt w:val="bullet"/>
+      <w:lvlText w:val=""/>
+      <w:lvlJc w:val="left"/>
+      <w:pPr>
+        <w:tabs>
+          <w:tab w:val="num" w:pos="6381"/>
+        </w:tabs>
+        <w:ind w:left="6381" w:hanging="283"/>
+      </w:pPr>
+      <w:rPr>
+        <w:rFonts w:ascii="Symbol" w:hAnsi="Symbol" w:cs="Symbol" w:hint="default"/>
+      </w:rPr>
+    </w:lvl>
+  </w:abstractNum>
+  <w:abstractNum w:abstractNumId="57">
+    <w:lvl w:ilvl="0">
+      <w:start w:val="1"/>
+      <w:numFmt w:val="bullet"/>
+      <w:lvlText w:val=""/>
+      <w:lvlJc w:val="left"/>
+      <w:pPr>
+        <w:tabs>
+          <w:tab w:val="num" w:pos="709"/>
+        </w:tabs>
+        <w:ind w:left="709" w:hanging="283"/>
+      </w:pPr>
+      <w:rPr>
+        <w:rFonts w:ascii="Symbol" w:hAnsi="Symbol" w:cs="Symbol" w:hint="default"/>
+      </w:rPr>
+    </w:lvl>
+    <w:lvl w:ilvl="1">
+      <w:start w:val="1"/>
+      <w:numFmt w:val="bullet"/>
+      <w:lvlText w:val=""/>
+      <w:lvlJc w:val="left"/>
+      <w:pPr>
+        <w:tabs>
+          <w:tab w:val="num" w:pos="1418"/>
+        </w:tabs>
+        <w:ind w:left="1418" w:hanging="283"/>
+      </w:pPr>
+      <w:rPr>
+        <w:rFonts w:ascii="Symbol" w:hAnsi="Symbol" w:cs="Symbol" w:hint="default"/>
+      </w:rPr>
+    </w:lvl>
+    <w:lvl w:ilvl="2">
+      <w:start w:val="1"/>
+      <w:numFmt w:val="bullet"/>
+      <w:lvlText w:val=""/>
+      <w:lvlJc w:val="left"/>
+      <w:pPr>
+        <w:tabs>
+          <w:tab w:val="num" w:pos="2127"/>
+        </w:tabs>
+        <w:ind w:left="2127" w:hanging="283"/>
+      </w:pPr>
+      <w:rPr>
+        <w:rFonts w:ascii="Symbol" w:hAnsi="Symbol" w:cs="Symbol" w:hint="default"/>
+      </w:rPr>
+    </w:lvl>
+    <w:lvl w:ilvl="3">
+      <w:start w:val="1"/>
+      <w:numFmt w:val="bullet"/>
+      <w:lvlText w:val=""/>
+      <w:lvlJc w:val="left"/>
+      <w:pPr>
+        <w:tabs>
+          <w:tab w:val="num" w:pos="2836"/>
+        </w:tabs>
+        <w:ind w:left="2836" w:hanging="283"/>
+      </w:pPr>
+      <w:rPr>
+        <w:rFonts w:ascii="Symbol" w:hAnsi="Symbol" w:cs="Symbol" w:hint="default"/>
+      </w:rPr>
+    </w:lvl>
+    <w:lvl w:ilvl="4">
+      <w:start w:val="1"/>
+      <w:numFmt w:val="bullet"/>
+      <w:lvlText w:val=""/>
+      <w:lvlJc w:val="left"/>
+      <w:pPr>
+        <w:tabs>
+          <w:tab w:val="num" w:pos="3545"/>
+        </w:tabs>
+        <w:ind w:left="3545" w:hanging="283"/>
+      </w:pPr>
+      <w:rPr>
+        <w:rFonts w:ascii="Symbol" w:hAnsi="Symbol" w:cs="Symbol" w:hint="default"/>
+      </w:rPr>
+    </w:lvl>
+    <w:lvl w:ilvl="5">
+      <w:start w:val="1"/>
+      <w:numFmt w:val="bullet"/>
+      <w:lvlText w:val=""/>
+      <w:lvlJc w:val="left"/>
+      <w:pPr>
+        <w:tabs>
+          <w:tab w:val="num" w:pos="4254"/>
+        </w:tabs>
+        <w:ind w:left="4254" w:hanging="283"/>
+      </w:pPr>
+      <w:rPr>
+        <w:rFonts w:ascii="Symbol" w:hAnsi="Symbol" w:cs="Symbol" w:hint="default"/>
+      </w:rPr>
+    </w:lvl>
+    <w:lvl w:ilvl="6">
+      <w:start w:val="1"/>
+      <w:numFmt w:val="bullet"/>
+      <w:lvlText w:val=""/>
+      <w:lvlJc w:val="left"/>
+      <w:pPr>
+        <w:tabs>
+          <w:tab w:val="num" w:pos="4963"/>
+        </w:tabs>
+        <w:ind w:left="4963" w:hanging="283"/>
+      </w:pPr>
+      <w:rPr>
+        <w:rFonts w:ascii="Symbol" w:hAnsi="Symbol" w:cs="Symbol" w:hint="default"/>
+      </w:rPr>
+    </w:lvl>
+    <w:lvl w:ilvl="7">
+      <w:start w:val="1"/>
+      <w:numFmt w:val="bullet"/>
+      <w:lvlText w:val=""/>
+      <w:lvlJc w:val="left"/>
+      <w:pPr>
+        <w:tabs>
+          <w:tab w:val="num" w:pos="5672"/>
+        </w:tabs>
+        <w:ind w:left="5672" w:hanging="283"/>
+      </w:pPr>
+      <w:rPr>
+        <w:rFonts w:ascii="Symbol" w:hAnsi="Symbol" w:cs="Symbol" w:hint="default"/>
+      </w:rPr>
+    </w:lvl>
+    <w:lvl w:ilvl="8">
+      <w:start w:val="1"/>
+      <w:numFmt w:val="bullet"/>
+      <w:lvlText w:val=""/>
+      <w:lvlJc w:val="left"/>
+      <w:pPr>
+        <w:tabs>
+          <w:tab w:val="num" w:pos="6381"/>
+        </w:tabs>
+        <w:ind w:left="6381" w:hanging="283"/>
+      </w:pPr>
+      <w:rPr>
+        <w:rFonts w:ascii="Symbol" w:hAnsi="Symbol" w:cs="Symbol" w:hint="default"/>
+      </w:rPr>
+    </w:lvl>
+  </w:abstractNum>
+  <w:abstractNum w:abstractNumId="58">
+    <w:lvl w:ilvl="0">
+      <w:start w:val="1"/>
+      <w:numFmt w:val="bullet"/>
+      <w:lvlText w:val=""/>
+      <w:lvlJc w:val="left"/>
+      <w:pPr>
+        <w:tabs>
+          <w:tab w:val="num" w:pos="709"/>
+        </w:tabs>
+        <w:ind w:left="709" w:hanging="283"/>
+      </w:pPr>
+      <w:rPr>
+        <w:rFonts w:ascii="Symbol" w:hAnsi="Symbol" w:cs="Symbol" w:hint="default"/>
+      </w:rPr>
+    </w:lvl>
+    <w:lvl w:ilvl="1">
+      <w:start w:val="1"/>
+      <w:numFmt w:val="bullet"/>
+      <w:lvlText w:val=""/>
+      <w:lvlJc w:val="left"/>
+      <w:pPr>
+        <w:tabs>
+          <w:tab w:val="num" w:pos="1418"/>
+        </w:tabs>
+        <w:ind w:left="1418" w:hanging="283"/>
+      </w:pPr>
+      <w:rPr>
+        <w:rFonts w:ascii="Symbol" w:hAnsi="Symbol" w:cs="Symbol" w:hint="default"/>
+      </w:rPr>
+    </w:lvl>
+    <w:lvl w:ilvl="2">
+      <w:start w:val="1"/>
+      <w:numFmt w:val="bullet"/>
+      <w:lvlText w:val=""/>
+      <w:lvlJc w:val="left"/>
+      <w:pPr>
+        <w:tabs>
+          <w:tab w:val="num" w:pos="2127"/>
+        </w:tabs>
+        <w:ind w:left="2127" w:hanging="283"/>
+      </w:pPr>
+      <w:rPr>
+        <w:rFonts w:ascii="Symbol" w:hAnsi="Symbol" w:cs="Symbol" w:hint="default"/>
+      </w:rPr>
+    </w:lvl>
+    <w:lvl w:ilvl="3">
+      <w:start w:val="1"/>
+      <w:numFmt w:val="bullet"/>
+      <w:lvlText w:val=""/>
+      <w:lvlJc w:val="left"/>
+      <w:pPr>
+        <w:tabs>
+          <w:tab w:val="num" w:pos="2836"/>
+        </w:tabs>
+        <w:ind w:left="2836" w:hanging="283"/>
+      </w:pPr>
+      <w:rPr>
+        <w:rFonts w:ascii="Symbol" w:hAnsi="Symbol" w:cs="Symbol" w:hint="default"/>
+      </w:rPr>
+    </w:lvl>
+    <w:lvl w:ilvl="4">
+      <w:start w:val="1"/>
+      <w:numFmt w:val="bullet"/>
+      <w:lvlText w:val=""/>
+      <w:lvlJc w:val="left"/>
+      <w:pPr>
+        <w:tabs>
+          <w:tab w:val="num" w:pos="3545"/>
+        </w:tabs>
+        <w:ind w:left="3545" w:hanging="283"/>
+      </w:pPr>
+      <w:rPr>
+        <w:rFonts w:ascii="Symbol" w:hAnsi="Symbol" w:cs="Symbol" w:hint="default"/>
+      </w:rPr>
+    </w:lvl>
+    <w:lvl w:ilvl="5">
+      <w:start w:val="1"/>
+      <w:numFmt w:val="bullet"/>
+      <w:lvlText w:val=""/>
+      <w:lvlJc w:val="left"/>
+      <w:pPr>
+        <w:tabs>
+          <w:tab w:val="num" w:pos="4254"/>
+        </w:tabs>
+        <w:ind w:left="4254" w:hanging="283"/>
+      </w:pPr>
+      <w:rPr>
+        <w:rFonts w:ascii="Symbol" w:hAnsi="Symbol" w:cs="Symbol" w:hint="default"/>
+      </w:rPr>
+    </w:lvl>
+    <w:lvl w:ilvl="6">
+      <w:start w:val="1"/>
+      <w:numFmt w:val="bullet"/>
+      <w:lvlText w:val=""/>
+      <w:lvlJc w:val="left"/>
+      <w:pPr>
+        <w:tabs>
+          <w:tab w:val="num" w:pos="4963"/>
+        </w:tabs>
+        <w:ind w:left="4963" w:hanging="283"/>
+      </w:pPr>
+      <w:rPr>
+        <w:rFonts w:ascii="Symbol" w:hAnsi="Symbol" w:cs="Symbol" w:hint="default"/>
+      </w:rPr>
+    </w:lvl>
+    <w:lvl w:ilvl="7">
+      <w:start w:val="1"/>
+      <w:numFmt w:val="bullet"/>
+      <w:lvlText w:val=""/>
+      <w:lvlJc w:val="left"/>
+      <w:pPr>
+        <w:tabs>
+          <w:tab w:val="num" w:pos="5672"/>
+        </w:tabs>
+        <w:ind w:left="5672" w:hanging="283"/>
+      </w:pPr>
+      <w:rPr>
+        <w:rFonts w:ascii="Symbol" w:hAnsi="Symbol" w:cs="Symbol" w:hint="default"/>
+      </w:rPr>
+    </w:lvl>
+    <w:lvl w:ilvl="8">
+      <w:start w:val="1"/>
+      <w:numFmt w:val="bullet"/>
+      <w:lvlText w:val=""/>
+      <w:lvlJc w:val="left"/>
+      <w:pPr>
+        <w:tabs>
+          <w:tab w:val="num" w:pos="6381"/>
+        </w:tabs>
+        <w:ind w:left="6381" w:hanging="283"/>
+      </w:pPr>
+      <w:rPr>
+        <w:rFonts w:ascii="Symbol" w:hAnsi="Symbol" w:cs="Symbol" w:hint="default"/>
+      </w:rPr>
+    </w:lvl>
+  </w:abstractNum>
+  <w:abstractNum w:abstractNumId="59">
+    <w:lvl w:ilvl="0">
+      <w:start w:val="1"/>
+      <w:numFmt w:val="bullet"/>
+      <w:lvlText w:val=""/>
+      <w:lvlJc w:val="left"/>
+      <w:pPr>
+        <w:tabs>
+          <w:tab w:val="num" w:pos="709"/>
+        </w:tabs>
+        <w:ind w:left="709" w:hanging="283"/>
+      </w:pPr>
+      <w:rPr>
+        <w:rFonts w:ascii="Symbol" w:hAnsi="Symbol" w:cs="Symbol" w:hint="default"/>
+      </w:rPr>
+    </w:lvl>
+    <w:lvl w:ilvl="1">
+      <w:start w:val="1"/>
+      <w:numFmt w:val="bullet"/>
+      <w:lvlText w:val=""/>
+      <w:lvlJc w:val="left"/>
+      <w:pPr>
+        <w:tabs>
+          <w:tab w:val="num" w:pos="1418"/>
+        </w:tabs>
+        <w:ind w:left="1418" w:hanging="283"/>
+      </w:pPr>
+      <w:rPr>
+        <w:rFonts w:ascii="Symbol" w:hAnsi="Symbol" w:cs="Symbol" w:hint="default"/>
+      </w:rPr>
+    </w:lvl>
+    <w:lvl w:ilvl="2">
+      <w:start w:val="1"/>
+      <w:numFmt w:val="bullet"/>
+      <w:lvlText w:val=""/>
+      <w:lvlJc w:val="left"/>
+      <w:pPr>
+        <w:tabs>
+          <w:tab w:val="num" w:pos="2127"/>
+        </w:tabs>
+        <w:ind w:left="2127" w:hanging="283"/>
+      </w:pPr>
+      <w:rPr>
+        <w:rFonts w:ascii="Symbol" w:hAnsi="Symbol" w:cs="Symbol" w:hint="default"/>
+      </w:rPr>
+    </w:lvl>
+    <w:lvl w:ilvl="3">
+      <w:start w:val="1"/>
+      <w:numFmt w:val="bullet"/>
+      <w:lvlText w:val=""/>
+      <w:lvlJc w:val="left"/>
+      <w:pPr>
+        <w:tabs>
+          <w:tab w:val="num" w:pos="2836"/>
+        </w:tabs>
+        <w:ind w:left="2836" w:hanging="283"/>
+      </w:pPr>
+      <w:rPr>
+        <w:rFonts w:ascii="Symbol" w:hAnsi="Symbol" w:cs="Symbol" w:hint="default"/>
+      </w:rPr>
+    </w:lvl>
+    <w:lvl w:ilvl="4">
+      <w:start w:val="1"/>
+      <w:numFmt w:val="bullet"/>
+      <w:lvlText w:val=""/>
+      <w:lvlJc w:val="left"/>
+      <w:pPr>
+        <w:tabs>
+          <w:tab w:val="num" w:pos="3545"/>
+        </w:tabs>
+        <w:ind w:left="3545" w:hanging="283"/>
+      </w:pPr>
+      <w:rPr>
+        <w:rFonts w:ascii="Symbol" w:hAnsi="Symbol" w:cs="Symbol" w:hint="default"/>
+      </w:rPr>
+    </w:lvl>
+    <w:lvl w:ilvl="5">
+      <w:start w:val="1"/>
+      <w:numFmt w:val="bullet"/>
+      <w:lvlText w:val=""/>
+      <w:lvlJc w:val="left"/>
+      <w:pPr>
+        <w:tabs>
+          <w:tab w:val="num" w:pos="4254"/>
+        </w:tabs>
+        <w:ind w:left="4254" w:hanging="283"/>
+      </w:pPr>
+      <w:rPr>
+        <w:rFonts w:ascii="Symbol" w:hAnsi="Symbol" w:cs="Symbol" w:hint="default"/>
+      </w:rPr>
+    </w:lvl>
+    <w:lvl w:ilvl="6">
+      <w:start w:val="1"/>
+      <w:numFmt w:val="bullet"/>
+      <w:lvlText w:val=""/>
+      <w:lvlJc w:val="left"/>
+      <w:pPr>
+        <w:tabs>
+          <w:tab w:val="num" w:pos="4963"/>
+        </w:tabs>
+        <w:ind w:left="4963" w:hanging="283"/>
+      </w:pPr>
+      <w:rPr>
+        <w:rFonts w:ascii="Symbol" w:hAnsi="Symbol" w:cs="Symbol" w:hint="default"/>
+      </w:rPr>
+    </w:lvl>
+    <w:lvl w:ilvl="7">
+      <w:start w:val="1"/>
+      <w:numFmt w:val="bullet"/>
+      <w:lvlText w:val=""/>
+      <w:lvlJc w:val="left"/>
+      <w:pPr>
+        <w:tabs>
+          <w:tab w:val="num" w:pos="5672"/>
+        </w:tabs>
+        <w:ind w:left="5672" w:hanging="283"/>
+      </w:pPr>
+      <w:rPr>
+        <w:rFonts w:ascii="Symbol" w:hAnsi="Symbol" w:cs="Symbol" w:hint="default"/>
+      </w:rPr>
+    </w:lvl>
+    <w:lvl w:ilvl="8">
+      <w:start w:val="1"/>
+      <w:numFmt w:val="bullet"/>
+      <w:lvlText w:val=""/>
+      <w:lvlJc w:val="left"/>
+      <w:pPr>
+        <w:tabs>
+          <w:tab w:val="num" w:pos="6381"/>
+        </w:tabs>
+        <w:ind w:left="6381" w:hanging="283"/>
+      </w:pPr>
+      <w:rPr>
+        <w:rFonts w:ascii="Symbol" w:hAnsi="Symbol" w:cs="Symbol" w:hint="default"/>
+      </w:rPr>
+    </w:lvl>
+  </w:abstractNum>
+  <w:abstractNum w:abstractNumId="60">
+    <w:lvl w:ilvl="0">
+      <w:start w:val="1"/>
+      <w:numFmt w:val="bullet"/>
+      <w:lvlText w:val=""/>
+      <w:lvlJc w:val="left"/>
+      <w:pPr>
+        <w:tabs>
+          <w:tab w:val="num" w:pos="709"/>
+        </w:tabs>
+        <w:ind w:left="709" w:hanging="283"/>
+      </w:pPr>
+      <w:rPr>
+        <w:rFonts w:ascii="Symbol" w:hAnsi="Symbol" w:cs="Symbol" w:hint="default"/>
+      </w:rPr>
+    </w:lvl>
+    <w:lvl w:ilvl="1">
+      <w:start w:val="1"/>
+      <w:numFmt w:val="bullet"/>
+      <w:lvlText w:val=""/>
+      <w:lvlJc w:val="left"/>
+      <w:pPr>
+        <w:tabs>
+          <w:tab w:val="num" w:pos="1418"/>
+        </w:tabs>
+        <w:ind w:left="1418" w:hanging="283"/>
+      </w:pPr>
+      <w:rPr>
+        <w:rFonts w:ascii="Symbol" w:hAnsi="Symbol" w:cs="Symbol" w:hint="default"/>
+      </w:rPr>
+    </w:lvl>
+    <w:lvl w:ilvl="2">
+      <w:start w:val="1"/>
+      <w:numFmt w:val="bullet"/>
+      <w:lvlText w:val=""/>
+      <w:lvlJc w:val="left"/>
+      <w:pPr>
+        <w:tabs>
+          <w:tab w:val="num" w:pos="2127"/>
+        </w:tabs>
+        <w:ind w:left="2127" w:hanging="283"/>
+      </w:pPr>
+      <w:rPr>
+        <w:rFonts w:ascii="Symbol" w:hAnsi="Symbol" w:cs="Symbol" w:hint="default"/>
+      </w:rPr>
+    </w:lvl>
+    <w:lvl w:ilvl="3">
+      <w:start w:val="1"/>
+      <w:numFmt w:val="bullet"/>
+      <w:lvlText w:val=""/>
+      <w:lvlJc w:val="left"/>
+      <w:pPr>
+        <w:tabs>
+          <w:tab w:val="num" w:pos="2836"/>
+        </w:tabs>
+        <w:ind w:left="2836" w:hanging="283"/>
+      </w:pPr>
+      <w:rPr>
+        <w:rFonts w:ascii="Symbol" w:hAnsi="Symbol" w:cs="Symbol" w:hint="default"/>
+      </w:rPr>
+    </w:lvl>
+    <w:lvl w:ilvl="4">
+      <w:start w:val="1"/>
+      <w:numFmt w:val="bullet"/>
+      <w:lvlText w:val=""/>
+      <w:lvlJc w:val="left"/>
+      <w:pPr>
+        <w:tabs>
+          <w:tab w:val="num" w:pos="3545"/>
+        </w:tabs>
+        <w:ind w:left="3545" w:hanging="283"/>
+      </w:pPr>
+      <w:rPr>
+        <w:rFonts w:ascii="Symbol" w:hAnsi="Symbol" w:cs="Symbol" w:hint="default"/>
+      </w:rPr>
+    </w:lvl>
+    <w:lvl w:ilvl="5">
+      <w:start w:val="1"/>
+      <w:numFmt w:val="bullet"/>
+      <w:lvlText w:val=""/>
+      <w:lvlJc w:val="left"/>
+      <w:pPr>
+        <w:tabs>
+          <w:tab w:val="num" w:pos="4254"/>
+        </w:tabs>
+        <w:ind w:left="4254" w:hanging="283"/>
+      </w:pPr>
+      <w:rPr>
+        <w:rFonts w:ascii="Symbol" w:hAnsi="Symbol" w:cs="Symbol" w:hint="default"/>
+      </w:rPr>
+    </w:lvl>
+    <w:lvl w:ilvl="6">
+      <w:start w:val="1"/>
+      <w:numFmt w:val="bullet"/>
+      <w:lvlText w:val=""/>
+      <w:lvlJc w:val="left"/>
+      <w:pPr>
+        <w:tabs>
+          <w:tab w:val="num" w:pos="4963"/>
+        </w:tabs>
+        <w:ind w:left="4963" w:hanging="283"/>
+      </w:pPr>
+      <w:rPr>
+        <w:rFonts w:ascii="Symbol" w:hAnsi="Symbol" w:cs="Symbol" w:hint="default"/>
+      </w:rPr>
+    </w:lvl>
+    <w:lvl w:ilvl="7">
+      <w:start w:val="1"/>
+      <w:numFmt w:val="bullet"/>
+      <w:lvlText w:val=""/>
+      <w:lvlJc w:val="left"/>
+      <w:pPr>
+        <w:tabs>
+          <w:tab w:val="num" w:pos="5672"/>
+        </w:tabs>
+        <w:ind w:left="5672" w:hanging="283"/>
+      </w:pPr>
+      <w:rPr>
+        <w:rFonts w:ascii="Symbol" w:hAnsi="Symbol" w:cs="Symbol" w:hint="default"/>
+      </w:rPr>
+    </w:lvl>
+    <w:lvl w:ilvl="8">
+      <w:start w:val="1"/>
+      <w:numFmt w:val="bullet"/>
+      <w:lvlText w:val=""/>
+      <w:lvlJc w:val="left"/>
+      <w:pPr>
+        <w:tabs>
+          <w:tab w:val="num" w:pos="6381"/>
+        </w:tabs>
+        <w:ind w:left="6381" w:hanging="283"/>
+      </w:pPr>
+      <w:rPr>
+        <w:rFonts w:ascii="Symbol" w:hAnsi="Symbol" w:cs="Symbol" w:hint="default"/>
+      </w:rPr>
+    </w:lvl>
+  </w:abstractNum>
+  <w:abstractNum w:abstractNumId="61">
+    <w:lvl w:ilvl="0">
+      <w:start w:val="1"/>
+      <w:numFmt w:val="bullet"/>
+      <w:lvlText w:val=""/>
+      <w:lvlJc w:val="left"/>
+      <w:pPr>
+        <w:tabs>
+          <w:tab w:val="num" w:pos="709"/>
+        </w:tabs>
+        <w:ind w:left="709" w:hanging="283"/>
+      </w:pPr>
+      <w:rPr>
+        <w:rFonts w:ascii="Symbol" w:hAnsi="Symbol" w:cs="Symbol" w:hint="default"/>
+      </w:rPr>
+    </w:lvl>
+    <w:lvl w:ilvl="1">
+      <w:start w:val="1"/>
+      <w:numFmt w:val="bullet"/>
+      <w:lvlText w:val=""/>
+      <w:lvlJc w:val="left"/>
+      <w:pPr>
+        <w:tabs>
+          <w:tab w:val="num" w:pos="1418"/>
+        </w:tabs>
+        <w:ind w:left="1418" w:hanging="283"/>
+      </w:pPr>
+      <w:rPr>
+        <w:rFonts w:ascii="Symbol" w:hAnsi="Symbol" w:cs="Symbol" w:hint="default"/>
+      </w:rPr>
+    </w:lvl>
+    <w:lvl w:ilvl="2">
+      <w:start w:val="1"/>
+      <w:numFmt w:val="bullet"/>
+      <w:lvlText w:val=""/>
+      <w:lvlJc w:val="left"/>
+      <w:pPr>
+        <w:tabs>
+          <w:tab w:val="num" w:pos="2127"/>
+        </w:tabs>
+        <w:ind w:left="2127" w:hanging="283"/>
+      </w:pPr>
+      <w:rPr>
+        <w:rFonts w:ascii="Symbol" w:hAnsi="Symbol" w:cs="Symbol" w:hint="default"/>
+      </w:rPr>
+    </w:lvl>
+    <w:lvl w:ilvl="3">
+      <w:start w:val="1"/>
+      <w:numFmt w:val="bullet"/>
+      <w:lvlText w:val=""/>
+      <w:lvlJc w:val="left"/>
+      <w:pPr>
+        <w:tabs>
+          <w:tab w:val="num" w:pos="2836"/>
+        </w:tabs>
+        <w:ind w:left="2836" w:hanging="283"/>
+      </w:pPr>
+      <w:rPr>
+        <w:rFonts w:ascii="Symbol" w:hAnsi="Symbol" w:cs="Symbol" w:hint="default"/>
+      </w:rPr>
+    </w:lvl>
+    <w:lvl w:ilvl="4">
+      <w:start w:val="1"/>
+      <w:numFmt w:val="bullet"/>
+      <w:lvlText w:val=""/>
+      <w:lvlJc w:val="left"/>
+      <w:pPr>
+        <w:tabs>
+          <w:tab w:val="num" w:pos="3545"/>
+        </w:tabs>
+        <w:ind w:left="3545" w:hanging="283"/>
+      </w:pPr>
+      <w:rPr>
+        <w:rFonts w:ascii="Symbol" w:hAnsi="Symbol" w:cs="Symbol" w:hint="default"/>
+      </w:rPr>
+    </w:lvl>
+    <w:lvl w:ilvl="5">
+      <w:start w:val="1"/>
+      <w:numFmt w:val="bullet"/>
+      <w:lvlText w:val=""/>
+      <w:lvlJc w:val="left"/>
+      <w:pPr>
+        <w:tabs>
+          <w:tab w:val="num" w:pos="4254"/>
+        </w:tabs>
+        <w:ind w:left="4254" w:hanging="283"/>
+      </w:pPr>
+      <w:rPr>
+        <w:rFonts w:ascii="Symbol" w:hAnsi="Symbol" w:cs="Symbol" w:hint="default"/>
+      </w:rPr>
+    </w:lvl>
+    <w:lvl w:ilvl="6">
+      <w:start w:val="1"/>
+      <w:numFmt w:val="bullet"/>
+      <w:lvlText w:val=""/>
+      <w:lvlJc w:val="left"/>
+      <w:pPr>
+        <w:tabs>
+          <w:tab w:val="num" w:pos="4963"/>
+        </w:tabs>
+        <w:ind w:left="4963" w:hanging="283"/>
+      </w:pPr>
+      <w:rPr>
+        <w:rFonts w:ascii="Symbol" w:hAnsi="Symbol" w:cs="Symbol" w:hint="default"/>
+      </w:rPr>
+    </w:lvl>
+    <w:lvl w:ilvl="7">
+      <w:start w:val="1"/>
+      <w:numFmt w:val="bullet"/>
+      <w:lvlText w:val=""/>
+      <w:lvlJc w:val="left"/>
+      <w:pPr>
+        <w:tabs>
+          <w:tab w:val="num" w:pos="5672"/>
+        </w:tabs>
+        <w:ind w:left="5672" w:hanging="283"/>
+      </w:pPr>
+      <w:rPr>
+        <w:rFonts w:ascii="Symbol" w:hAnsi="Symbol" w:cs="Symbol" w:hint="default"/>
+      </w:rPr>
+    </w:lvl>
+    <w:lvl w:ilvl="8">
+      <w:start w:val="1"/>
+      <w:numFmt w:val="bullet"/>
+      <w:lvlText w:val=""/>
+      <w:lvlJc w:val="left"/>
+      <w:pPr>
+        <w:tabs>
+          <w:tab w:val="num" w:pos="6381"/>
+        </w:tabs>
+        <w:ind w:left="6381" w:hanging="283"/>
+      </w:pPr>
+      <w:rPr>
+        <w:rFonts w:ascii="Symbol" w:hAnsi="Symbol" w:cs="Symbol" w:hint="default"/>
+      </w:rPr>
+    </w:lvl>
+  </w:abstractNum>
+  <w:abstractNum w:abstractNumId="62">
+    <w:lvl w:ilvl="0">
+      <w:start w:val="1"/>
+      <w:numFmt w:val="bullet"/>
+      <w:lvlText w:val=""/>
+      <w:lvlJc w:val="left"/>
+      <w:pPr>
+        <w:tabs>
+          <w:tab w:val="num" w:pos="709"/>
+        </w:tabs>
+        <w:ind w:left="709" w:hanging="283"/>
+      </w:pPr>
+      <w:rPr>
+        <w:rFonts w:ascii="Symbol" w:hAnsi="Symbol" w:cs="Symbol" w:hint="default"/>
+      </w:rPr>
+    </w:lvl>
+    <w:lvl w:ilvl="1">
+      <w:start w:val="1"/>
+      <w:numFmt w:val="bullet"/>
+      <w:lvlText w:val=""/>
+      <w:lvlJc w:val="left"/>
+      <w:pPr>
+        <w:tabs>
+          <w:tab w:val="num" w:pos="1418"/>
+        </w:tabs>
+        <w:ind w:left="1418" w:hanging="283"/>
+      </w:pPr>
+      <w:rPr>
+        <w:rFonts w:ascii="Symbol" w:hAnsi="Symbol" w:cs="Symbol" w:hint="default"/>
+      </w:rPr>
+    </w:lvl>
+    <w:lvl w:ilvl="2">
+      <w:start w:val="1"/>
+      <w:numFmt w:val="bullet"/>
+      <w:lvlText w:val=""/>
+      <w:lvlJc w:val="left"/>
+      <w:pPr>
+        <w:tabs>
+          <w:tab w:val="num" w:pos="2127"/>
+        </w:tabs>
+        <w:ind w:left="2127" w:hanging="283"/>
+      </w:pPr>
+      <w:rPr>
+        <w:rFonts w:ascii="Symbol" w:hAnsi="Symbol" w:cs="Symbol" w:hint="default"/>
+      </w:rPr>
+    </w:lvl>
+    <w:lvl w:ilvl="3">
+      <w:start w:val="1"/>
+      <w:numFmt w:val="bullet"/>
+      <w:lvlText w:val=""/>
+      <w:lvlJc w:val="left"/>
+      <w:pPr>
+        <w:tabs>
+          <w:tab w:val="num" w:pos="2836"/>
+        </w:tabs>
+        <w:ind w:left="2836" w:hanging="283"/>
+      </w:pPr>
+      <w:rPr>
+        <w:rFonts w:ascii="Symbol" w:hAnsi="Symbol" w:cs="Symbol" w:hint="default"/>
+      </w:rPr>
+    </w:lvl>
+    <w:lvl w:ilvl="4">
+      <w:start w:val="1"/>
+      <w:numFmt w:val="bullet"/>
+      <w:lvlText w:val=""/>
+      <w:lvlJc w:val="left"/>
+      <w:pPr>
+        <w:tabs>
+          <w:tab w:val="num" w:pos="3545"/>
+        </w:tabs>
+        <w:ind w:left="3545" w:hanging="283"/>
+      </w:pPr>
+      <w:rPr>
+        <w:rFonts w:ascii="Symbol" w:hAnsi="Symbol" w:cs="Symbol" w:hint="default"/>
+      </w:rPr>
+    </w:lvl>
+    <w:lvl w:ilvl="5">
+      <w:start w:val="1"/>
+      <w:numFmt w:val="bullet"/>
+      <w:lvlText w:val=""/>
+      <w:lvlJc w:val="left"/>
+      <w:pPr>
+        <w:tabs>
+          <w:tab w:val="num" w:pos="4254"/>
+        </w:tabs>
+        <w:ind w:left="4254" w:hanging="283"/>
+      </w:pPr>
+      <w:rPr>
+        <w:rFonts w:ascii="Symbol" w:hAnsi="Symbol" w:cs="Symbol" w:hint="default"/>
+      </w:rPr>
+    </w:lvl>
+    <w:lvl w:ilvl="6">
+      <w:start w:val="1"/>
+      <w:numFmt w:val="bullet"/>
+      <w:lvlText w:val=""/>
+      <w:lvlJc w:val="left"/>
+      <w:pPr>
+        <w:tabs>
+          <w:tab w:val="num" w:pos="4963"/>
+        </w:tabs>
+        <w:ind w:left="4963" w:hanging="283"/>
+      </w:pPr>
+      <w:rPr>
+        <w:rFonts w:ascii="Symbol" w:hAnsi="Symbol" w:cs="Symbol" w:hint="default"/>
+      </w:rPr>
+    </w:lvl>
+    <w:lvl w:ilvl="7">
+      <w:start w:val="1"/>
+      <w:numFmt w:val="bullet"/>
+      <w:lvlText w:val=""/>
+      <w:lvlJc w:val="left"/>
+      <w:pPr>
+        <w:tabs>
+          <w:tab w:val="num" w:pos="5672"/>
+        </w:tabs>
+        <w:ind w:left="5672" w:hanging="283"/>
+      </w:pPr>
+      <w:rPr>
+        <w:rFonts w:ascii="Symbol" w:hAnsi="Symbol" w:cs="Symbol" w:hint="default"/>
+      </w:rPr>
+    </w:lvl>
+    <w:lvl w:ilvl="8">
+      <w:start w:val="1"/>
+      <w:numFmt w:val="bullet"/>
+      <w:lvlText w:val=""/>
+      <w:lvlJc w:val="left"/>
+      <w:pPr>
+        <w:tabs>
+          <w:tab w:val="num" w:pos="6381"/>
+        </w:tabs>
+        <w:ind w:left="6381" w:hanging="283"/>
+      </w:pPr>
+      <w:rPr>
+        <w:rFonts w:ascii="Symbol" w:hAnsi="Symbol" w:cs="Symbol" w:hint="default"/>
+      </w:rPr>
+    </w:lvl>
+  </w:abstractNum>
+  <w:abstractNum w:abstractNumId="63">
+    <w:lvl w:ilvl="0">
+      <w:start w:val="1"/>
+      <w:numFmt w:val="bullet"/>
+      <w:lvlText w:val=""/>
+      <w:lvlJc w:val="left"/>
+      <w:pPr>
+        <w:tabs>
+          <w:tab w:val="num" w:pos="709"/>
+        </w:tabs>
+        <w:ind w:left="709" w:hanging="283"/>
+      </w:pPr>
+      <w:rPr>
+        <w:rFonts w:ascii="Symbol" w:hAnsi="Symbol" w:cs="Symbol" w:hint="default"/>
+      </w:rPr>
+    </w:lvl>
+    <w:lvl w:ilvl="1">
+      <w:start w:val="1"/>
+      <w:numFmt w:val="bullet"/>
+      <w:lvlText w:val=""/>
+      <w:lvlJc w:val="left"/>
+      <w:pPr>
+        <w:tabs>
+          <w:tab w:val="num" w:pos="1418"/>
+        </w:tabs>
+        <w:ind w:left="1418" w:hanging="283"/>
+      </w:pPr>
+      <w:rPr>
+        <w:rFonts w:ascii="Symbol" w:hAnsi="Symbol" w:cs="Symbol" w:hint="default"/>
+      </w:rPr>
+    </w:lvl>
+    <w:lvl w:ilvl="2">
+      <w:start w:val="1"/>
+      <w:numFmt w:val="bullet"/>
+      <w:lvlText w:val=""/>
+      <w:lvlJc w:val="left"/>
+      <w:pPr>
+        <w:tabs>
+          <w:tab w:val="num" w:pos="2127"/>
+        </w:tabs>
+        <w:ind w:left="2127" w:hanging="283"/>
+      </w:pPr>
+      <w:rPr>
+        <w:rFonts w:ascii="Symbol" w:hAnsi="Symbol" w:cs="Symbol" w:hint="default"/>
+      </w:rPr>
+    </w:lvl>
+    <w:lvl w:ilvl="3">
+      <w:start w:val="1"/>
+      <w:numFmt w:val="bullet"/>
+      <w:lvlText w:val=""/>
+      <w:lvlJc w:val="left"/>
+      <w:pPr>
+        <w:tabs>
+          <w:tab w:val="num" w:pos="2836"/>
+        </w:tabs>
+        <w:ind w:left="2836" w:hanging="283"/>
+      </w:pPr>
+      <w:rPr>
+        <w:rFonts w:ascii="Symbol" w:hAnsi="Symbol" w:cs="Symbol" w:hint="default"/>
+      </w:rPr>
+    </w:lvl>
+    <w:lvl w:ilvl="4">
+      <w:start w:val="1"/>
+      <w:numFmt w:val="bullet"/>
+      <w:lvlText w:val=""/>
+      <w:lvlJc w:val="left"/>
+      <w:pPr>
+        <w:tabs>
+          <w:tab w:val="num" w:pos="3545"/>
+        </w:tabs>
+        <w:ind w:left="3545" w:hanging="283"/>
+      </w:pPr>
+      <w:rPr>
+        <w:rFonts w:ascii="Symbol" w:hAnsi="Symbol" w:cs="Symbol" w:hint="default"/>
+      </w:rPr>
+    </w:lvl>
+    <w:lvl w:ilvl="5">
+      <w:start w:val="1"/>
+      <w:numFmt w:val="bullet"/>
+      <w:lvlText w:val=""/>
+      <w:lvlJc w:val="left"/>
+      <w:pPr>
+        <w:tabs>
+          <w:tab w:val="num" w:pos="4254"/>
+        </w:tabs>
+        <w:ind w:left="4254" w:hanging="283"/>
+      </w:pPr>
+      <w:rPr>
+        <w:rFonts w:ascii="Symbol" w:hAnsi="Symbol" w:cs="Symbol" w:hint="default"/>
+      </w:rPr>
+    </w:lvl>
+    <w:lvl w:ilvl="6">
+      <w:start w:val="1"/>
+      <w:numFmt w:val="bullet"/>
+      <w:lvlText w:val=""/>
+      <w:lvlJc w:val="left"/>
+      <w:pPr>
+        <w:tabs>
+          <w:tab w:val="num" w:pos="4963"/>
+        </w:tabs>
+        <w:ind w:left="4963" w:hanging="283"/>
+      </w:pPr>
+      <w:rPr>
+        <w:rFonts w:ascii="Symbol" w:hAnsi="Symbol" w:cs="Symbol" w:hint="default"/>
+      </w:rPr>
+    </w:lvl>
+    <w:lvl w:ilvl="7">
+      <w:start w:val="1"/>
+      <w:numFmt w:val="bullet"/>
+      <w:lvlText w:val=""/>
+      <w:lvlJc w:val="left"/>
+      <w:pPr>
+        <w:tabs>
+          <w:tab w:val="num" w:pos="5672"/>
+        </w:tabs>
+        <w:ind w:left="5672" w:hanging="283"/>
+      </w:pPr>
+      <w:rPr>
+        <w:rFonts w:ascii="Symbol" w:hAnsi="Symbol" w:cs="Symbol" w:hint="default"/>
+      </w:rPr>
+    </w:lvl>
+    <w:lvl w:ilvl="8">
+      <w:start w:val="1"/>
+      <w:numFmt w:val="bullet"/>
+      <w:lvlText w:val=""/>
+      <w:lvlJc w:val="left"/>
+      <w:pPr>
+        <w:tabs>
+          <w:tab w:val="num" w:pos="6381"/>
+        </w:tabs>
+        <w:ind w:left="6381" w:hanging="283"/>
+      </w:pPr>
+      <w:rPr>
+        <w:rFonts w:ascii="Symbol" w:hAnsi="Symbol" w:cs="Symbol" w:hint="default"/>
+      </w:rPr>
+    </w:lvl>
+  </w:abstractNum>
+  <w:abstractNum w:abstractNumId="64">
+    <w:lvl w:ilvl="0">
+      <w:start w:val="1"/>
+      <w:numFmt w:val="bullet"/>
+      <w:lvlText w:val=""/>
+      <w:lvlJc w:val="left"/>
+      <w:pPr>
+        <w:tabs>
+          <w:tab w:val="num" w:pos="709"/>
+        </w:tabs>
+        <w:ind w:left="709" w:hanging="283"/>
+      </w:pPr>
+      <w:rPr>
+        <w:rFonts w:ascii="Symbol" w:hAnsi="Symbol" w:cs="Symbol" w:hint="default"/>
+      </w:rPr>
+    </w:lvl>
+    <w:lvl w:ilvl="1">
+      <w:start w:val="1"/>
+      <w:numFmt w:val="bullet"/>
+      <w:lvlText w:val=""/>
+      <w:lvlJc w:val="left"/>
+      <w:pPr>
+        <w:tabs>
+          <w:tab w:val="num" w:pos="1418"/>
+        </w:tabs>
+        <w:ind w:left="1418" w:hanging="283"/>
+      </w:pPr>
+      <w:rPr>
+        <w:rFonts w:ascii="Symbol" w:hAnsi="Symbol" w:cs="Symbol" w:hint="default"/>
+      </w:rPr>
+    </w:lvl>
+    <w:lvl w:ilvl="2">
+      <w:start w:val="1"/>
+      <w:numFmt w:val="bullet"/>
+      <w:lvlText w:val=""/>
+      <w:lvlJc w:val="left"/>
+      <w:pPr>
+        <w:tabs>
+          <w:tab w:val="num" w:pos="2127"/>
+        </w:tabs>
+        <w:ind w:left="2127" w:hanging="283"/>
+      </w:pPr>
+      <w:rPr>
+        <w:rFonts w:ascii="Symbol" w:hAnsi="Symbol" w:cs="Symbol" w:hint="default"/>
+      </w:rPr>
+    </w:lvl>
+    <w:lvl w:ilvl="3">
+      <w:start w:val="1"/>
+      <w:numFmt w:val="bullet"/>
+      <w:lvlText w:val=""/>
+      <w:lvlJc w:val="left"/>
+      <w:pPr>
+        <w:tabs>
+          <w:tab w:val="num" w:pos="2836"/>
+        </w:tabs>
+        <w:ind w:left="2836" w:hanging="283"/>
+      </w:pPr>
+      <w:rPr>
+        <w:rFonts w:ascii="Symbol" w:hAnsi="Symbol" w:cs="Symbol" w:hint="default"/>
+      </w:rPr>
+    </w:lvl>
+    <w:lvl w:ilvl="4">
+      <w:start w:val="1"/>
+      <w:numFmt w:val="bullet"/>
+      <w:lvlText w:val=""/>
+      <w:lvlJc w:val="left"/>
+      <w:pPr>
+        <w:tabs>
+          <w:tab w:val="num" w:pos="3545"/>
+        </w:tabs>
+        <w:ind w:left="3545" w:hanging="283"/>
+      </w:pPr>
+      <w:rPr>
+        <w:rFonts w:ascii="Symbol" w:hAnsi="Symbol" w:cs="Symbol" w:hint="default"/>
+      </w:rPr>
+    </w:lvl>
+    <w:lvl w:ilvl="5">
+      <w:start w:val="1"/>
+      <w:numFmt w:val="bullet"/>
+      <w:lvlText w:val=""/>
+      <w:lvlJc w:val="left"/>
+      <w:pPr>
+        <w:tabs>
+          <w:tab w:val="num" w:pos="4254"/>
+        </w:tabs>
+        <w:ind w:left="4254" w:hanging="283"/>
+      </w:pPr>
+      <w:rPr>
+        <w:rFonts w:ascii="Symbol" w:hAnsi="Symbol" w:cs="Symbol" w:hint="default"/>
+      </w:rPr>
+    </w:lvl>
+    <w:lvl w:ilvl="6">
+      <w:start w:val="1"/>
+      <w:numFmt w:val="bullet"/>
+      <w:lvlText w:val=""/>
+      <w:lvlJc w:val="left"/>
+      <w:pPr>
+        <w:tabs>
+          <w:tab w:val="num" w:pos="4963"/>
+        </w:tabs>
+        <w:ind w:left="4963" w:hanging="283"/>
+      </w:pPr>
+      <w:rPr>
+        <w:rFonts w:ascii="Symbol" w:hAnsi="Symbol" w:cs="Symbol" w:hint="default"/>
+      </w:rPr>
+    </w:lvl>
+    <w:lvl w:ilvl="7">
+      <w:start w:val="1"/>
+      <w:numFmt w:val="bullet"/>
+      <w:lvlText w:val=""/>
+      <w:lvlJc w:val="left"/>
+      <w:pPr>
+        <w:tabs>
+          <w:tab w:val="num" w:pos="5672"/>
+        </w:tabs>
+        <w:ind w:left="5672" w:hanging="283"/>
+      </w:pPr>
+      <w:rPr>
+        <w:rFonts w:ascii="Symbol" w:hAnsi="Symbol" w:cs="Symbol" w:hint="default"/>
+      </w:rPr>
+    </w:lvl>
+    <w:lvl w:ilvl="8">
+      <w:start w:val="1"/>
+      <w:numFmt w:val="bullet"/>
+      <w:lvlText w:val=""/>
+      <w:lvlJc w:val="left"/>
+      <w:pPr>
+        <w:tabs>
+          <w:tab w:val="num" w:pos="6381"/>
+        </w:tabs>
+        <w:ind w:left="6381" w:hanging="283"/>
+      </w:pPr>
+      <w:rPr>
+        <w:rFonts w:ascii="Symbol" w:hAnsi="Symbol" w:cs="Symbol" w:hint="default"/>
+      </w:rPr>
+    </w:lvl>
+  </w:abstractNum>
+  <w:abstractNum w:abstractNumId="65">
+    <w:lvl w:ilvl="0">
+      <w:start w:val="1"/>
+      <w:numFmt w:val="bullet"/>
+      <w:lvlText w:val=""/>
+      <w:lvlJc w:val="left"/>
+      <w:pPr>
+        <w:tabs>
+          <w:tab w:val="num" w:pos="709"/>
+        </w:tabs>
+        <w:ind w:left="709" w:hanging="283"/>
+      </w:pPr>
+      <w:rPr>
+        <w:rFonts w:ascii="Symbol" w:hAnsi="Symbol" w:cs="Symbol" w:hint="default"/>
+      </w:rPr>
+    </w:lvl>
+    <w:lvl w:ilvl="1">
+      <w:start w:val="1"/>
+      <w:numFmt w:val="bullet"/>
+      <w:lvlText w:val=""/>
+      <w:lvlJc w:val="left"/>
+      <w:pPr>
+        <w:tabs>
+          <w:tab w:val="num" w:pos="1418"/>
+        </w:tabs>
+        <w:ind w:left="1418" w:hanging="283"/>
+      </w:pPr>
+      <w:rPr>
+        <w:rFonts w:ascii="Symbol" w:hAnsi="Symbol" w:cs="Symbol" w:hint="default"/>
+      </w:rPr>
+    </w:lvl>
+    <w:lvl w:ilvl="2">
+      <w:start w:val="1"/>
+      <w:numFmt w:val="bullet"/>
+      <w:lvlText w:val=""/>
+      <w:lvlJc w:val="left"/>
+      <w:pPr>
+        <w:tabs>
+          <w:tab w:val="num" w:pos="2127"/>
+        </w:tabs>
+        <w:ind w:left="2127" w:hanging="283"/>
+      </w:pPr>
+      <w:rPr>
+        <w:rFonts w:ascii="Symbol" w:hAnsi="Symbol" w:cs="Symbol" w:hint="default"/>
+      </w:rPr>
+    </w:lvl>
+    <w:lvl w:ilvl="3">
+      <w:start w:val="1"/>
+      <w:numFmt w:val="bullet"/>
+      <w:lvlText w:val=""/>
+      <w:lvlJc w:val="left"/>
+      <w:pPr>
+        <w:tabs>
+          <w:tab w:val="num" w:pos="2836"/>
+        </w:tabs>
+        <w:ind w:left="2836" w:hanging="283"/>
+      </w:pPr>
+      <w:rPr>
+        <w:rFonts w:ascii="Symbol" w:hAnsi="Symbol" w:cs="Symbol" w:hint="default"/>
+      </w:rPr>
+    </w:lvl>
+    <w:lvl w:ilvl="4">
+      <w:start w:val="1"/>
+      <w:numFmt w:val="bullet"/>
+      <w:lvlText w:val=""/>
+      <w:lvlJc w:val="left"/>
+      <w:pPr>
+        <w:tabs>
+          <w:tab w:val="num" w:pos="3545"/>
+        </w:tabs>
+        <w:ind w:left="3545" w:hanging="283"/>
+      </w:pPr>
+      <w:rPr>
+        <w:rFonts w:ascii="Symbol" w:hAnsi="Symbol" w:cs="Symbol" w:hint="default"/>
+      </w:rPr>
+    </w:lvl>
+    <w:lvl w:ilvl="5">
+      <w:start w:val="1"/>
+      <w:numFmt w:val="bullet"/>
+      <w:lvlText w:val=""/>
+      <w:lvlJc w:val="left"/>
+      <w:pPr>
+        <w:tabs>
+          <w:tab w:val="num" w:pos="4254"/>
+        </w:tabs>
+        <w:ind w:left="4254" w:hanging="283"/>
+      </w:pPr>
+      <w:rPr>
+        <w:rFonts w:ascii="Symbol" w:hAnsi="Symbol" w:cs="Symbol" w:hint="default"/>
+      </w:rPr>
+    </w:lvl>
+    <w:lvl w:ilvl="6">
+      <w:start w:val="1"/>
+      <w:numFmt w:val="bullet"/>
+      <w:lvlText w:val=""/>
+      <w:lvlJc w:val="left"/>
+      <w:pPr>
+        <w:tabs>
+          <w:tab w:val="num" w:pos="4963"/>
+        </w:tabs>
+        <w:ind w:left="4963" w:hanging="283"/>
+      </w:pPr>
+      <w:rPr>
+        <w:rFonts w:ascii="Symbol" w:hAnsi="Symbol" w:cs="Symbol" w:hint="default"/>
+      </w:rPr>
+    </w:lvl>
+    <w:lvl w:ilvl="7">
+      <w:start w:val="1"/>
+      <w:numFmt w:val="bullet"/>
+      <w:lvlText w:val=""/>
+      <w:lvlJc w:val="left"/>
+      <w:pPr>
+        <w:tabs>
+          <w:tab w:val="num" w:pos="5672"/>
+        </w:tabs>
+        <w:ind w:left="5672" w:hanging="283"/>
+      </w:pPr>
+      <w:rPr>
+        <w:rFonts w:ascii="Symbol" w:hAnsi="Symbol" w:cs="Symbol" w:hint="default"/>
+      </w:rPr>
+    </w:lvl>
+    <w:lvl w:ilvl="8">
+      <w:start w:val="1"/>
+      <w:numFmt w:val="bullet"/>
+      <w:lvlText w:val=""/>
+      <w:lvlJc w:val="left"/>
+      <w:pPr>
+        <w:tabs>
+          <w:tab w:val="num" w:pos="6381"/>
+        </w:tabs>
+        <w:ind w:left="6381" w:hanging="283"/>
+      </w:pPr>
+      <w:rPr>
+        <w:rFonts w:ascii="Symbol" w:hAnsi="Symbol" w:cs="Symbol" w:hint="default"/>
+      </w:rPr>
+    </w:lvl>
+  </w:abstractNum>
+  <w:abstractNum w:abstractNumId="66">
+    <w:lvl w:ilvl="0">
+      <w:start w:val="1"/>
+      <w:numFmt w:val="bullet"/>
+      <w:lvlText w:val=""/>
+      <w:lvlJc w:val="left"/>
+      <w:pPr>
+        <w:tabs>
+          <w:tab w:val="num" w:pos="709"/>
+        </w:tabs>
+        <w:ind w:left="709" w:hanging="283"/>
+      </w:pPr>
+      <w:rPr>
+        <w:rFonts w:ascii="Symbol" w:hAnsi="Symbol" w:cs="Symbol" w:hint="default"/>
+      </w:rPr>
+    </w:lvl>
+    <w:lvl w:ilvl="1">
+      <w:start w:val="1"/>
+      <w:numFmt w:val="bullet"/>
+      <w:lvlText w:val=""/>
+      <w:lvlJc w:val="left"/>
+      <w:pPr>
+        <w:tabs>
+          <w:tab w:val="num" w:pos="1418"/>
+        </w:tabs>
+        <w:ind w:left="1418" w:hanging="283"/>
+      </w:pPr>
+      <w:rPr>
+        <w:rFonts w:ascii="Symbol" w:hAnsi="Symbol" w:cs="Symbol" w:hint="default"/>
+      </w:rPr>
+    </w:lvl>
+    <w:lvl w:ilvl="2">
+      <w:start w:val="1"/>
+      <w:numFmt w:val="bullet"/>
+      <w:lvlText w:val=""/>
+      <w:lvlJc w:val="left"/>
+      <w:pPr>
+        <w:tabs>
+          <w:tab w:val="num" w:pos="2127"/>
+        </w:tabs>
+        <w:ind w:left="2127" w:hanging="283"/>
+      </w:pPr>
+      <w:rPr>
+        <w:rFonts w:ascii="Symbol" w:hAnsi="Symbol" w:cs="Symbol" w:hint="default"/>
+      </w:rPr>
+    </w:lvl>
+    <w:lvl w:ilvl="3">
+      <w:start w:val="1"/>
+      <w:numFmt w:val="bullet"/>
+      <w:lvlText w:val=""/>
+      <w:lvlJc w:val="left"/>
+      <w:pPr>
+        <w:tabs>
+          <w:tab w:val="num" w:pos="2836"/>
+        </w:tabs>
+        <w:ind w:left="2836" w:hanging="283"/>
+      </w:pPr>
+      <w:rPr>
+        <w:rFonts w:ascii="Symbol" w:hAnsi="Symbol" w:cs="Symbol" w:hint="default"/>
+      </w:rPr>
+    </w:lvl>
+    <w:lvl w:ilvl="4">
+      <w:start w:val="1"/>
+      <w:numFmt w:val="bullet"/>
+      <w:lvlText w:val=""/>
+      <w:lvlJc w:val="left"/>
+      <w:pPr>
+        <w:tabs>
+          <w:tab w:val="num" w:pos="3545"/>
+        </w:tabs>
+        <w:ind w:left="3545" w:hanging="283"/>
+      </w:pPr>
+      <w:rPr>
+        <w:rFonts w:ascii="Symbol" w:hAnsi="Symbol" w:cs="Symbol" w:hint="default"/>
+      </w:rPr>
+    </w:lvl>
+    <w:lvl w:ilvl="5">
+      <w:start w:val="1"/>
+      <w:numFmt w:val="bullet"/>
+      <w:lvlText w:val=""/>
+      <w:lvlJc w:val="left"/>
+      <w:pPr>
+        <w:tabs>
+          <w:tab w:val="num" w:pos="4254"/>
+        </w:tabs>
+        <w:ind w:left="4254" w:hanging="283"/>
+      </w:pPr>
+      <w:rPr>
+        <w:rFonts w:ascii="Symbol" w:hAnsi="Symbol" w:cs="Symbol" w:hint="default"/>
+      </w:rPr>
+    </w:lvl>
+    <w:lvl w:ilvl="6">
+      <w:start w:val="1"/>
+      <w:numFmt w:val="bullet"/>
+      <w:lvlText w:val=""/>
+      <w:lvlJc w:val="left"/>
+      <w:pPr>
+        <w:tabs>
+          <w:tab w:val="num" w:pos="4963"/>
+        </w:tabs>
+        <w:ind w:left="4963" w:hanging="283"/>
+      </w:pPr>
+      <w:rPr>
+        <w:rFonts w:ascii="Symbol" w:hAnsi="Symbol" w:cs="Symbol" w:hint="default"/>
+      </w:rPr>
+    </w:lvl>
+    <w:lvl w:ilvl="7">
+      <w:start w:val="1"/>
+      <w:numFmt w:val="bullet"/>
+      <w:lvlText w:val=""/>
+      <w:lvlJc w:val="left"/>
+      <w:pPr>
+        <w:tabs>
+          <w:tab w:val="num" w:pos="5672"/>
+        </w:tabs>
+        <w:ind w:left="5672" w:hanging="283"/>
+      </w:pPr>
+      <w:rPr>
+        <w:rFonts w:ascii="Symbol" w:hAnsi="Symbol" w:cs="Symbol" w:hint="default"/>
+      </w:rPr>
+    </w:lvl>
+    <w:lvl w:ilvl="8">
+      <w:start w:val="1"/>
+      <w:numFmt w:val="bullet"/>
+      <w:lvlText w:val=""/>
+      <w:lvlJc w:val="left"/>
+      <w:pPr>
+        <w:tabs>
+          <w:tab w:val="num" w:pos="6381"/>
+        </w:tabs>
+        <w:ind w:left="6381" w:hanging="283"/>
+      </w:pPr>
+      <w:rPr>
+        <w:rFonts w:ascii="Symbol" w:hAnsi="Symbol" w:cs="Symbol" w:hint="default"/>
+      </w:rPr>
+    </w:lvl>
+  </w:abstractNum>
+  <w:abstractNum w:abstractNumId="67">
+    <w:lvl w:ilvl="0">
+      <w:start w:val="1"/>
+      <w:numFmt w:val="bullet"/>
+      <w:lvlText w:val=""/>
+      <w:lvlJc w:val="left"/>
+      <w:pPr>
+        <w:tabs>
+          <w:tab w:val="num" w:pos="709"/>
+        </w:tabs>
+        <w:ind w:left="709" w:hanging="283"/>
+      </w:pPr>
+      <w:rPr>
+        <w:rFonts w:ascii="Symbol" w:hAnsi="Symbol" w:cs="Symbol" w:hint="default"/>
+      </w:rPr>
+    </w:lvl>
+    <w:lvl w:ilvl="1">
+      <w:start w:val="1"/>
+      <w:numFmt w:val="bullet"/>
+      <w:lvlText w:val=""/>
+      <w:lvlJc w:val="left"/>
+      <w:pPr>
+        <w:tabs>
+          <w:tab w:val="num" w:pos="1418"/>
+        </w:tabs>
+        <w:ind w:left="1418" w:hanging="283"/>
+      </w:pPr>
+      <w:rPr>
+        <w:rFonts w:ascii="Symbol" w:hAnsi="Symbol" w:cs="Symbol" w:hint="default"/>
+      </w:rPr>
+    </w:lvl>
+    <w:lvl w:ilvl="2">
+      <w:start w:val="1"/>
+      <w:numFmt w:val="bullet"/>
+      <w:lvlText w:val=""/>
+      <w:lvlJc w:val="left"/>
+      <w:pPr>
+        <w:tabs>
+          <w:tab w:val="num" w:pos="2127"/>
+        </w:tabs>
+        <w:ind w:left="2127" w:hanging="283"/>
+      </w:pPr>
+      <w:rPr>
+        <w:rFonts w:ascii="Symbol" w:hAnsi="Symbol" w:cs="Symbol" w:hint="default"/>
+      </w:rPr>
+    </w:lvl>
+    <w:lvl w:ilvl="3">
+      <w:start w:val="1"/>
+      <w:numFmt w:val="bullet"/>
+      <w:lvlText w:val=""/>
+      <w:lvlJc w:val="left"/>
+      <w:pPr>
+        <w:tabs>
+          <w:tab w:val="num" w:pos="2836"/>
+        </w:tabs>
+        <w:ind w:left="2836" w:hanging="283"/>
+      </w:pPr>
+      <w:rPr>
+        <w:rFonts w:ascii="Symbol" w:hAnsi="Symbol" w:cs="Symbol" w:hint="default"/>
+      </w:rPr>
+    </w:lvl>
+    <w:lvl w:ilvl="4">
+      <w:start w:val="1"/>
+      <w:numFmt w:val="bullet"/>
+      <w:lvlText w:val=""/>
+      <w:lvlJc w:val="left"/>
+      <w:pPr>
+        <w:tabs>
+          <w:tab w:val="num" w:pos="3545"/>
+        </w:tabs>
+        <w:ind w:left="3545" w:hanging="283"/>
+      </w:pPr>
+      <w:rPr>
+        <w:rFonts w:ascii="Symbol" w:hAnsi="Symbol" w:cs="Symbol" w:hint="default"/>
+      </w:rPr>
+    </w:lvl>
+    <w:lvl w:ilvl="5">
+      <w:start w:val="1"/>
+      <w:numFmt w:val="bullet"/>
+      <w:lvlText w:val=""/>
+      <w:lvlJc w:val="left"/>
+      <w:pPr>
+        <w:tabs>
+          <w:tab w:val="num" w:pos="4254"/>
+        </w:tabs>
+        <w:ind w:left="4254" w:hanging="283"/>
+      </w:pPr>
+      <w:rPr>
+        <w:rFonts w:ascii="Symbol" w:hAnsi="Symbol" w:cs="Symbol" w:hint="default"/>
+      </w:rPr>
+    </w:lvl>
+    <w:lvl w:ilvl="6">
+      <w:start w:val="1"/>
+      <w:numFmt w:val="bullet"/>
+      <w:lvlText w:val=""/>
+      <w:lvlJc w:val="left"/>
+      <w:pPr>
+        <w:tabs>
+          <w:tab w:val="num" w:pos="4963"/>
+        </w:tabs>
+        <w:ind w:left="4963" w:hanging="283"/>
+      </w:pPr>
+      <w:rPr>
+        <w:rFonts w:ascii="Symbol" w:hAnsi="Symbol" w:cs="Symbol" w:hint="default"/>
+      </w:rPr>
+    </w:lvl>
+    <w:lvl w:ilvl="7">
+      <w:start w:val="1"/>
+      <w:numFmt w:val="bullet"/>
+      <w:lvlText w:val=""/>
+      <w:lvlJc w:val="left"/>
+      <w:pPr>
+        <w:tabs>
+          <w:tab w:val="num" w:pos="5672"/>
+        </w:tabs>
+        <w:ind w:left="5672" w:hanging="283"/>
+      </w:pPr>
+      <w:rPr>
+        <w:rFonts w:ascii="Symbol" w:hAnsi="Symbol" w:cs="Symbol" w:hint="default"/>
+      </w:rPr>
+    </w:lvl>
+    <w:lvl w:ilvl="8">
+      <w:start w:val="1"/>
+      <w:numFmt w:val="bullet"/>
+      <w:lvlText w:val=""/>
+      <w:lvlJc w:val="left"/>
+      <w:pPr>
+        <w:tabs>
+          <w:tab w:val="num" w:pos="6381"/>
+        </w:tabs>
+        <w:ind w:left="6381" w:hanging="283"/>
+      </w:pPr>
+      <w:rPr>
+        <w:rFonts w:ascii="Symbol" w:hAnsi="Symbol" w:cs="Symbol" w:hint="default"/>
+      </w:rPr>
+    </w:lvl>
+  </w:abstractNum>
+  <w:abstractNum w:abstractNumId="68">
+    <w:lvl w:ilvl="0">
+      <w:start w:val="1"/>
+      <w:numFmt w:val="bullet"/>
+      <w:lvlText w:val=""/>
+      <w:lvlJc w:val="left"/>
+      <w:pPr>
+        <w:tabs>
+          <w:tab w:val="num" w:pos="709"/>
+        </w:tabs>
+        <w:ind w:left="709" w:hanging="283"/>
+      </w:pPr>
+      <w:rPr>
+        <w:rFonts w:ascii="Symbol" w:hAnsi="Symbol" w:cs="Symbol" w:hint="default"/>
+      </w:rPr>
+    </w:lvl>
+    <w:lvl w:ilvl="1">
+      <w:start w:val="1"/>
+      <w:numFmt w:val="bullet"/>
+      <w:lvlText w:val=""/>
+      <w:lvlJc w:val="left"/>
+      <w:pPr>
+        <w:tabs>
+          <w:tab w:val="num" w:pos="1418"/>
+        </w:tabs>
+        <w:ind w:left="1418" w:hanging="283"/>
+      </w:pPr>
+      <w:rPr>
+        <w:rFonts w:ascii="Symbol" w:hAnsi="Symbol" w:cs="Symbol" w:hint="default"/>
+      </w:rPr>
+    </w:lvl>
+    <w:lvl w:ilvl="2">
+      <w:start w:val="1"/>
+      <w:numFmt w:val="bullet"/>
+      <w:lvlText w:val=""/>
+      <w:lvlJc w:val="left"/>
+      <w:pPr>
+        <w:tabs>
+          <w:tab w:val="num" w:pos="2127"/>
+        </w:tabs>
+        <w:ind w:left="2127" w:hanging="283"/>
+      </w:pPr>
+      <w:rPr>
+        <w:rFonts w:ascii="Symbol" w:hAnsi="Symbol" w:cs="Symbol" w:hint="default"/>
+      </w:rPr>
+    </w:lvl>
+    <w:lvl w:ilvl="3">
+      <w:start w:val="1"/>
+      <w:numFmt w:val="bullet"/>
+      <w:lvlText w:val=""/>
+      <w:lvlJc w:val="left"/>
+      <w:pPr>
+        <w:tabs>
+          <w:tab w:val="num" w:pos="2836"/>
+        </w:tabs>
+        <w:ind w:left="2836" w:hanging="283"/>
+      </w:pPr>
+      <w:rPr>
+        <w:rFonts w:ascii="Symbol" w:hAnsi="Symbol" w:cs="Symbol" w:hint="default"/>
+      </w:rPr>
+    </w:lvl>
+    <w:lvl w:ilvl="4">
+      <w:start w:val="1"/>
+      <w:numFmt w:val="bullet"/>
+      <w:lvlText w:val=""/>
+      <w:lvlJc w:val="left"/>
+      <w:pPr>
+        <w:tabs>
+          <w:tab w:val="num" w:pos="3545"/>
+        </w:tabs>
+        <w:ind w:left="3545" w:hanging="283"/>
+      </w:pPr>
+      <w:rPr>
+        <w:rFonts w:ascii="Symbol" w:hAnsi="Symbol" w:cs="Symbol" w:hint="default"/>
+      </w:rPr>
+    </w:lvl>
+    <w:lvl w:ilvl="5">
+      <w:start w:val="1"/>
+      <w:numFmt w:val="bullet"/>
+      <w:lvlText w:val=""/>
+      <w:lvlJc w:val="left"/>
+      <w:pPr>
+        <w:tabs>
+          <w:tab w:val="num" w:pos="4254"/>
+        </w:tabs>
+        <w:ind w:left="4254" w:hanging="283"/>
+      </w:pPr>
+      <w:rPr>
+        <w:rFonts w:ascii="Symbol" w:hAnsi="Symbol" w:cs="Symbol" w:hint="default"/>
+      </w:rPr>
+    </w:lvl>
+    <w:lvl w:ilvl="6">
+      <w:start w:val="1"/>
+      <w:numFmt w:val="bullet"/>
+      <w:lvlText w:val=""/>
+      <w:lvlJc w:val="left"/>
+      <w:pPr>
+        <w:tabs>
+          <w:tab w:val="num" w:pos="4963"/>
+        </w:tabs>
+        <w:ind w:left="4963" w:hanging="283"/>
+      </w:pPr>
+      <w:rPr>
+        <w:rFonts w:ascii="Symbol" w:hAnsi="Symbol" w:cs="Symbol" w:hint="default"/>
+      </w:rPr>
+    </w:lvl>
+    <w:lvl w:ilvl="7">
+      <w:start w:val="1"/>
+      <w:numFmt w:val="bullet"/>
+      <w:lvlText w:val=""/>
+      <w:lvlJc w:val="left"/>
+      <w:pPr>
+        <w:tabs>
+          <w:tab w:val="num" w:pos="5672"/>
+        </w:tabs>
+        <w:ind w:left="5672" w:hanging="283"/>
+      </w:pPr>
+      <w:rPr>
+        <w:rFonts w:ascii="Symbol" w:hAnsi="Symbol" w:cs="Symbol" w:hint="default"/>
+      </w:rPr>
+    </w:lvl>
+    <w:lvl w:ilvl="8">
+      <w:start w:val="1"/>
+      <w:numFmt w:val="bullet"/>
+      <w:lvlText w:val=""/>
+      <w:lvlJc w:val="left"/>
+      <w:pPr>
+        <w:tabs>
+          <w:tab w:val="num" w:pos="6381"/>
+        </w:tabs>
+        <w:ind w:left="6381" w:hanging="283"/>
+      </w:pPr>
+      <w:rPr>
+        <w:rFonts w:ascii="Symbol" w:hAnsi="Symbol" w:cs="Symbol" w:hint="default"/>
+      </w:rPr>
+    </w:lvl>
+  </w:abstractNum>
+  <w:abstractNum w:abstractNumId="69">
+    <w:lvl w:ilvl="0">
+      <w:start w:val="1"/>
+      <w:numFmt w:val="bullet"/>
+      <w:lvlText w:val=""/>
+      <w:lvlJc w:val="left"/>
+      <w:pPr>
+        <w:tabs>
+          <w:tab w:val="num" w:pos="709"/>
+        </w:tabs>
+        <w:ind w:left="709" w:hanging="283"/>
+      </w:pPr>
+      <w:rPr>
+        <w:rFonts w:ascii="Symbol" w:hAnsi="Symbol" w:cs="Symbol" w:hint="default"/>
+      </w:rPr>
+    </w:lvl>
+    <w:lvl w:ilvl="1">
+      <w:start w:val="1"/>
+      <w:numFmt w:val="bullet"/>
+      <w:lvlText w:val=""/>
+      <w:lvlJc w:val="left"/>
+      <w:pPr>
+        <w:tabs>
+          <w:tab w:val="num" w:pos="1418"/>
+        </w:tabs>
+        <w:ind w:left="1418" w:hanging="283"/>
+      </w:pPr>
+      <w:rPr>
+        <w:rFonts w:ascii="Symbol" w:hAnsi="Symbol" w:cs="Symbol" w:hint="default"/>
+      </w:rPr>
+    </w:lvl>
+    <w:lvl w:ilvl="2">
+      <w:start w:val="1"/>
+      <w:numFmt w:val="bullet"/>
+      <w:lvlText w:val=""/>
+      <w:lvlJc w:val="left"/>
+      <w:pPr>
+        <w:tabs>
+          <w:tab w:val="num" w:pos="2127"/>
+        </w:tabs>
+        <w:ind w:left="2127" w:hanging="283"/>
+      </w:pPr>
+      <w:rPr>
+        <w:rFonts w:ascii="Symbol" w:hAnsi="Symbol" w:cs="Symbol" w:hint="default"/>
+      </w:rPr>
+    </w:lvl>
+    <w:lvl w:ilvl="3">
+      <w:start w:val="1"/>
+      <w:numFmt w:val="bullet"/>
+      <w:lvlText w:val=""/>
+      <w:lvlJc w:val="left"/>
+      <w:pPr>
+        <w:tabs>
+          <w:tab w:val="num" w:pos="2836"/>
+        </w:tabs>
+        <w:ind w:left="2836" w:hanging="283"/>
+      </w:pPr>
+      <w:rPr>
+        <w:rFonts w:ascii="Symbol" w:hAnsi="Symbol" w:cs="Symbol" w:hint="default"/>
+      </w:rPr>
+    </w:lvl>
+    <w:lvl w:ilvl="4">
+      <w:start w:val="1"/>
+      <w:numFmt w:val="bullet"/>
+      <w:lvlText w:val=""/>
+      <w:lvlJc w:val="left"/>
+      <w:pPr>
+        <w:tabs>
+          <w:tab w:val="num" w:pos="3545"/>
+        </w:tabs>
+        <w:ind w:left="3545" w:hanging="283"/>
+      </w:pPr>
+      <w:rPr>
+        <w:rFonts w:ascii="Symbol" w:hAnsi="Symbol" w:cs="Symbol" w:hint="default"/>
+      </w:rPr>
+    </w:lvl>
+    <w:lvl w:ilvl="5">
+      <w:start w:val="1"/>
+      <w:numFmt w:val="bullet"/>
+      <w:lvlText w:val=""/>
+      <w:lvlJc w:val="left"/>
+      <w:pPr>
+        <w:tabs>
+          <w:tab w:val="num" w:pos="4254"/>
+        </w:tabs>
+        <w:ind w:left="4254" w:hanging="283"/>
+      </w:pPr>
+      <w:rPr>
+        <w:rFonts w:ascii="Symbol" w:hAnsi="Symbol" w:cs="Symbol" w:hint="default"/>
+      </w:rPr>
+    </w:lvl>
+    <w:lvl w:ilvl="6">
+      <w:start w:val="1"/>
+      <w:numFmt w:val="bullet"/>
+      <w:lvlText w:val=""/>
+      <w:lvlJc w:val="left"/>
+      <w:pPr>
+        <w:tabs>
+          <w:tab w:val="num" w:pos="4963"/>
+        </w:tabs>
+        <w:ind w:left="4963" w:hanging="283"/>
+      </w:pPr>
+      <w:rPr>
+        <w:rFonts w:ascii="Symbol" w:hAnsi="Symbol" w:cs="Symbol" w:hint="default"/>
+      </w:rPr>
+    </w:lvl>
+    <w:lvl w:ilvl="7">
+      <w:start w:val="1"/>
+      <w:numFmt w:val="bullet"/>
+      <w:lvlText w:val=""/>
+      <w:lvlJc w:val="left"/>
+      <w:pPr>
+        <w:tabs>
+          <w:tab w:val="num" w:pos="5672"/>
+        </w:tabs>
+        <w:ind w:left="5672" w:hanging="283"/>
+      </w:pPr>
+      <w:rPr>
+        <w:rFonts w:ascii="Symbol" w:hAnsi="Symbol" w:cs="Symbol" w:hint="default"/>
+      </w:rPr>
+    </w:lvl>
+    <w:lvl w:ilvl="8">
+      <w:start w:val="1"/>
+      <w:numFmt w:val="bullet"/>
+      <w:lvlText w:val=""/>
+      <w:lvlJc w:val="left"/>
+      <w:pPr>
+        <w:tabs>
+          <w:tab w:val="num" w:pos="6381"/>
+        </w:tabs>
+        <w:ind w:left="6381" w:hanging="283"/>
+      </w:pPr>
+      <w:rPr>
+        <w:rFonts w:ascii="Symbol" w:hAnsi="Symbol" w:cs="Symbol" w:hint="default"/>
+      </w:rPr>
+    </w:lvl>
+  </w:abstractNum>
+  <w:abstractNum w:abstractNumId="70">
+    <w:lvl w:ilvl="0">
+      <w:start w:val="1"/>
+      <w:numFmt w:val="bullet"/>
+      <w:lvlText w:val=""/>
+      <w:lvlJc w:val="left"/>
+      <w:pPr>
+        <w:tabs>
+          <w:tab w:val="num" w:pos="709"/>
+        </w:tabs>
+        <w:ind w:left="709" w:hanging="283"/>
+      </w:pPr>
+      <w:rPr>
+        <w:rFonts w:ascii="Symbol" w:hAnsi="Symbol" w:cs="Symbol" w:hint="default"/>
+      </w:rPr>
+    </w:lvl>
+    <w:lvl w:ilvl="1">
+      <w:start w:val="1"/>
+      <w:numFmt w:val="bullet"/>
+      <w:lvlText w:val=""/>
+      <w:lvlJc w:val="left"/>
+      <w:pPr>
+        <w:tabs>
+          <w:tab w:val="num" w:pos="1418"/>
+        </w:tabs>
+        <w:ind w:left="1418" w:hanging="283"/>
+      </w:pPr>
+      <w:rPr>
+        <w:rFonts w:ascii="Symbol" w:hAnsi="Symbol" w:cs="Symbol" w:hint="default"/>
+      </w:rPr>
+    </w:lvl>
+    <w:lvl w:ilvl="2">
+      <w:start w:val="1"/>
+      <w:numFmt w:val="bullet"/>
+      <w:lvlText w:val=""/>
+      <w:lvlJc w:val="left"/>
+      <w:pPr>
+        <w:tabs>
+          <w:tab w:val="num" w:pos="2127"/>
+        </w:tabs>
+        <w:ind w:left="2127" w:hanging="283"/>
+      </w:pPr>
+      <w:rPr>
+        <w:rFonts w:ascii="Symbol" w:hAnsi="Symbol" w:cs="Symbol" w:hint="default"/>
+      </w:rPr>
+    </w:lvl>
+    <w:lvl w:ilvl="3">
+      <w:start w:val="1"/>
+      <w:numFmt w:val="bullet"/>
+      <w:lvlText w:val=""/>
+      <w:lvlJc w:val="left"/>
+      <w:pPr>
+        <w:tabs>
+          <w:tab w:val="num" w:pos="2836"/>
+        </w:tabs>
+        <w:ind w:left="2836" w:hanging="283"/>
+      </w:pPr>
+      <w:rPr>
+        <w:rFonts w:ascii="Symbol" w:hAnsi="Symbol" w:cs="Symbol" w:hint="default"/>
+      </w:rPr>
+    </w:lvl>
+    <w:lvl w:ilvl="4">
+      <w:start w:val="1"/>
+      <w:numFmt w:val="bullet"/>
+      <w:lvlText w:val=""/>
+      <w:lvlJc w:val="left"/>
+      <w:pPr>
+        <w:tabs>
+          <w:tab w:val="num" w:pos="3545"/>
+        </w:tabs>
+        <w:ind w:left="3545" w:hanging="283"/>
+      </w:pPr>
+      <w:rPr>
+        <w:rFonts w:ascii="Symbol" w:hAnsi="Symbol" w:cs="Symbol" w:hint="default"/>
+      </w:rPr>
+    </w:lvl>
+    <w:lvl w:ilvl="5">
+      <w:start w:val="1"/>
+      <w:numFmt w:val="bullet"/>
+      <w:lvlText w:val=""/>
+      <w:lvlJc w:val="left"/>
+      <w:pPr>
+        <w:tabs>
+          <w:tab w:val="num" w:pos="4254"/>
+        </w:tabs>
+        <w:ind w:left="4254" w:hanging="283"/>
+      </w:pPr>
+      <w:rPr>
+        <w:rFonts w:ascii="Symbol" w:hAnsi="Symbol" w:cs="Symbol" w:hint="default"/>
+      </w:rPr>
+    </w:lvl>
+    <w:lvl w:ilvl="6">
+      <w:start w:val="1"/>
+      <w:numFmt w:val="bullet"/>
+      <w:lvlText w:val=""/>
+      <w:lvlJc w:val="left"/>
+      <w:pPr>
+        <w:tabs>
+          <w:tab w:val="num" w:pos="4963"/>
+        </w:tabs>
+        <w:ind w:left="4963" w:hanging="283"/>
+      </w:pPr>
+      <w:rPr>
+        <w:rFonts w:ascii="Symbol" w:hAnsi="Symbol" w:cs="Symbol" w:hint="default"/>
+      </w:rPr>
+    </w:lvl>
+    <w:lvl w:ilvl="7">
+      <w:start w:val="1"/>
+      <w:numFmt w:val="bullet"/>
+      <w:lvlText w:val=""/>
+      <w:lvlJc w:val="left"/>
+      <w:pPr>
+        <w:tabs>
+          <w:tab w:val="num" w:pos="5672"/>
+        </w:tabs>
+        <w:ind w:left="5672" w:hanging="283"/>
+      </w:pPr>
+      <w:rPr>
+        <w:rFonts w:ascii="Symbol" w:hAnsi="Symbol" w:cs="Symbol" w:hint="default"/>
+      </w:rPr>
+    </w:lvl>
+    <w:lvl w:ilvl="8">
+      <w:start w:val="1"/>
+      <w:numFmt w:val="bullet"/>
+      <w:lvlText w:val=""/>
+      <w:lvlJc w:val="left"/>
+      <w:pPr>
+        <w:tabs>
+          <w:tab w:val="num" w:pos="6381"/>
+        </w:tabs>
+        <w:ind w:left="6381" w:hanging="283"/>
+      </w:pPr>
+      <w:rPr>
+        <w:rFonts w:ascii="Symbol" w:hAnsi="Symbol" w:cs="Symbol" w:hint="default"/>
+      </w:rPr>
+    </w:lvl>
+  </w:abstractNum>
+  <w:abstractNum w:abstractNumId="71">
+    <w:lvl w:ilvl="0">
+      <w:start w:val="1"/>
+      <w:numFmt w:val="bullet"/>
+      <w:lvlText w:val=""/>
+      <w:lvlJc w:val="left"/>
+      <w:pPr>
+        <w:tabs>
+          <w:tab w:val="num" w:pos="709"/>
+        </w:tabs>
+        <w:ind w:left="709" w:hanging="283"/>
+      </w:pPr>
+      <w:rPr>
+        <w:rFonts w:ascii="Symbol" w:hAnsi="Symbol" w:cs="Symbol" w:hint="default"/>
+      </w:rPr>
+    </w:lvl>
+    <w:lvl w:ilvl="1">
+      <w:start w:val="1"/>
+      <w:numFmt w:val="bullet"/>
+      <w:lvlText w:val=""/>
+      <w:lvlJc w:val="left"/>
+      <w:pPr>
+        <w:tabs>
+          <w:tab w:val="num" w:pos="1418"/>
+        </w:tabs>
+        <w:ind w:left="1418" w:hanging="283"/>
+      </w:pPr>
+      <w:rPr>
+        <w:rFonts w:ascii="Symbol" w:hAnsi="Symbol" w:cs="Symbol" w:hint="default"/>
+      </w:rPr>
+    </w:lvl>
+    <w:lvl w:ilvl="2">
+      <w:start w:val="1"/>
+      <w:numFmt w:val="bullet"/>
+      <w:lvlText w:val=""/>
+      <w:lvlJc w:val="left"/>
+      <w:pPr>
+        <w:tabs>
+          <w:tab w:val="num" w:pos="2127"/>
+        </w:tabs>
+        <w:ind w:left="2127" w:hanging="283"/>
+      </w:pPr>
+      <w:rPr>
+        <w:rFonts w:ascii="Symbol" w:hAnsi="Symbol" w:cs="Symbol" w:hint="default"/>
+      </w:rPr>
+    </w:lvl>
+    <w:lvl w:ilvl="3">
+      <w:start w:val="1"/>
+      <w:numFmt w:val="bullet"/>
+      <w:lvlText w:val=""/>
+      <w:lvlJc w:val="left"/>
+      <w:pPr>
+        <w:tabs>
+          <w:tab w:val="num" w:pos="2836"/>
+        </w:tabs>
+        <w:ind w:left="2836" w:hanging="283"/>
+      </w:pPr>
+      <w:rPr>
+        <w:rFonts w:ascii="Symbol" w:hAnsi="Symbol" w:cs="Symbol" w:hint="default"/>
+      </w:rPr>
+    </w:lvl>
+    <w:lvl w:ilvl="4">
+      <w:start w:val="1"/>
+      <w:numFmt w:val="bullet"/>
+      <w:lvlText w:val=""/>
+      <w:lvlJc w:val="left"/>
+      <w:pPr>
+        <w:tabs>
+          <w:tab w:val="num" w:pos="3545"/>
+        </w:tabs>
+        <w:ind w:left="3545" w:hanging="283"/>
+      </w:pPr>
+      <w:rPr>
+        <w:rFonts w:ascii="Symbol" w:hAnsi="Symbol" w:cs="Symbol" w:hint="default"/>
+      </w:rPr>
+    </w:lvl>
+    <w:lvl w:ilvl="5">
+      <w:start w:val="1"/>
+      <w:numFmt w:val="bullet"/>
+      <w:lvlText w:val=""/>
+      <w:lvlJc w:val="left"/>
+      <w:pPr>
+        <w:tabs>
+          <w:tab w:val="num" w:pos="4254"/>
+        </w:tabs>
+        <w:ind w:left="4254" w:hanging="283"/>
+      </w:pPr>
+      <w:rPr>
+        <w:rFonts w:ascii="Symbol" w:hAnsi="Symbol" w:cs="Symbol" w:hint="default"/>
+      </w:rPr>
+    </w:lvl>
+    <w:lvl w:ilvl="6">
+      <w:start w:val="1"/>
+      <w:numFmt w:val="bullet"/>
+      <w:lvlText w:val=""/>
+      <w:lvlJc w:val="left"/>
+      <w:pPr>
+        <w:tabs>
+          <w:tab w:val="num" w:pos="4963"/>
+        </w:tabs>
+        <w:ind w:left="4963" w:hanging="283"/>
+      </w:pPr>
+      <w:rPr>
+        <w:rFonts w:ascii="Symbol" w:hAnsi="Symbol" w:cs="Symbol" w:hint="default"/>
+      </w:rPr>
+    </w:lvl>
+    <w:lvl w:ilvl="7">
+      <w:start w:val="1"/>
+      <w:numFmt w:val="bullet"/>
+      <w:lvlText w:val=""/>
+      <w:lvlJc w:val="left"/>
+      <w:pPr>
+        <w:tabs>
+          <w:tab w:val="num" w:pos="5672"/>
+        </w:tabs>
+        <w:ind w:left="5672" w:hanging="283"/>
+      </w:pPr>
+      <w:rPr>
+        <w:rFonts w:ascii="Symbol" w:hAnsi="Symbol" w:cs="Symbol" w:hint="default"/>
+      </w:rPr>
+    </w:lvl>
+    <w:lvl w:ilvl="8">
+      <w:start w:val="1"/>
+      <w:numFmt w:val="bullet"/>
+      <w:lvlText w:val=""/>
+      <w:lvlJc w:val="left"/>
+      <w:pPr>
+        <w:tabs>
+          <w:tab w:val="num" w:pos="6381"/>
+        </w:tabs>
+        <w:ind w:left="6381" w:hanging="283"/>
+      </w:pPr>
+      <w:rPr>
+        <w:rFonts w:ascii="Symbol" w:hAnsi="Symbol" w:cs="Symbol" w:hint="default"/>
+      </w:rPr>
+    </w:lvl>
+  </w:abstractNum>
+  <w:abstractNum w:abstractNumId="72">
+    <w:lvl w:ilvl="0">
+      <w:start w:val="1"/>
+      <w:numFmt w:val="bullet"/>
+      <w:lvlText w:val=""/>
+      <w:lvlJc w:val="left"/>
+      <w:pPr>
+        <w:tabs>
+          <w:tab w:val="num" w:pos="709"/>
+        </w:tabs>
+        <w:ind w:left="709" w:hanging="283"/>
+      </w:pPr>
+      <w:rPr>
+        <w:rFonts w:ascii="Symbol" w:hAnsi="Symbol" w:cs="Symbol" w:hint="default"/>
+      </w:rPr>
+    </w:lvl>
+    <w:lvl w:ilvl="1">
+      <w:start w:val="1"/>
+      <w:numFmt w:val="bullet"/>
+      <w:lvlText w:val=""/>
+      <w:lvlJc w:val="left"/>
+      <w:pPr>
+        <w:tabs>
+          <w:tab w:val="num" w:pos="1418"/>
+        </w:tabs>
+        <w:ind w:left="1418" w:hanging="283"/>
+      </w:pPr>
+      <w:rPr>
+        <w:rFonts w:ascii="Symbol" w:hAnsi="Symbol" w:cs="Symbol" w:hint="default"/>
+      </w:rPr>
+    </w:lvl>
+    <w:lvl w:ilvl="2">
+      <w:start w:val="1"/>
+      <w:numFmt w:val="bullet"/>
+      <w:lvlText w:val=""/>
+      <w:lvlJc w:val="left"/>
+      <w:pPr>
+        <w:tabs>
+          <w:tab w:val="num" w:pos="2127"/>
+        </w:tabs>
+        <w:ind w:left="2127" w:hanging="283"/>
+      </w:pPr>
+      <w:rPr>
+        <w:rFonts w:ascii="Symbol" w:hAnsi="Symbol" w:cs="Symbol" w:hint="default"/>
+      </w:rPr>
+    </w:lvl>
+    <w:lvl w:ilvl="3">
+      <w:start w:val="1"/>
+      <w:numFmt w:val="bullet"/>
+      <w:lvlText w:val=""/>
+      <w:lvlJc w:val="left"/>
+      <w:pPr>
+        <w:tabs>
+          <w:tab w:val="num" w:pos="2836"/>
+        </w:tabs>
+        <w:ind w:left="2836" w:hanging="283"/>
+      </w:pPr>
+      <w:rPr>
+        <w:rFonts w:ascii="Symbol" w:hAnsi="Symbol" w:cs="Symbol" w:hint="default"/>
+      </w:rPr>
+    </w:lvl>
+    <w:lvl w:ilvl="4">
+      <w:start w:val="1"/>
+      <w:numFmt w:val="bullet"/>
+      <w:lvlText w:val=""/>
+      <w:lvlJc w:val="left"/>
+      <w:pPr>
+        <w:tabs>
+          <w:tab w:val="num" w:pos="3545"/>
+        </w:tabs>
+        <w:ind w:left="3545" w:hanging="283"/>
+      </w:pPr>
+      <w:rPr>
+        <w:rFonts w:ascii="Symbol" w:hAnsi="Symbol" w:cs="Symbol" w:hint="default"/>
+      </w:rPr>
+    </w:lvl>
+    <w:lvl w:ilvl="5">
+      <w:start w:val="1"/>
+      <w:numFmt w:val="bullet"/>
+      <w:lvlText w:val=""/>
+      <w:lvlJc w:val="left"/>
+      <w:pPr>
+        <w:tabs>
+          <w:tab w:val="num" w:pos="4254"/>
+        </w:tabs>
+        <w:ind w:left="4254" w:hanging="283"/>
+      </w:pPr>
+      <w:rPr>
+        <w:rFonts w:ascii="Symbol" w:hAnsi="Symbol" w:cs="Symbol" w:hint="default"/>
+      </w:rPr>
+    </w:lvl>
+    <w:lvl w:ilvl="6">
+      <w:start w:val="1"/>
+      <w:numFmt w:val="bullet"/>
+      <w:lvlText w:val=""/>
+      <w:lvlJc w:val="left"/>
+      <w:pPr>
+        <w:tabs>
+          <w:tab w:val="num" w:pos="4963"/>
+        </w:tabs>
+        <w:ind w:left="4963" w:hanging="283"/>
+      </w:pPr>
+      <w:rPr>
+        <w:rFonts w:ascii="Symbol" w:hAnsi="Symbol" w:cs="Symbol" w:hint="default"/>
+      </w:rPr>
+    </w:lvl>
+    <w:lvl w:ilvl="7">
+      <w:start w:val="1"/>
+      <w:numFmt w:val="bullet"/>
+      <w:lvlText w:val=""/>
+      <w:lvlJc w:val="left"/>
+      <w:pPr>
+        <w:tabs>
+          <w:tab w:val="num" w:pos="5672"/>
+        </w:tabs>
+        <w:ind w:left="5672" w:hanging="283"/>
+      </w:pPr>
+      <w:rPr>
+        <w:rFonts w:ascii="Symbol" w:hAnsi="Symbol" w:cs="Symbol" w:hint="default"/>
+      </w:rPr>
+    </w:lvl>
+    <w:lvl w:ilvl="8">
+      <w:start w:val="1"/>
+      <w:numFmt w:val="bullet"/>
+      <w:lvlText w:val=""/>
+      <w:lvlJc w:val="left"/>
+      <w:pPr>
+        <w:tabs>
+          <w:tab w:val="num" w:pos="6381"/>
+        </w:tabs>
+        <w:ind w:left="6381" w:hanging="283"/>
+      </w:pPr>
+      <w:rPr>
+        <w:rFonts w:ascii="Symbol" w:hAnsi="Symbol" w:cs="Symbol" w:hint="default"/>
+      </w:rPr>
+    </w:lvl>
+  </w:abstractNum>
+  <w:abstractNum w:abstractNumId="73">
+    <w:lvl w:ilvl="0">
+      <w:start w:val="1"/>
+      <w:numFmt w:val="bullet"/>
+      <w:lvlText w:val=""/>
+      <w:lvlJc w:val="left"/>
+      <w:pPr>
+        <w:tabs>
+          <w:tab w:val="num" w:pos="709"/>
+        </w:tabs>
+        <w:ind w:left="709" w:hanging="283"/>
+      </w:pPr>
+      <w:rPr>
+        <w:rFonts w:ascii="Symbol" w:hAnsi="Symbol" w:cs="Symbol" w:hint="default"/>
+      </w:rPr>
+    </w:lvl>
+    <w:lvl w:ilvl="1">
+      <w:start w:val="1"/>
+      <w:numFmt w:val="bullet"/>
+      <w:lvlText w:val=""/>
+      <w:lvlJc w:val="left"/>
+      <w:pPr>
+        <w:tabs>
+          <w:tab w:val="num" w:pos="1418"/>
+        </w:tabs>
+        <w:ind w:left="1418" w:hanging="283"/>
+      </w:pPr>
+      <w:rPr>
+        <w:rFonts w:ascii="Symbol" w:hAnsi="Symbol" w:cs="Symbol" w:hint="default"/>
+      </w:rPr>
+    </w:lvl>
+    <w:lvl w:ilvl="2">
+      <w:start w:val="1"/>
+      <w:numFmt w:val="bullet"/>
+      <w:lvlText w:val=""/>
+      <w:lvlJc w:val="left"/>
+      <w:pPr>
+        <w:tabs>
+          <w:tab w:val="num" w:pos="2127"/>
+        </w:tabs>
+        <w:ind w:left="2127" w:hanging="283"/>
+      </w:pPr>
+      <w:rPr>
+        <w:rFonts w:ascii="Symbol" w:hAnsi="Symbol" w:cs="Symbol" w:hint="default"/>
+      </w:rPr>
+    </w:lvl>
+    <w:lvl w:ilvl="3">
+      <w:start w:val="1"/>
+      <w:numFmt w:val="bullet"/>
+      <w:lvlText w:val=""/>
+      <w:lvlJc w:val="left"/>
+      <w:pPr>
+        <w:tabs>
+          <w:tab w:val="num" w:pos="2836"/>
+        </w:tabs>
+        <w:ind w:left="2836" w:hanging="283"/>
+      </w:pPr>
+      <w:rPr>
+        <w:rFonts w:ascii="Symbol" w:hAnsi="Symbol" w:cs="Symbol" w:hint="default"/>
+      </w:rPr>
+    </w:lvl>
+    <w:lvl w:ilvl="4">
+      <w:start w:val="1"/>
+      <w:numFmt w:val="bullet"/>
+      <w:lvlText w:val=""/>
+      <w:lvlJc w:val="left"/>
+      <w:pPr>
+        <w:tabs>
+          <w:tab w:val="num" w:pos="3545"/>
+        </w:tabs>
+        <w:ind w:left="3545" w:hanging="283"/>
+      </w:pPr>
+      <w:rPr>
+        <w:rFonts w:ascii="Symbol" w:hAnsi="Symbol" w:cs="Symbol" w:hint="default"/>
+      </w:rPr>
+    </w:lvl>
+    <w:lvl w:ilvl="5">
+      <w:start w:val="1"/>
+      <w:numFmt w:val="bullet"/>
+      <w:lvlText w:val=""/>
+      <w:lvlJc w:val="left"/>
+      <w:pPr>
+        <w:tabs>
+          <w:tab w:val="num" w:pos="4254"/>
+        </w:tabs>
+        <w:ind w:left="4254" w:hanging="283"/>
+      </w:pPr>
+      <w:rPr>
+        <w:rFonts w:ascii="Symbol" w:hAnsi="Symbol" w:cs="Symbol" w:hint="default"/>
+      </w:rPr>
+    </w:lvl>
+    <w:lvl w:ilvl="6">
+      <w:start w:val="1"/>
+      <w:numFmt w:val="bullet"/>
+      <w:lvlText w:val=""/>
+      <w:lvlJc w:val="left"/>
+      <w:pPr>
+        <w:tabs>
+          <w:tab w:val="num" w:pos="4963"/>
+        </w:tabs>
+        <w:ind w:left="4963" w:hanging="283"/>
+      </w:pPr>
+      <w:rPr>
+        <w:rFonts w:ascii="Symbol" w:hAnsi="Symbol" w:cs="Symbol" w:hint="default"/>
+      </w:rPr>
+    </w:lvl>
+    <w:lvl w:ilvl="7">
+      <w:start w:val="1"/>
+      <w:numFmt w:val="bullet"/>
+      <w:lvlText w:val=""/>
+      <w:lvlJc w:val="left"/>
+      <w:pPr>
+        <w:tabs>
+          <w:tab w:val="num" w:pos="5672"/>
+        </w:tabs>
+        <w:ind w:left="5672" w:hanging="283"/>
+      </w:pPr>
+      <w:rPr>
+        <w:rFonts w:ascii="Symbol" w:hAnsi="Symbol" w:cs="Symbol" w:hint="default"/>
+      </w:rPr>
+    </w:lvl>
+    <w:lvl w:ilvl="8">
+      <w:start w:val="1"/>
+      <w:numFmt w:val="bullet"/>
+      <w:lvlText w:val=""/>
+      <w:lvlJc w:val="left"/>
+      <w:pPr>
+        <w:tabs>
+          <w:tab w:val="num" w:pos="6381"/>
+        </w:tabs>
+        <w:ind w:left="6381" w:hanging="283"/>
+      </w:pPr>
+      <w:rPr>
+        <w:rFonts w:ascii="Symbol" w:hAnsi="Symbol" w:cs="Symbol" w:hint="default"/>
+      </w:rPr>
+    </w:lvl>
+  </w:abstractNum>
+  <w:abstractNum w:abstractNumId="74">
+    <w:lvl w:ilvl="0">
+      <w:start w:val="1"/>
+      <w:numFmt w:val="bullet"/>
+      <w:lvlText w:val=""/>
+      <w:lvlJc w:val="left"/>
+      <w:pPr>
+        <w:tabs>
+          <w:tab w:val="num" w:pos="720"/>
+        </w:tabs>
+        <w:ind w:left="720" w:hanging="360"/>
+      </w:pPr>
+      <w:rPr>
+        <w:rFonts w:ascii="Symbol" w:hAnsi="Symbol" w:cs="Symbol" w:hint="default"/>
+      </w:rPr>
+    </w:lvl>
+    <w:lvl w:ilvl="1">
+      <w:start w:val="1"/>
+      <w:numFmt w:val="bullet"/>
+      <w:lvlText w:val="◦"/>
+      <w:lvlJc w:val="left"/>
+      <w:pPr>
+        <w:tabs>
+          <w:tab w:val="num" w:pos="1080"/>
+        </w:tabs>
+        <w:ind w:left="1080" w:hanging="360"/>
+      </w:pPr>
+      <w:rPr>
+        <w:rFonts w:ascii="OpenSymbol" w:hAnsi="OpenSymbol" w:cs="OpenSymbol" w:hint="default"/>
+      </w:rPr>
+    </w:lvl>
+    <w:lvl w:ilvl="2">
+      <w:start w:val="1"/>
+      <w:numFmt w:val="bullet"/>
+      <w:lvlText w:val="▪"/>
+      <w:lvlJc w:val="left"/>
+      <w:pPr>
+        <w:tabs>
+          <w:tab w:val="num" w:pos="1440"/>
+        </w:tabs>
+        <w:ind w:left="1440" w:hanging="360"/>
+      </w:pPr>
+      <w:rPr>
+        <w:rFonts w:ascii="OpenSymbol" w:hAnsi="OpenSymbol" w:cs="OpenSymbol" w:hint="default"/>
+      </w:rPr>
+    </w:lvl>
+    <w:lvl w:ilvl="3">
+      <w:start w:val="1"/>
+      <w:numFmt w:val="bullet"/>
+      <w:lvlText w:val=""/>
+      <w:lvlJc w:val="left"/>
+      <w:pPr>
+        <w:tabs>
+          <w:tab w:val="num" w:pos="1800"/>
+        </w:tabs>
+        <w:ind w:left="1800" w:hanging="360"/>
+      </w:pPr>
+      <w:rPr>
+        <w:rFonts w:ascii="Symbol" w:hAnsi="Symbol" w:cs="Symbol" w:hint="default"/>
+      </w:rPr>
+    </w:lvl>
+    <w:lvl w:ilvl="4">
+      <w:start w:val="1"/>
+      <w:numFmt w:val="bullet"/>
+      <w:lvlText w:val="◦"/>
+      <w:lvlJc w:val="left"/>
+      <w:pPr>
+        <w:tabs>
+          <w:tab w:val="num" w:pos="2160"/>
+        </w:tabs>
+        <w:ind w:left="2160" w:hanging="360"/>
+      </w:pPr>
+      <w:rPr>
+        <w:rFonts w:ascii="OpenSymbol" w:hAnsi="OpenSymbol" w:cs="OpenSymbol" w:hint="default"/>
+      </w:rPr>
+    </w:lvl>
+    <w:lvl w:ilvl="5">
+      <w:start w:val="1"/>
+      <w:numFmt w:val="bullet"/>
+      <w:lvlText w:val="▪"/>
+      <w:lvlJc w:val="left"/>
+      <w:pPr>
+        <w:tabs>
+          <w:tab w:val="num" w:pos="2520"/>
+        </w:tabs>
+        <w:ind w:left="2520" w:hanging="360"/>
+      </w:pPr>
+      <w:rPr>
+        <w:rFonts w:ascii="OpenSymbol" w:hAnsi="OpenSymbol" w:cs="OpenSymbol" w:hint="default"/>
+      </w:rPr>
+    </w:lvl>
+    <w:lvl w:ilvl="6">
+      <w:start w:val="1"/>
+      <w:numFmt w:val="bullet"/>
+      <w:lvlText w:val=""/>
+      <w:lvlJc w:val="left"/>
+      <w:pPr>
+        <w:tabs>
+          <w:tab w:val="num" w:pos="2880"/>
+        </w:tabs>
+        <w:ind w:left="2880" w:hanging="360"/>
+      </w:pPr>
+      <w:rPr>
+        <w:rFonts w:ascii="Symbol" w:hAnsi="Symbol" w:cs="Symbol" w:hint="default"/>
+      </w:rPr>
+    </w:lvl>
+    <w:lvl w:ilvl="7">
+      <w:start w:val="1"/>
+      <w:numFmt w:val="bullet"/>
+      <w:lvlText w:val="◦"/>
+      <w:lvlJc w:val="left"/>
+      <w:pPr>
+        <w:tabs>
+          <w:tab w:val="num" w:pos="3240"/>
+        </w:tabs>
+        <w:ind w:left="3240" w:hanging="360"/>
+      </w:pPr>
+      <w:rPr>
+        <w:rFonts w:ascii="OpenSymbol" w:hAnsi="OpenSymbol" w:cs="OpenSymbol" w:hint="default"/>
+      </w:rPr>
+    </w:lvl>
+    <w:lvl w:ilvl="8">
+      <w:start w:val="1"/>
+      <w:numFmt w:val="bullet"/>
+      <w:lvlText w:val="▪"/>
+      <w:lvlJc w:val="left"/>
+      <w:pPr>
+        <w:tabs>
+          <w:tab w:val="num" w:pos="3600"/>
+        </w:tabs>
+        <w:ind w:left="3600" w:hanging="360"/>
+      </w:pPr>
+      <w:rPr>
+        <w:rFonts w:ascii="OpenSymbol" w:hAnsi="OpenSymbol" w:cs="OpenSymbol" w:hint="default"/>
+      </w:rPr>
+    </w:lvl>
+  </w:abstractNum>
+  <w:abstractNum w:abstractNumId="75">
     <w:lvl w:ilvl="0">
       <w:start w:val="1"/>
       <w:numFmt w:val="none"/>
@@ -10779,6 +16548,66 @@
   </w:num>
   <w:num w:numId="55">
     <w:abstractNumId w:val="55"/>
+  </w:num>
+  <w:num w:numId="56">
+    <w:abstractNumId w:val="56"/>
+  </w:num>
+  <w:num w:numId="57">
+    <w:abstractNumId w:val="57"/>
+  </w:num>
+  <w:num w:numId="58">
+    <w:abstractNumId w:val="58"/>
+  </w:num>
+  <w:num w:numId="59">
+    <w:abstractNumId w:val="59"/>
+  </w:num>
+  <w:num w:numId="60">
+    <w:abstractNumId w:val="60"/>
+  </w:num>
+  <w:num w:numId="61">
+    <w:abstractNumId w:val="61"/>
+  </w:num>
+  <w:num w:numId="62">
+    <w:abstractNumId w:val="62"/>
+  </w:num>
+  <w:num w:numId="63">
+    <w:abstractNumId w:val="63"/>
+  </w:num>
+  <w:num w:numId="64">
+    <w:abstractNumId w:val="64"/>
+  </w:num>
+  <w:num w:numId="65">
+    <w:abstractNumId w:val="65"/>
+  </w:num>
+  <w:num w:numId="66">
+    <w:abstractNumId w:val="66"/>
+  </w:num>
+  <w:num w:numId="67">
+    <w:abstractNumId w:val="67"/>
+  </w:num>
+  <w:num w:numId="68">
+    <w:abstractNumId w:val="68"/>
+  </w:num>
+  <w:num w:numId="69">
+    <w:abstractNumId w:val="69"/>
+  </w:num>
+  <w:num w:numId="70">
+    <w:abstractNumId w:val="70"/>
+  </w:num>
+  <w:num w:numId="71">
+    <w:abstractNumId w:val="71"/>
+  </w:num>
+  <w:num w:numId="72">
+    <w:abstractNumId w:val="72"/>
+  </w:num>
+  <w:num w:numId="73">
+    <w:abstractNumId w:val="73"/>
+  </w:num>
+  <w:num w:numId="74">
+    <w:abstractNumId w:val="74"/>
+  </w:num>
+  <w:num w:numId="75">
+    <w:abstractNumId w:val="75"/>
   </w:num>
 </w:numbering>
 </file>
@@ -11523,6 +17352,13 @@
       <w:spacing w:val="5"/>
     </w:rPr>
   </w:style>
+  <w:style w:type="character" w:styleId="Bulletsuser">
+    <w:name w:val="Bullets (user)"/>
+    <w:qFormat/>
+    <w:rPr>
+      <w:rFonts w:ascii="OpenSymbol" w:hAnsi="OpenSymbol" w:eastAsia="OpenSymbol" w:cs="OpenSymbol"/>
+    </w:rPr>
+  </w:style>
   <w:style w:type="character" w:styleId="Bullets">
     <w:name w:val="Bullets"/>
     <w:qFormat/>
@@ -12012,6 +17848,19 @@
     </w:pPr>
     <w:rPr/>
   </w:style>
+  <w:style w:type="paragraph" w:styleId="TableHeading">
+    <w:name w:val="Table Heading"/>
+    <w:basedOn w:val="TableContents"/>
+    <w:qFormat/>
+    <w:pPr>
+      <w:suppressLineNumbers/>
+      <w:jc w:val="center"/>
+    </w:pPr>
+    <w:rPr>
+      <w:b/>
+      <w:bCs/>
+    </w:rPr>
+  </w:style>
   <w:style w:type="numbering" w:styleId="NoList" w:default="1">
     <w:name w:val="No List"/>
     <w:uiPriority w:val="99"/>

--- a/docs/Project Defiance Overview for nerds.docx
+++ b/docs/Project Defiance Overview for nerds.docx
@@ -4524,15 +4524,7 @@
       </w:pPr>
       <w:r>
         <w:rPr/>
-        <w:t xml:space="preserve">Vanilla applies the same accuracy modifier against covered targets regardless of weapon class. Defiance introduces reduced accuracy and damage penalties for scoped weapons against covered targets, making them significantly more effective at engaging covered </w:t>
-      </w:r>
-      <w:r>
-        <w:rPr/>
-        <w:t>squads</w:t>
-      </w:r>
-      <w:r>
-        <w:rPr/>
-        <w:t xml:space="preserve"> than standard small arms. </w:t>
+        <w:t xml:space="preserve">Vanilla applies the same accuracy modifier against covered targets regardless of weapon class. Defiance introduces reduced accuracy and damage penalties for scoped weapons against covered targets, making them significantly more effective at engaging covered squads than standard small arms. </w:t>
       </w:r>
     </w:p>
     <w:p>
@@ -6407,19 +6399,7 @@
         <w:rPr>
           <w:rStyle w:val="Strong"/>
         </w:rPr>
-        <w:t>3.1.</w:t>
-      </w:r>
-      <w:r>
-        <w:rPr>
-          <w:rStyle w:val="Strong"/>
-        </w:rPr>
-        <w:t>7</w:t>
-      </w:r>
-      <w:r>
-        <w:rPr>
-          <w:rStyle w:val="Strong"/>
-        </w:rPr>
-        <w:t xml:space="preserve"> Lethal Grenade System</w:t>
+        <w:t>3.1.7 Lethal Grenade System</w:t>
       </w:r>
     </w:p>
     <w:p>
@@ -6608,15 +6588,7 @@
       </w:pPr>
       <w:r>
         <w:rPr/>
-        <w:t>Vehicle targets hit by a bundle grenade detonation receive a snare effect as defined in 3.1.</w:t>
-      </w:r>
-      <w:r>
-        <w:rPr/>
-        <w:t>6</w:t>
-      </w:r>
-      <w:r>
-        <w:rPr/>
-        <w:t xml:space="preserve">. </w:t>
+        <w:t xml:space="preserve">Vehicle targets hit by a bundle grenade detonation receive a snare effect as defined in 3.1.6. </w:t>
       </w:r>
     </w:p>
     <w:p>
@@ -6753,13 +6725,7 @@
             <w:r>
               <w:rPr/>
               <w:t>Small</w:t>
-            </w:r>
-            <w:r>
-              <w:rPr/>
               <w:br/>
-            </w:r>
-            <w:r>
-              <w:rPr/>
               <w:t>(4 tiles)</w:t>
             </w:r>
           </w:p>
@@ -6780,7 +6746,7 @@
             </w:pPr>
             <w:r>
               <w:rPr/>
-              <w:t xml:space="preserve">High damage. Targets caught in the blast radius are likely to be killed outright unless protected by external damage resistance. </w:t>
+              <w:t>High damage. Targets caught in the blast radius are likely to be killed outright unless protected by external damage resistance.</w:t>
             </w:r>
           </w:p>
         </w:tc>
@@ -6825,9 +6791,6 @@
               <w:rPr/>
               <w:t>Large</w:t>
               <w:br/>
-            </w:r>
-            <w:r>
-              <w:rPr/>
               <w:t>(5.5 tiles)</w:t>
             </w:r>
           </w:p>
@@ -6893,9 +6856,6 @@
               <w:rPr/>
               <w:t>Large</w:t>
               <w:br/>
-            </w:r>
-            <w:r>
-              <w:rPr/>
               <w:t>(5.5 tiles)</w:t>
             </w:r>
           </w:p>
@@ -7124,15 +7084,7 @@
       </w:pPr>
       <w:r>
         <w:rPr/>
-        <w:t>Vanilla bundle grenades do not apply a snare effect against vehicle targets. Defiance classifies bundle grenade detonations against vehicles as snaring attacks, following the rules defined in 3.1.</w:t>
-      </w:r>
-      <w:r>
-        <w:rPr/>
-        <w:t>6</w:t>
-      </w:r>
-      <w:r>
-        <w:rPr/>
-        <w:t>. This is an emergent interaction that rewards skilled play rather than a primary design intent.</w:t>
+        <w:t>Vanilla bundle grenades do not apply a snare effect against vehicle targets. Defiance classifies bundle grenade detonations against vehicles as snaring attacks, following the rules defined in 3.1.6. This is an emergent interaction that rewards skilled play rather than a primary design intent.</w:t>
       </w:r>
     </w:p>
     <w:p>
@@ -7146,19 +7098,7 @@
         <w:rPr>
           <w:rStyle w:val="Strong"/>
         </w:rPr>
-        <w:t>3.1.</w:t>
-      </w:r>
-      <w:r>
-        <w:rPr>
-          <w:rStyle w:val="Strong"/>
-        </w:rPr>
-        <w:t>8</w:t>
-      </w:r>
-      <w:r>
-        <w:rPr>
-          <w:rStyle w:val="Strong"/>
-        </w:rPr>
-        <w:t xml:space="preserve"> Explosive Damage System</w:t>
+        <w:t>3.1.8 Explosive Damage System</w:t>
       </w:r>
     </w:p>
     <w:p>
@@ -7226,15 +7166,7 @@
       </w:pPr>
       <w:r>
         <w:rPr/>
-        <w:t xml:space="preserve">Near, mid, and far distance thresholds and their corresponding </w:t>
-      </w:r>
-      <w:r>
-        <w:rPr/>
-        <w:t xml:space="preserve">AoE </w:t>
-      </w:r>
-      <w:r>
-        <w:rPr/>
-        <w:t xml:space="preserve">damage and AoE penetration modifiers. </w:t>
+        <w:t xml:space="preserve">Near, mid, and far distance thresholds and their corresponding AoE damage and AoE penetration modifiers. </w:t>
       </w:r>
     </w:p>
     <w:p>
@@ -7306,15 +7238,7 @@
       </w:pPr>
       <w:r>
         <w:rPr/>
-        <w:t xml:space="preserve">Defiance uses vanilla CoH2 damage calculation formulas with custom input values. See Appendix </w:t>
-      </w:r>
-      <w:r>
-        <w:rPr/>
-        <w:t>6.3</w:t>
-      </w:r>
-      <w:r>
-        <w:rPr/>
-        <w:t xml:space="preserve"> for the full damage calculation reference. </w:t>
+        <w:t xml:space="preserve">Defiance uses vanilla CoH2 damage calculation formulas with custom input values. See Appendix 6.3 for the full damage calculation reference. </w:t>
       </w:r>
     </w:p>
     <w:p>
@@ -7506,15 +7430,7 @@
       </w:pPr>
       <w:r>
         <w:rPr/>
-        <w:t>Standard craters provide light, omnidirectional cover as defined in 3.1.</w:t>
-      </w:r>
-      <w:r>
-        <w:rPr/>
-        <w:t>1</w:t>
-      </w:r>
-      <w:r>
-        <w:rPr/>
-        <w:t xml:space="preserve">. </w:t>
+        <w:t xml:space="preserve">Standard craters provide light, omnidirectional cover as defined in 3.1.1. </w:t>
       </w:r>
     </w:p>
     <w:p>
@@ -7760,19 +7676,7 @@
         <w:rPr>
           <w:rStyle w:val="Strong"/>
         </w:rPr>
-        <w:t>3.1.</w:t>
-      </w:r>
-      <w:r>
-        <w:rPr>
-          <w:rStyle w:val="Strong"/>
-        </w:rPr>
-        <w:t>9</w:t>
-      </w:r>
-      <w:r>
-        <w:rPr>
-          <w:rStyle w:val="Strong"/>
-        </w:rPr>
-        <w:t xml:space="preserve"> Veterancy System</w:t>
+        <w:t>3.1.9 Veterancy System</w:t>
       </w:r>
     </w:p>
     <w:p>
@@ -8061,7 +7965,7 @@
       </w:tr>
       <w:tr>
         <w:trPr>
-          <w:trHeight w:val="1264" w:hRule="atLeast"/>
+          <w:trHeight w:val="499" w:hRule="atLeast"/>
         </w:trPr>
         <w:tc>
           <w:tcPr>
@@ -23421,6 +23325,7 @@
         </w:tabs>
         <w:ind w:left="1080" w:hanging="360"/>
       </w:pPr>
+      <w:rPr/>
     </w:lvl>
     <w:lvl w:ilvl="2">
       <w:start w:val="1"/>
@@ -23433,6 +23338,7 @@
         </w:tabs>
         <w:ind w:left="1440" w:hanging="360"/>
       </w:pPr>
+      <w:rPr/>
     </w:lvl>
     <w:lvl w:ilvl="3">
       <w:start w:val="1"/>
@@ -23445,6 +23351,7 @@
         </w:tabs>
         <w:ind w:left="1800" w:hanging="360"/>
       </w:pPr>
+      <w:rPr/>
     </w:lvl>
     <w:lvl w:ilvl="4">
       <w:start w:val="1"/>
@@ -23457,6 +23364,7 @@
         </w:tabs>
         <w:ind w:left="2160" w:hanging="360"/>
       </w:pPr>
+      <w:rPr/>
     </w:lvl>
     <w:lvl w:ilvl="5">
       <w:start w:val="1"/>
@@ -23469,6 +23377,7 @@
         </w:tabs>
         <w:ind w:left="2520" w:hanging="360"/>
       </w:pPr>
+      <w:rPr/>
     </w:lvl>
     <w:lvl w:ilvl="6">
       <w:start w:val="1"/>
@@ -23481,6 +23390,7 @@
         </w:tabs>
         <w:ind w:left="2880" w:hanging="360"/>
       </w:pPr>
+      <w:rPr/>
     </w:lvl>
     <w:lvl w:ilvl="7">
       <w:start w:val="1"/>
@@ -23493,6 +23403,7 @@
         </w:tabs>
         <w:ind w:left="3240" w:hanging="360"/>
       </w:pPr>
+      <w:rPr/>
     </w:lvl>
     <w:lvl w:ilvl="8">
       <w:start w:val="1"/>
@@ -23505,6 +23416,7 @@
         </w:tabs>
         <w:ind w:left="3600" w:hanging="360"/>
       </w:pPr>
+      <w:rPr/>
     </w:lvl>
   </w:abstractNum>
   <w:abstractNum w:abstractNumId="94">
@@ -24219,6 +24131,7 @@
         </w:tabs>
         <w:ind w:left="1080" w:hanging="360"/>
       </w:pPr>
+      <w:rPr/>
     </w:lvl>
     <w:lvl w:ilvl="2">
       <w:start w:val="1"/>
@@ -24231,6 +24144,7 @@
         </w:tabs>
         <w:ind w:left="1440" w:hanging="360"/>
       </w:pPr>
+      <w:rPr/>
     </w:lvl>
     <w:lvl w:ilvl="3">
       <w:start w:val="1"/>
@@ -24243,6 +24157,7 @@
         </w:tabs>
         <w:ind w:left="1800" w:hanging="360"/>
       </w:pPr>
+      <w:rPr/>
     </w:lvl>
     <w:lvl w:ilvl="4">
       <w:start w:val="1"/>
@@ -24255,6 +24170,7 @@
         </w:tabs>
         <w:ind w:left="2160" w:hanging="360"/>
       </w:pPr>
+      <w:rPr/>
     </w:lvl>
     <w:lvl w:ilvl="5">
       <w:start w:val="1"/>
@@ -24267,6 +24183,7 @@
         </w:tabs>
         <w:ind w:left="2520" w:hanging="360"/>
       </w:pPr>
+      <w:rPr/>
     </w:lvl>
     <w:lvl w:ilvl="6">
       <w:start w:val="1"/>
@@ -24279,6 +24196,7 @@
         </w:tabs>
         <w:ind w:left="2880" w:hanging="360"/>
       </w:pPr>
+      <w:rPr/>
     </w:lvl>
     <w:lvl w:ilvl="7">
       <w:start w:val="1"/>
@@ -24291,6 +24209,7 @@
         </w:tabs>
         <w:ind w:left="3240" w:hanging="360"/>
       </w:pPr>
+      <w:rPr/>
     </w:lvl>
     <w:lvl w:ilvl="8">
       <w:start w:val="1"/>
@@ -24303,6 +24222,7 @@
         </w:tabs>
         <w:ind w:left="3600" w:hanging="360"/>
       </w:pPr>
+      <w:rPr/>
     </w:lvl>
   </w:abstractNum>
   <w:abstractNum w:abstractNumId="100">
@@ -24332,6 +24252,7 @@
         </w:tabs>
         <w:ind w:left="1080" w:hanging="360"/>
       </w:pPr>
+      <w:rPr/>
     </w:lvl>
     <w:lvl w:ilvl="2">
       <w:start w:val="1"/>
@@ -24344,6 +24265,7 @@
         </w:tabs>
         <w:ind w:left="1440" w:hanging="360"/>
       </w:pPr>
+      <w:rPr/>
     </w:lvl>
     <w:lvl w:ilvl="3">
       <w:start w:val="1"/>
@@ -24356,6 +24278,7 @@
         </w:tabs>
         <w:ind w:left="1800" w:hanging="360"/>
       </w:pPr>
+      <w:rPr/>
     </w:lvl>
     <w:lvl w:ilvl="4">
       <w:start w:val="1"/>
@@ -24368,6 +24291,7 @@
         </w:tabs>
         <w:ind w:left="2160" w:hanging="360"/>
       </w:pPr>
+      <w:rPr/>
     </w:lvl>
     <w:lvl w:ilvl="5">
       <w:start w:val="1"/>
@@ -24380,6 +24304,7 @@
         </w:tabs>
         <w:ind w:left="2520" w:hanging="360"/>
       </w:pPr>
+      <w:rPr/>
     </w:lvl>
     <w:lvl w:ilvl="6">
       <w:start w:val="1"/>
@@ -24392,6 +24317,7 @@
         </w:tabs>
         <w:ind w:left="2880" w:hanging="360"/>
       </w:pPr>
+      <w:rPr/>
     </w:lvl>
     <w:lvl w:ilvl="7">
       <w:start w:val="1"/>
@@ -24404,6 +24330,7 @@
         </w:tabs>
         <w:ind w:left="3240" w:hanging="360"/>
       </w:pPr>
+      <w:rPr/>
     </w:lvl>
     <w:lvl w:ilvl="8">
       <w:start w:val="1"/>
@@ -24416,6 +24343,7 @@
         </w:tabs>
         <w:ind w:left="3600" w:hanging="360"/>
       </w:pPr>
+      <w:rPr/>
     </w:lvl>
   </w:abstractNum>
   <w:abstractNum w:abstractNumId="101">
@@ -24445,6 +24373,7 @@
         </w:tabs>
         <w:ind w:left="1080" w:hanging="360"/>
       </w:pPr>
+      <w:rPr/>
     </w:lvl>
     <w:lvl w:ilvl="2">
       <w:start w:val="1"/>
@@ -24457,6 +24386,7 @@
         </w:tabs>
         <w:ind w:left="1440" w:hanging="360"/>
       </w:pPr>
+      <w:rPr/>
     </w:lvl>
     <w:lvl w:ilvl="3">
       <w:start w:val="1"/>
@@ -24469,6 +24399,7 @@
         </w:tabs>
         <w:ind w:left="1800" w:hanging="360"/>
       </w:pPr>
+      <w:rPr/>
     </w:lvl>
     <w:lvl w:ilvl="4">
       <w:start w:val="1"/>
@@ -24481,6 +24412,7 @@
         </w:tabs>
         <w:ind w:left="2160" w:hanging="360"/>
       </w:pPr>
+      <w:rPr/>
     </w:lvl>
     <w:lvl w:ilvl="5">
       <w:start w:val="1"/>
@@ -24493,6 +24425,7 @@
         </w:tabs>
         <w:ind w:left="2520" w:hanging="360"/>
       </w:pPr>
+      <w:rPr/>
     </w:lvl>
     <w:lvl w:ilvl="6">
       <w:start w:val="1"/>
@@ -24505,6 +24438,7 @@
         </w:tabs>
         <w:ind w:left="2880" w:hanging="360"/>
       </w:pPr>
+      <w:rPr/>
     </w:lvl>
     <w:lvl w:ilvl="7">
       <w:start w:val="1"/>
@@ -24517,6 +24451,7 @@
         </w:tabs>
         <w:ind w:left="3240" w:hanging="360"/>
       </w:pPr>
+      <w:rPr/>
     </w:lvl>
     <w:lvl w:ilvl="8">
       <w:start w:val="1"/>
@@ -24529,6 +24464,7 @@
         </w:tabs>
         <w:ind w:left="3600" w:hanging="360"/>
       </w:pPr>
+      <w:rPr/>
     </w:lvl>
   </w:abstractNum>
   <w:abstractNum w:abstractNumId="102">
@@ -24558,6 +24494,7 @@
         </w:tabs>
         <w:ind w:left="1080" w:hanging="360"/>
       </w:pPr>
+      <w:rPr/>
     </w:lvl>
     <w:lvl w:ilvl="2">
       <w:start w:val="1"/>
@@ -24570,6 +24507,7 @@
         </w:tabs>
         <w:ind w:left="1440" w:hanging="360"/>
       </w:pPr>
+      <w:rPr/>
     </w:lvl>
     <w:lvl w:ilvl="3">
       <w:start w:val="1"/>
@@ -24582,6 +24520,7 @@
         </w:tabs>
         <w:ind w:left="1800" w:hanging="360"/>
       </w:pPr>
+      <w:rPr/>
     </w:lvl>
     <w:lvl w:ilvl="4">
       <w:start w:val="1"/>
@@ -24594,6 +24533,7 @@
         </w:tabs>
         <w:ind w:left="2160" w:hanging="360"/>
       </w:pPr>
+      <w:rPr/>
     </w:lvl>
     <w:lvl w:ilvl="5">
       <w:start w:val="1"/>
@@ -24606,6 +24546,7 @@
         </w:tabs>
         <w:ind w:left="2520" w:hanging="360"/>
       </w:pPr>
+      <w:rPr/>
     </w:lvl>
     <w:lvl w:ilvl="6">
       <w:start w:val="1"/>
@@ -24618,6 +24559,7 @@
         </w:tabs>
         <w:ind w:left="2880" w:hanging="360"/>
       </w:pPr>
+      <w:rPr/>
     </w:lvl>
     <w:lvl w:ilvl="7">
       <w:start w:val="1"/>
@@ -24630,6 +24572,7 @@
         </w:tabs>
         <w:ind w:left="3240" w:hanging="360"/>
       </w:pPr>
+      <w:rPr/>
     </w:lvl>
     <w:lvl w:ilvl="8">
       <w:start w:val="1"/>
@@ -24642,6 +24585,7 @@
         </w:tabs>
         <w:ind w:left="3600" w:hanging="360"/>
       </w:pPr>
+      <w:rPr/>
     </w:lvl>
   </w:abstractNum>
   <w:abstractNum w:abstractNumId="103">
@@ -24671,6 +24615,7 @@
         </w:tabs>
         <w:ind w:left="1080" w:hanging="360"/>
       </w:pPr>
+      <w:rPr/>
     </w:lvl>
     <w:lvl w:ilvl="2">
       <w:start w:val="1"/>
@@ -24683,6 +24628,7 @@
         </w:tabs>
         <w:ind w:left="1440" w:hanging="360"/>
       </w:pPr>
+      <w:rPr/>
     </w:lvl>
     <w:lvl w:ilvl="3">
       <w:start w:val="1"/>
@@ -24695,6 +24641,7 @@
         </w:tabs>
         <w:ind w:left="1800" w:hanging="360"/>
       </w:pPr>
+      <w:rPr/>
     </w:lvl>
     <w:lvl w:ilvl="4">
       <w:start w:val="1"/>
@@ -24707,6 +24654,7 @@
         </w:tabs>
         <w:ind w:left="2160" w:hanging="360"/>
       </w:pPr>
+      <w:rPr/>
     </w:lvl>
     <w:lvl w:ilvl="5">
       <w:start w:val="1"/>
@@ -24719,6 +24667,7 @@
         </w:tabs>
         <w:ind w:left="2520" w:hanging="360"/>
       </w:pPr>
+      <w:rPr/>
     </w:lvl>
     <w:lvl w:ilvl="6">
       <w:start w:val="1"/>
@@ -24731,6 +24680,7 @@
         </w:tabs>
         <w:ind w:left="2880" w:hanging="360"/>
       </w:pPr>
+      <w:rPr/>
     </w:lvl>
     <w:lvl w:ilvl="7">
       <w:start w:val="1"/>
@@ -24743,6 +24693,7 @@
         </w:tabs>
         <w:ind w:left="3240" w:hanging="360"/>
       </w:pPr>
+      <w:rPr/>
     </w:lvl>
     <w:lvl w:ilvl="8">
       <w:start w:val="1"/>
@@ -24755,6 +24706,7 @@
         </w:tabs>
         <w:ind w:left="3600" w:hanging="360"/>
       </w:pPr>
+      <w:rPr/>
     </w:lvl>
   </w:abstractNum>
   <w:abstractNum w:abstractNumId="104">
@@ -24784,6 +24736,7 @@
         </w:tabs>
         <w:ind w:left="1080" w:hanging="360"/>
       </w:pPr>
+      <w:rPr/>
     </w:lvl>
     <w:lvl w:ilvl="2">
       <w:start w:val="1"/>
@@ -24796,6 +24749,7 @@
         </w:tabs>
         <w:ind w:left="1440" w:hanging="360"/>
       </w:pPr>
+      <w:rPr/>
     </w:lvl>
     <w:lvl w:ilvl="3">
       <w:start w:val="1"/>
@@ -24808,6 +24762,7 @@
         </w:tabs>
         <w:ind w:left="1800" w:hanging="360"/>
       </w:pPr>
+      <w:rPr/>
     </w:lvl>
     <w:lvl w:ilvl="4">
       <w:start w:val="1"/>
@@ -24820,6 +24775,7 @@
         </w:tabs>
         <w:ind w:left="2160" w:hanging="360"/>
       </w:pPr>
+      <w:rPr/>
     </w:lvl>
     <w:lvl w:ilvl="5">
       <w:start w:val="1"/>
@@ -24832,6 +24788,7 @@
         </w:tabs>
         <w:ind w:left="2520" w:hanging="360"/>
       </w:pPr>
+      <w:rPr/>
     </w:lvl>
     <w:lvl w:ilvl="6">
       <w:start w:val="1"/>
@@ -24844,6 +24801,7 @@
         </w:tabs>
         <w:ind w:left="2880" w:hanging="360"/>
       </w:pPr>
+      <w:rPr/>
     </w:lvl>
     <w:lvl w:ilvl="7">
       <w:start w:val="1"/>
@@ -24856,6 +24814,7 @@
         </w:tabs>
         <w:ind w:left="3240" w:hanging="360"/>
       </w:pPr>
+      <w:rPr/>
     </w:lvl>
     <w:lvl w:ilvl="8">
       <w:start w:val="1"/>
@@ -24868,6 +24827,7 @@
         </w:tabs>
         <w:ind w:left="3600" w:hanging="360"/>
       </w:pPr>
+      <w:rPr/>
     </w:lvl>
   </w:abstractNum>
   <w:abstractNum w:abstractNumId="105">
@@ -24897,6 +24857,7 @@
         </w:tabs>
         <w:ind w:left="1080" w:hanging="360"/>
       </w:pPr>
+      <w:rPr/>
     </w:lvl>
     <w:lvl w:ilvl="2">
       <w:start w:val="1"/>
@@ -24909,6 +24870,7 @@
         </w:tabs>
         <w:ind w:left="1440" w:hanging="360"/>
       </w:pPr>
+      <w:rPr/>
     </w:lvl>
     <w:lvl w:ilvl="3">
       <w:start w:val="1"/>
@@ -24921,6 +24883,7 @@
         </w:tabs>
         <w:ind w:left="1800" w:hanging="360"/>
       </w:pPr>
+      <w:rPr/>
     </w:lvl>
     <w:lvl w:ilvl="4">
       <w:start w:val="1"/>
@@ -24933,6 +24896,7 @@
         </w:tabs>
         <w:ind w:left="2160" w:hanging="360"/>
       </w:pPr>
+      <w:rPr/>
     </w:lvl>
     <w:lvl w:ilvl="5">
       <w:start w:val="1"/>
@@ -24945,6 +24909,7 @@
         </w:tabs>
         <w:ind w:left="2520" w:hanging="360"/>
       </w:pPr>
+      <w:rPr/>
     </w:lvl>
     <w:lvl w:ilvl="6">
       <w:start w:val="1"/>
@@ -24957,6 +24922,7 @@
         </w:tabs>
         <w:ind w:left="2880" w:hanging="360"/>
       </w:pPr>
+      <w:rPr/>
     </w:lvl>
     <w:lvl w:ilvl="7">
       <w:start w:val="1"/>
@@ -24969,6 +24935,7 @@
         </w:tabs>
         <w:ind w:left="3240" w:hanging="360"/>
       </w:pPr>
+      <w:rPr/>
     </w:lvl>
     <w:lvl w:ilvl="8">
       <w:start w:val="1"/>
@@ -24981,6 +24948,7 @@
         </w:tabs>
         <w:ind w:left="3600" w:hanging="360"/>
       </w:pPr>
+      <w:rPr/>
     </w:lvl>
   </w:abstractNum>
   <w:abstractNum w:abstractNumId="106">
@@ -25010,6 +24978,7 @@
         </w:tabs>
         <w:ind w:left="1080" w:hanging="360"/>
       </w:pPr>
+      <w:rPr/>
     </w:lvl>
     <w:lvl w:ilvl="2">
       <w:start w:val="1"/>
@@ -25022,6 +24991,7 @@
         </w:tabs>
         <w:ind w:left="1440" w:hanging="360"/>
       </w:pPr>
+      <w:rPr/>
     </w:lvl>
     <w:lvl w:ilvl="3">
       <w:start w:val="1"/>
@@ -25034,6 +25004,7 @@
         </w:tabs>
         <w:ind w:left="1800" w:hanging="360"/>
       </w:pPr>
+      <w:rPr/>
     </w:lvl>
     <w:lvl w:ilvl="4">
       <w:start w:val="1"/>
@@ -25046,6 +25017,7 @@
         </w:tabs>
         <w:ind w:left="2160" w:hanging="360"/>
       </w:pPr>
+      <w:rPr/>
     </w:lvl>
     <w:lvl w:ilvl="5">
       <w:start w:val="1"/>
@@ -25058,6 +25030,7 @@
         </w:tabs>
         <w:ind w:left="2520" w:hanging="360"/>
       </w:pPr>
+      <w:rPr/>
     </w:lvl>
     <w:lvl w:ilvl="6">
       <w:start w:val="1"/>
@@ -25070,6 +25043,7 @@
         </w:tabs>
         <w:ind w:left="2880" w:hanging="360"/>
       </w:pPr>
+      <w:rPr/>
     </w:lvl>
     <w:lvl w:ilvl="7">
       <w:start w:val="1"/>
@@ -25082,6 +25056,7 @@
         </w:tabs>
         <w:ind w:left="3240" w:hanging="360"/>
       </w:pPr>
+      <w:rPr/>
     </w:lvl>
     <w:lvl w:ilvl="8">
       <w:start w:val="1"/>
@@ -25094,6 +25069,7 @@
         </w:tabs>
         <w:ind w:left="3600" w:hanging="360"/>
       </w:pPr>
+      <w:rPr/>
     </w:lvl>
   </w:abstractNum>
   <w:abstractNum w:abstractNumId="107">
@@ -25123,6 +25099,7 @@
         </w:tabs>
         <w:ind w:left="1080" w:hanging="360"/>
       </w:pPr>
+      <w:rPr/>
     </w:lvl>
     <w:lvl w:ilvl="2">
       <w:start w:val="1"/>
@@ -25135,6 +25112,7 @@
         </w:tabs>
         <w:ind w:left="1440" w:hanging="360"/>
       </w:pPr>
+      <w:rPr/>
     </w:lvl>
     <w:lvl w:ilvl="3">
       <w:start w:val="1"/>
@@ -25147,6 +25125,7 @@
         </w:tabs>
         <w:ind w:left="1800" w:hanging="360"/>
       </w:pPr>
+      <w:rPr/>
     </w:lvl>
     <w:lvl w:ilvl="4">
       <w:start w:val="1"/>
@@ -25159,6 +25138,7 @@
         </w:tabs>
         <w:ind w:left="2160" w:hanging="360"/>
       </w:pPr>
+      <w:rPr/>
     </w:lvl>
     <w:lvl w:ilvl="5">
       <w:start w:val="1"/>
@@ -25171,6 +25151,7 @@
         </w:tabs>
         <w:ind w:left="2520" w:hanging="360"/>
       </w:pPr>
+      <w:rPr/>
     </w:lvl>
     <w:lvl w:ilvl="6">
       <w:start w:val="1"/>
@@ -25183,6 +25164,7 @@
         </w:tabs>
         <w:ind w:left="2880" w:hanging="360"/>
       </w:pPr>
+      <w:rPr/>
     </w:lvl>
     <w:lvl w:ilvl="7">
       <w:start w:val="1"/>
@@ -25195,6 +25177,7 @@
         </w:tabs>
         <w:ind w:left="3240" w:hanging="360"/>
       </w:pPr>
+      <w:rPr/>
     </w:lvl>
     <w:lvl w:ilvl="8">
       <w:start w:val="1"/>
@@ -25207,6 +25190,7 @@
         </w:tabs>
         <w:ind w:left="3600" w:hanging="360"/>
       </w:pPr>
+      <w:rPr/>
     </w:lvl>
   </w:abstractNum>
   <w:abstractNum w:abstractNumId="108">
@@ -25236,6 +25220,7 @@
         </w:tabs>
         <w:ind w:left="1080" w:hanging="360"/>
       </w:pPr>
+      <w:rPr/>
     </w:lvl>
     <w:lvl w:ilvl="2">
       <w:start w:val="1"/>
@@ -25248,6 +25233,7 @@
         </w:tabs>
         <w:ind w:left="1440" w:hanging="360"/>
       </w:pPr>
+      <w:rPr/>
     </w:lvl>
     <w:lvl w:ilvl="3">
       <w:start w:val="1"/>
@@ -25260,6 +25246,7 @@
         </w:tabs>
         <w:ind w:left="1800" w:hanging="360"/>
       </w:pPr>
+      <w:rPr/>
     </w:lvl>
     <w:lvl w:ilvl="4">
       <w:start w:val="1"/>
@@ -25272,6 +25259,7 @@
         </w:tabs>
         <w:ind w:left="2160" w:hanging="360"/>
       </w:pPr>
+      <w:rPr/>
     </w:lvl>
     <w:lvl w:ilvl="5">
       <w:start w:val="1"/>
@@ -25284,6 +25272,7 @@
         </w:tabs>
         <w:ind w:left="2520" w:hanging="360"/>
       </w:pPr>
+      <w:rPr/>
     </w:lvl>
     <w:lvl w:ilvl="6">
       <w:start w:val="1"/>
@@ -25296,6 +25285,7 @@
         </w:tabs>
         <w:ind w:left="2880" w:hanging="360"/>
       </w:pPr>
+      <w:rPr/>
     </w:lvl>
     <w:lvl w:ilvl="7">
       <w:start w:val="1"/>
@@ -25308,6 +25298,7 @@
         </w:tabs>
         <w:ind w:left="3240" w:hanging="360"/>
       </w:pPr>
+      <w:rPr/>
     </w:lvl>
     <w:lvl w:ilvl="8">
       <w:start w:val="1"/>
@@ -25320,6 +25311,7 @@
         </w:tabs>
         <w:ind w:left="3600" w:hanging="360"/>
       </w:pPr>
+      <w:rPr/>
     </w:lvl>
   </w:abstractNum>
   <w:abstractNum w:abstractNumId="109">
@@ -25349,6 +25341,7 @@
         </w:tabs>
         <w:ind w:left="1080" w:hanging="360"/>
       </w:pPr>
+      <w:rPr/>
     </w:lvl>
     <w:lvl w:ilvl="2">
       <w:start w:val="1"/>
@@ -25361,6 +25354,7 @@
         </w:tabs>
         <w:ind w:left="1440" w:hanging="360"/>
       </w:pPr>
+      <w:rPr/>
     </w:lvl>
     <w:lvl w:ilvl="3">
       <w:start w:val="1"/>
@@ -25373,6 +25367,7 @@
         </w:tabs>
         <w:ind w:left="1800" w:hanging="360"/>
       </w:pPr>
+      <w:rPr/>
     </w:lvl>
     <w:lvl w:ilvl="4">
       <w:start w:val="1"/>
@@ -25385,6 +25380,7 @@
         </w:tabs>
         <w:ind w:left="2160" w:hanging="360"/>
       </w:pPr>
+      <w:rPr/>
     </w:lvl>
     <w:lvl w:ilvl="5">
       <w:start w:val="1"/>
@@ -25397,6 +25393,7 @@
         </w:tabs>
         <w:ind w:left="2520" w:hanging="360"/>
       </w:pPr>
+      <w:rPr/>
     </w:lvl>
     <w:lvl w:ilvl="6">
       <w:start w:val="1"/>
@@ -25409,6 +25406,7 @@
         </w:tabs>
         <w:ind w:left="2880" w:hanging="360"/>
       </w:pPr>
+      <w:rPr/>
     </w:lvl>
     <w:lvl w:ilvl="7">
       <w:start w:val="1"/>
@@ -25421,6 +25419,7 @@
         </w:tabs>
         <w:ind w:left="3240" w:hanging="360"/>
       </w:pPr>
+      <w:rPr/>
     </w:lvl>
     <w:lvl w:ilvl="8">
       <w:start w:val="1"/>
@@ -25433,6 +25432,7 @@
         </w:tabs>
         <w:ind w:left="3600" w:hanging="360"/>
       </w:pPr>
+      <w:rPr/>
     </w:lvl>
   </w:abstractNum>
   <w:abstractNum w:abstractNumId="110">
@@ -26627,15 +26627,15 @@
       <w:spacing w:val="5"/>
     </w:rPr>
   </w:style>
-  <w:style w:type="character" w:styleId="Bulletsuser">
-    <w:name w:val="Bullets (user)"/>
+  <w:style w:type="character" w:styleId="Bullets">
+    <w:name w:val="Bullets"/>
     <w:qFormat/>
     <w:rPr>
       <w:rFonts w:ascii="OpenSymbol" w:hAnsi="OpenSymbol" w:eastAsia="OpenSymbol" w:cs="OpenSymbol"/>
     </w:rPr>
   </w:style>
-  <w:style w:type="character" w:styleId="Bullets">
-    <w:name w:val="Bullets"/>
+  <w:style w:type="character" w:styleId="Bulletsuser">
+    <w:name w:val="Bullets (user)"/>
     <w:qFormat/>
     <w:rPr>
       <w:rFonts w:ascii="OpenSymbol" w:hAnsi="OpenSymbol" w:eastAsia="OpenSymbol" w:cs="OpenSymbol"/>
